--- a/Theorie.docx
+++ b/Theorie.docx
@@ -59,7 +59,39 @@
           <w:b/>
           <w:bCs/>
         </w:rPr>
-        <w:t>On-demand self-service</w:t>
+        <w:t>On-</w:t>
+      </w:r>
+      <w:proofErr w:type="spellStart"/>
+      <w:r>
+        <w:rPr>
+          <w:b/>
+          <w:bCs/>
+        </w:rPr>
+        <w:t>demand</w:t>
+      </w:r>
+      <w:proofErr w:type="spellEnd"/>
+      <w:r>
+        <w:rPr>
+          <w:b/>
+          <w:bCs/>
+        </w:rPr>
+        <w:t xml:space="preserve"> </w:t>
+      </w:r>
+      <w:proofErr w:type="spellStart"/>
+      <w:r>
+        <w:rPr>
+          <w:b/>
+          <w:bCs/>
+        </w:rPr>
+        <w:t>self</w:t>
+      </w:r>
+      <w:proofErr w:type="spellEnd"/>
+      <w:r>
+        <w:rPr>
+          <w:b/>
+          <w:bCs/>
+        </w:rPr>
+        <w:t>-service</w:t>
       </w:r>
       <w:r>
         <w:t xml:space="preserve"> – Nutzer stellen Ressourcen selbst bereit, ohne den Anbieter zu kontaktieren.</w:t>
@@ -77,8 +109,17 @@
           <w:b/>
           <w:bCs/>
         </w:rPr>
-        <w:t>Broad network access</w:t>
-      </w:r>
+        <w:t xml:space="preserve">Broad network </w:t>
+      </w:r>
+      <w:proofErr w:type="spellStart"/>
+      <w:r>
+        <w:rPr>
+          <w:b/>
+          <w:bCs/>
+        </w:rPr>
+        <w:t>access</w:t>
+      </w:r>
+      <w:proofErr w:type="spellEnd"/>
       <w:r>
         <w:t xml:space="preserve"> – Zugang über Standardnetzwerke und beliebige Endgeräte.</w:t>
       </w:r>
@@ -90,13 +131,31 @@
           <w:numId w:val="1"/>
         </w:numPr>
       </w:pPr>
-      <w:r>
-        <w:rPr>
-          <w:b/>
-          <w:bCs/>
-        </w:rPr>
-        <w:t>Resource pooling</w:t>
-      </w:r>
+      <w:proofErr w:type="spellStart"/>
+      <w:r>
+        <w:rPr>
+          <w:b/>
+          <w:bCs/>
+        </w:rPr>
+        <w:t>Resource</w:t>
+      </w:r>
+      <w:proofErr w:type="spellEnd"/>
+      <w:r>
+        <w:rPr>
+          <w:b/>
+          <w:bCs/>
+        </w:rPr>
+        <w:t xml:space="preserve"> </w:t>
+      </w:r>
+      <w:proofErr w:type="spellStart"/>
+      <w:r>
+        <w:rPr>
+          <w:b/>
+          <w:bCs/>
+        </w:rPr>
+        <w:t>pooling</w:t>
+      </w:r>
+      <w:proofErr w:type="spellEnd"/>
       <w:r>
         <w:t xml:space="preserve"> – Ressourcen werden mehreren Kunden gemeinsam bereitgestellt (Multi-Tenant).</w:t>
       </w:r>
@@ -113,8 +172,17 @@
           <w:b/>
           <w:bCs/>
         </w:rPr>
-        <w:t>Rapid elasticity</w:t>
-      </w:r>
+        <w:t xml:space="preserve">Rapid </w:t>
+      </w:r>
+      <w:proofErr w:type="spellStart"/>
+      <w:r>
+        <w:rPr>
+          <w:b/>
+          <w:bCs/>
+        </w:rPr>
+        <w:t>elasticity</w:t>
+      </w:r>
+      <w:proofErr w:type="spellEnd"/>
       <w:r>
         <w:t xml:space="preserve"> – Kapazitäten lassen sich automatisch und schnell skalieren.</w:t>
       </w:r>
@@ -126,24 +194,66 @@
           <w:numId w:val="1"/>
         </w:numPr>
       </w:pPr>
-      <w:r>
-        <w:rPr>
-          <w:b/>
-          <w:bCs/>
-        </w:rPr>
-        <w:t>Measured service</w:t>
-      </w:r>
-      <w:r>
-        <w:t xml:space="preserve"> – Nutzung wird gemessen und abgerechnet (Pay-per-use).</w:t>
-      </w:r>
-    </w:p>
-    <w:p>
-      <w:r>
-        <w:rPr>
-          <w:b/>
-          <w:bCs/>
-        </w:rPr>
-        <w:t>4 Deployment-Modelle</w:t>
+      <w:proofErr w:type="spellStart"/>
+      <w:r>
+        <w:rPr>
+          <w:b/>
+          <w:bCs/>
+        </w:rPr>
+        <w:t>Measured</w:t>
+      </w:r>
+      <w:proofErr w:type="spellEnd"/>
+      <w:r>
+        <w:rPr>
+          <w:b/>
+          <w:bCs/>
+        </w:rPr>
+        <w:t xml:space="preserve"> </w:t>
+      </w:r>
+      <w:proofErr w:type="spellStart"/>
+      <w:r>
+        <w:rPr>
+          <w:b/>
+          <w:bCs/>
+        </w:rPr>
+        <w:t>service</w:t>
+      </w:r>
+      <w:proofErr w:type="spellEnd"/>
+      <w:r>
+        <w:t xml:space="preserve"> – Nutzung wird gemessen und abgerechnet (Pay-per-</w:t>
+      </w:r>
+      <w:proofErr w:type="spellStart"/>
+      <w:r>
+        <w:t>use</w:t>
+      </w:r>
+      <w:proofErr w:type="spellEnd"/>
+      <w:r>
+        <w:t>).</w:t>
+      </w:r>
+    </w:p>
+    <w:p>
+      <w:r>
+        <w:rPr>
+          <w:b/>
+          <w:bCs/>
+        </w:rPr>
+        <w:t xml:space="preserve">4 </w:t>
+      </w:r>
+      <w:proofErr w:type="spellStart"/>
+      <w:r>
+        <w:rPr>
+          <w:b/>
+          <w:bCs/>
+        </w:rPr>
+        <w:t>Deployment</w:t>
+      </w:r>
+      <w:proofErr w:type="spellEnd"/>
+      <w:r>
+        <w:rPr>
+          <w:b/>
+          <w:bCs/>
+        </w:rPr>
+        <w:t>-Modelle</w:t>
       </w:r>
     </w:p>
     <w:p>
@@ -161,7 +271,15 @@
         <w:t>Private Cloud</w:t>
       </w:r>
       <w:r>
-        <w:t xml:space="preserve"> – Exklusiv für eine Organisation, on- oder off-premises.</w:t>
+        <w:t xml:space="preserve"> – Exklusiv für eine Organisation, on- oder off-</w:t>
+      </w:r>
+      <w:proofErr w:type="spellStart"/>
+      <w:r>
+        <w:t>premises</w:t>
+      </w:r>
+      <w:proofErr w:type="spellEnd"/>
+      <w:r>
+        <w:t>.</w:t>
       </w:r>
     </w:p>
     <w:p>
@@ -286,6 +404,9 @@
         <w:br w:type="page"/>
       </w:r>
       <w:r>
+        <w:rPr>
+          <w:noProof/>
+        </w:rPr>
         <w:lastRenderedPageBreak/>
         <w:drawing>
           <wp:inline distT="0" distB="0" distL="0" distR="0" wp14:anchorId="1E4BAC1A" wp14:editId="4D360276">
@@ -360,6 +481,7 @@
           <w:numId w:val="4"/>
         </w:numPr>
       </w:pPr>
+      <w:proofErr w:type="spellStart"/>
       <w:r>
         <w:rPr>
           <w:b/>
@@ -367,8 +489,25 @@
         </w:rPr>
         <w:t>FaaS</w:t>
       </w:r>
-      <w:r>
-        <w:t xml:space="preserve"> (Function as a Service) – Einzelne Funktionen serverlos ausführen (z. B. AWS Lambda)</w:t>
+      <w:proofErr w:type="spellEnd"/>
+      <w:r>
+        <w:t xml:space="preserve"> (</w:t>
+      </w:r>
+      <w:proofErr w:type="spellStart"/>
+      <w:r>
+        <w:t>Function</w:t>
+      </w:r>
+      <w:proofErr w:type="spellEnd"/>
+      <w:r>
+        <w:t xml:space="preserve"> </w:t>
+      </w:r>
+      <w:proofErr w:type="spellStart"/>
+      <w:r>
+        <w:t>as</w:t>
+      </w:r>
+      <w:proofErr w:type="spellEnd"/>
+      <w:r>
+        <w:t xml:space="preserve"> a Service) – Einzelne Funktionen serverlos ausführen (z. B. AWS Lambda)</w:t>
       </w:r>
     </w:p>
     <w:p>
@@ -378,6 +517,7 @@
           <w:numId w:val="4"/>
         </w:numPr>
       </w:pPr>
+      <w:proofErr w:type="spellStart"/>
       <w:r>
         <w:rPr>
           <w:b/>
@@ -385,8 +525,17 @@
         </w:rPr>
         <w:t>DBaaS</w:t>
       </w:r>
-      <w:r>
-        <w:t xml:space="preserve"> (Database as a Service) – Verwaltete Datenbanken (z. B. Azure SQL)</w:t>
+      <w:proofErr w:type="spellEnd"/>
+      <w:r>
+        <w:t xml:space="preserve"> (Database </w:t>
+      </w:r>
+      <w:proofErr w:type="spellStart"/>
+      <w:r>
+        <w:t>as</w:t>
+      </w:r>
+      <w:proofErr w:type="spellEnd"/>
+      <w:r>
+        <w:t xml:space="preserve"> a Service) – Verwaltete Datenbanken (z. B. Azure SQL)</w:t>
       </w:r>
     </w:p>
     <w:p>
@@ -411,7 +560,21 @@
         <w:rPr>
           <w:lang w:val="fr-CH"/>
         </w:rPr>
-        <w:t xml:space="preserve"> (Storage as a Service) – Objektspeicher (z. B. Amazon S3)</w:t>
+        <w:t xml:space="preserve"> (Storage as a Service) – </w:t>
+      </w:r>
+      <w:proofErr w:type="spellStart"/>
+      <w:r>
+        <w:rPr>
+          <w:lang w:val="fr-CH"/>
+        </w:rPr>
+        <w:t>Objektspeicher</w:t>
+      </w:r>
+      <w:proofErr w:type="spellEnd"/>
+      <w:r>
+        <w:rPr>
+          <w:lang w:val="fr-CH"/>
+        </w:rPr>
+        <w:t xml:space="preserve"> (z. B. Amazon S3)</w:t>
       </w:r>
     </w:p>
     <w:p>
@@ -421,6 +584,7 @@
           <w:numId w:val="4"/>
         </w:numPr>
       </w:pPr>
+      <w:proofErr w:type="spellStart"/>
       <w:r>
         <w:rPr>
           <w:b/>
@@ -428,8 +592,17 @@
         </w:rPr>
         <w:t>SECaaS</w:t>
       </w:r>
-      <w:r>
-        <w:t xml:space="preserve"> (Security as a Service) – Sicherheitsdienste aus der Cloud (z. B. Firewalls, IAM)</w:t>
+      <w:proofErr w:type="spellEnd"/>
+      <w:r>
+        <w:t xml:space="preserve"> (Security </w:t>
+      </w:r>
+      <w:proofErr w:type="spellStart"/>
+      <w:r>
+        <w:t>as</w:t>
+      </w:r>
+      <w:proofErr w:type="spellEnd"/>
+      <w:r>
+        <w:t xml:space="preserve"> a Service) – Sicherheitsdienste aus der Cloud (z. B. Firewalls, IAM)</w:t>
       </w:r>
     </w:p>
     <w:p>
@@ -442,6 +615,7 @@
           <w:lang w:val="fr-CH"/>
         </w:rPr>
       </w:pPr>
+      <w:proofErr w:type="spellStart"/>
       <w:r>
         <w:rPr>
           <w:b/>
@@ -450,11 +624,40 @@
         </w:rPr>
         <w:t>AIaaS</w:t>
       </w:r>
+      <w:proofErr w:type="spellEnd"/>
       <w:r>
         <w:rPr>
           <w:lang w:val="fr-CH"/>
         </w:rPr>
-        <w:t xml:space="preserve"> (AI as a Service) – ML-Modelle und APIs (z. B. OpenAI, Google Vertex AI)</w:t>
+        <w:t xml:space="preserve"> (AI as a Service) – ML-Modelle </w:t>
+      </w:r>
+      <w:proofErr w:type="spellStart"/>
+      <w:r>
+        <w:rPr>
+          <w:lang w:val="fr-CH"/>
+        </w:rPr>
+        <w:t>und</w:t>
+      </w:r>
+      <w:proofErr w:type="spellEnd"/>
+      <w:r>
+        <w:rPr>
+          <w:lang w:val="fr-CH"/>
+        </w:rPr>
+        <w:t xml:space="preserve"> APIs (z. B. </w:t>
+      </w:r>
+      <w:proofErr w:type="spellStart"/>
+      <w:r>
+        <w:rPr>
+          <w:lang w:val="fr-CH"/>
+        </w:rPr>
+        <w:t>OpenAI</w:t>
+      </w:r>
+      <w:proofErr w:type="spellEnd"/>
+      <w:r>
+        <w:rPr>
+          <w:lang w:val="fr-CH"/>
+        </w:rPr>
+        <w:t>, Google Vertex AI)</w:t>
       </w:r>
     </w:p>
     <w:p>
@@ -464,6 +667,7 @@
           <w:numId w:val="4"/>
         </w:numPr>
       </w:pPr>
+      <w:proofErr w:type="spellStart"/>
       <w:r>
         <w:rPr>
           <w:b/>
@@ -471,8 +675,25 @@
         </w:rPr>
         <w:t>DRaaS</w:t>
       </w:r>
-      <w:r>
-        <w:t xml:space="preserve"> (Disaster Recovery as a Service) – Backup und Wiederherstellung</w:t>
+      <w:proofErr w:type="spellEnd"/>
+      <w:r>
+        <w:t xml:space="preserve"> (</w:t>
+      </w:r>
+      <w:proofErr w:type="spellStart"/>
+      <w:r>
+        <w:t>Disaster</w:t>
+      </w:r>
+      <w:proofErr w:type="spellEnd"/>
+      <w:r>
+        <w:t xml:space="preserve"> Recovery </w:t>
+      </w:r>
+      <w:proofErr w:type="spellStart"/>
+      <w:r>
+        <w:t>as</w:t>
+      </w:r>
+      <w:proofErr w:type="spellEnd"/>
+      <w:r>
+        <w:t xml:space="preserve"> a Service) – Backup und Wiederherstellung</w:t>
       </w:r>
     </w:p>
     <w:p>
@@ -532,7 +753,23 @@
           <w:b/>
           <w:bCs/>
         </w:rPr>
-        <w:t>Google Cloud Platform (GCP)</w:t>
+        <w:t xml:space="preserve">Google Cloud </w:t>
+      </w:r>
+      <w:proofErr w:type="spellStart"/>
+      <w:r>
+        <w:rPr>
+          <w:b/>
+          <w:bCs/>
+        </w:rPr>
+        <w:t>Platform</w:t>
+      </w:r>
+      <w:proofErr w:type="spellEnd"/>
+      <w:r>
+        <w:rPr>
+          <w:b/>
+          <w:bCs/>
+        </w:rPr>
+        <w:t xml:space="preserve"> (GCP)</w:t>
       </w:r>
       <w:r>
         <w:t xml:space="preserve"> – Stärken in KI/ML und Big Data</w:t>
@@ -622,8 +859,17 @@
           <w:bCs/>
         </w:rPr>
         <w:lastRenderedPageBreak/>
-        <w:t>Monitoring vs. Logging</w:t>
-      </w:r>
+        <w:t xml:space="preserve">Monitoring vs. </w:t>
+      </w:r>
+      <w:proofErr w:type="spellStart"/>
+      <w:r>
+        <w:rPr>
+          <w:b/>
+          <w:bCs/>
+        </w:rPr>
+        <w:t>Logging</w:t>
+      </w:r>
+      <w:proofErr w:type="spellEnd"/>
     </w:p>
     <w:tbl>
       <w:tblPr>
@@ -690,6 +936,7 @@
                 <w:bCs/>
               </w:rPr>
             </w:pPr>
+            <w:proofErr w:type="spellStart"/>
             <w:r>
               <w:rPr>
                 <w:b/>
@@ -697,6 +944,7 @@
               </w:rPr>
               <w:t>Logging</w:t>
             </w:r>
+            <w:proofErr w:type="spellEnd"/>
           </w:p>
         </w:tc>
       </w:tr>
@@ -922,20 +1170,38 @@
           </w:tcPr>
           <w:p>
             <w:r>
-              <w:t>Prometheus, Datadog, CloudWatch</w:t>
-            </w:r>
-          </w:p>
-        </w:tc>
-        <w:tc>
-          <w:tcPr>
-            <w:tcW w:w="0" w:type="auto"/>
-            <w:vAlign w:val="center"/>
-            <w:hideMark/>
-          </w:tcPr>
-          <w:p>
-            <w:r>
-              <w:t>ELK Stack, Splunk, CloudTrail</w:t>
-            </w:r>
+              <w:t xml:space="preserve">Prometheus, </w:t>
+            </w:r>
+            <w:proofErr w:type="spellStart"/>
+            <w:r>
+              <w:t>Datadog</w:t>
+            </w:r>
+            <w:proofErr w:type="spellEnd"/>
+            <w:r>
+              <w:t xml:space="preserve">, </w:t>
+            </w:r>
+            <w:proofErr w:type="spellStart"/>
+            <w:r>
+              <w:t>CloudWatch</w:t>
+            </w:r>
+            <w:proofErr w:type="spellEnd"/>
+          </w:p>
+        </w:tc>
+        <w:tc>
+          <w:tcPr>
+            <w:tcW w:w="0" w:type="auto"/>
+            <w:vAlign w:val="center"/>
+            <w:hideMark/>
+          </w:tcPr>
+          <w:p>
+            <w:r>
+              <w:t xml:space="preserve">ELK Stack, Splunk, </w:t>
+            </w:r>
+            <w:proofErr w:type="spellStart"/>
+            <w:r>
+              <w:t>CloudTrail</w:t>
+            </w:r>
+            <w:proofErr w:type="spellEnd"/>
           </w:p>
         </w:tc>
       </w:tr>
@@ -952,7 +1218,15 @@
         <w:t>was gerade passiert</w:t>
       </w:r>
       <w:r>
-        <w:t xml:space="preserve">, Logging erklärt </w:t>
+        <w:t xml:space="preserve">, </w:t>
+      </w:r>
+      <w:proofErr w:type="spellStart"/>
+      <w:r>
+        <w:t>Logging</w:t>
+      </w:r>
+      <w:proofErr w:type="spellEnd"/>
+      <w:r>
+        <w:t xml:space="preserve"> erklärt </w:t>
       </w:r>
       <w:r>
         <w:rPr>
@@ -989,8 +1263,29 @@
         <w:t>Kosteneffizienz</w:t>
       </w:r>
       <w:r>
-        <w:t xml:space="preserve"> – Keine Investitionskosten (CapEx → OpEx), Pay-per-use</w:t>
-      </w:r>
+        <w:t xml:space="preserve"> – Keine Investitionskosten (</w:t>
+      </w:r>
+      <w:proofErr w:type="spellStart"/>
+      <w:r>
+        <w:t>CapEx</w:t>
+      </w:r>
+      <w:proofErr w:type="spellEnd"/>
+      <w:r>
+        <w:t xml:space="preserve"> → </w:t>
+      </w:r>
+      <w:proofErr w:type="spellStart"/>
+      <w:r>
+        <w:t>OpEx</w:t>
+      </w:r>
+      <w:proofErr w:type="spellEnd"/>
+      <w:r>
+        <w:t>), Pay-per-</w:t>
+      </w:r>
+      <w:proofErr w:type="spellStart"/>
+      <w:r>
+        <w:t>use</w:t>
+      </w:r>
+      <w:proofErr w:type="spellEnd"/>
     </w:p>
     <w:p>
       <w:pPr>
@@ -1214,7 +1509,15 @@
         <w:t>Sicherheitsrisiken</w:t>
       </w:r>
       <w:r>
-        <w:t xml:space="preserve"> – Shared Infrastructure, Angriffsfläche beim Anbieter</w:t>
+        <w:t xml:space="preserve"> – </w:t>
+      </w:r>
+      <w:proofErr w:type="spellStart"/>
+      <w:r>
+        <w:t>Shared</w:t>
+      </w:r>
+      <w:proofErr w:type="spellEnd"/>
+      <w:r>
+        <w:t xml:space="preserve"> Infrastructure, Angriffsfläche beim Anbieter</w:t>
       </w:r>
     </w:p>
     <w:p>
@@ -1236,13 +1539,38 @@
       </w:r>
     </w:p>
     <w:p>
+      <w:proofErr w:type="spellStart"/>
       <w:r>
         <w:rPr>
           <w:b/>
           <w:bCs/>
         </w:rPr>
         <w:lastRenderedPageBreak/>
-        <w:t>Shared Responsibility Model</w:t>
+        <w:t>Shared</w:t>
+      </w:r>
+      <w:proofErr w:type="spellEnd"/>
+      <w:r>
+        <w:rPr>
+          <w:b/>
+          <w:bCs/>
+        </w:rPr>
+        <w:t xml:space="preserve"> </w:t>
+      </w:r>
+      <w:proofErr w:type="spellStart"/>
+      <w:r>
+        <w:rPr>
+          <w:b/>
+          <w:bCs/>
+        </w:rPr>
+        <w:t>Responsibility</w:t>
+      </w:r>
+      <w:proofErr w:type="spellEnd"/>
+      <w:r>
+        <w:rPr>
+          <w:b/>
+          <w:bCs/>
+        </w:rPr>
+        <w:t xml:space="preserve"> Model</w:t>
       </w:r>
     </w:p>
     <w:p>
@@ -1663,23 +1991,107 @@
       <w:r>
         <w:t xml:space="preserve"> Der Anbieter sichert die Cloud-Infrastruktur selbst (</w:t>
       </w:r>
+      <w:proofErr w:type="spellStart"/>
       <w:r>
         <w:rPr>
           <w:i/>
           <w:iCs/>
         </w:rPr>
-        <w:t>security of the cloud</w:t>
-      </w:r>
-      <w:r>
-        <w:t>). Der Kunde ist verantwortlich für alles, was er darin betreibt (</w:t>
-      </w:r>
+        <w:t>security</w:t>
+      </w:r>
+      <w:proofErr w:type="spellEnd"/>
       <w:r>
         <w:rPr>
           <w:i/>
           <w:iCs/>
         </w:rPr>
-        <w:t>security in the cloud</w:t>
-      </w:r>
+        <w:t xml:space="preserve"> </w:t>
+      </w:r>
+      <w:proofErr w:type="spellStart"/>
+      <w:r>
+        <w:rPr>
+          <w:i/>
+          <w:iCs/>
+        </w:rPr>
+        <w:t>of</w:t>
+      </w:r>
+      <w:proofErr w:type="spellEnd"/>
+      <w:r>
+        <w:rPr>
+          <w:i/>
+          <w:iCs/>
+        </w:rPr>
+        <w:t xml:space="preserve"> </w:t>
+      </w:r>
+      <w:proofErr w:type="spellStart"/>
+      <w:r>
+        <w:rPr>
+          <w:i/>
+          <w:iCs/>
+        </w:rPr>
+        <w:t>the</w:t>
+      </w:r>
+      <w:proofErr w:type="spellEnd"/>
+      <w:r>
+        <w:rPr>
+          <w:i/>
+          <w:iCs/>
+        </w:rPr>
+        <w:t xml:space="preserve"> </w:t>
+      </w:r>
+      <w:proofErr w:type="spellStart"/>
+      <w:r>
+        <w:rPr>
+          <w:i/>
+          <w:iCs/>
+        </w:rPr>
+        <w:t>cloud</w:t>
+      </w:r>
+      <w:proofErr w:type="spellEnd"/>
+      <w:r>
+        <w:t>). Der Kunde ist verantwortlich für alles, was er darin betreibt (</w:t>
+      </w:r>
+      <w:proofErr w:type="spellStart"/>
+      <w:r>
+        <w:rPr>
+          <w:i/>
+          <w:iCs/>
+        </w:rPr>
+        <w:t>security</w:t>
+      </w:r>
+      <w:proofErr w:type="spellEnd"/>
+      <w:r>
+        <w:rPr>
+          <w:i/>
+          <w:iCs/>
+        </w:rPr>
+        <w:t xml:space="preserve"> in </w:t>
+      </w:r>
+      <w:proofErr w:type="spellStart"/>
+      <w:r>
+        <w:rPr>
+          <w:i/>
+          <w:iCs/>
+        </w:rPr>
+        <w:t>the</w:t>
+      </w:r>
+      <w:proofErr w:type="spellEnd"/>
+      <w:r>
+        <w:rPr>
+          <w:i/>
+          <w:iCs/>
+        </w:rPr>
+        <w:t xml:space="preserve"> </w:t>
+      </w:r>
+      <w:proofErr w:type="spellStart"/>
+      <w:r>
+        <w:rPr>
+          <w:i/>
+          <w:iCs/>
+        </w:rPr>
+        <w:t>cloud</w:t>
+      </w:r>
+      <w:proofErr w:type="spellEnd"/>
       <w:r>
         <w:t>) – insbesondere Daten, Identitäten und Konfigurationen. Fehlkonfigurationen durch den Kunden sind die häufigste Ursache für Cloud-Sicherheitsvorfälle.</w:t>
       </w:r>
@@ -1717,7 +2129,79 @@
     </w:p>
     <w:p>
       <w:r>
-        <w:t>Über SaaS/PaaS/IaaS hinaus: FaaS (z. B. AWS Lambda), DBaaS (verwaltete Datenbanken), STaaS (Objektspeicher), SECaaS (Sicherheit als Dienst), AIaaS (ML-APIs), DRaaS (Disaster Recovery), CaaS (Container as a Service).</w:t>
+        <w:t xml:space="preserve">Über SaaS/PaaS/IaaS hinaus: </w:t>
+      </w:r>
+      <w:proofErr w:type="spellStart"/>
+      <w:r>
+        <w:t>FaaS</w:t>
+      </w:r>
+      <w:proofErr w:type="spellEnd"/>
+      <w:r>
+        <w:t xml:space="preserve"> (z. B. AWS Lambda), </w:t>
+      </w:r>
+      <w:proofErr w:type="spellStart"/>
+      <w:r>
+        <w:t>DBaaS</w:t>
+      </w:r>
+      <w:proofErr w:type="spellEnd"/>
+      <w:r>
+        <w:t xml:space="preserve"> (verwaltete Datenbanken), </w:t>
+      </w:r>
+      <w:proofErr w:type="spellStart"/>
+      <w:r>
+        <w:t>STaaS</w:t>
+      </w:r>
+      <w:proofErr w:type="spellEnd"/>
+      <w:r>
+        <w:t xml:space="preserve"> (Objektspeicher), </w:t>
+      </w:r>
+      <w:proofErr w:type="spellStart"/>
+      <w:r>
+        <w:t>SECaaS</w:t>
+      </w:r>
+      <w:proofErr w:type="spellEnd"/>
+      <w:r>
+        <w:t xml:space="preserve"> (Sicherheit als Dienst), </w:t>
+      </w:r>
+      <w:proofErr w:type="spellStart"/>
+      <w:r>
+        <w:t>AIaaS</w:t>
+      </w:r>
+      <w:proofErr w:type="spellEnd"/>
+      <w:r>
+        <w:t xml:space="preserve"> (ML-APIs), </w:t>
+      </w:r>
+      <w:proofErr w:type="spellStart"/>
+      <w:r>
+        <w:t>DRaaS</w:t>
+      </w:r>
+      <w:proofErr w:type="spellEnd"/>
+      <w:r>
+        <w:t xml:space="preserve"> (</w:t>
+      </w:r>
+      <w:proofErr w:type="spellStart"/>
+      <w:r>
+        <w:t>Disaster</w:t>
+      </w:r>
+      <w:proofErr w:type="spellEnd"/>
+      <w:r>
+        <w:t xml:space="preserve"> Recovery), </w:t>
+      </w:r>
+      <w:proofErr w:type="spellStart"/>
+      <w:r>
+        <w:t>CaaS</w:t>
+      </w:r>
+      <w:proofErr w:type="spellEnd"/>
+      <w:r>
+        <w:t xml:space="preserve"> (Container </w:t>
+      </w:r>
+      <w:proofErr w:type="spellStart"/>
+      <w:r>
+        <w:t>as</w:t>
+      </w:r>
+      <w:proofErr w:type="spellEnd"/>
+      <w:r>
+        <w:t xml:space="preserve"> a Service).</w:t>
       </w:r>
     </w:p>
     <w:p>
@@ -2023,8 +2507,13 @@
           </w:tcPr>
           <w:p>
             <w:r>
-              <w:t>Oft günstigstes Compute</w:t>
-            </w:r>
+              <w:t xml:space="preserve">Oft günstigstes </w:t>
+            </w:r>
+            <w:proofErr w:type="spellStart"/>
+            <w:r>
+              <w:t>Compute</w:t>
+            </w:r>
+            <w:proofErr w:type="spellEnd"/>
           </w:p>
         </w:tc>
       </w:tr>
@@ -2105,8 +2594,13 @@
           </w:tcPr>
           <w:p>
             <w:r>
-              <w:t>IAM, Shield, GuardDuty</w:t>
-            </w:r>
+              <w:t xml:space="preserve">IAM, Shield, </w:t>
+            </w:r>
+            <w:proofErr w:type="spellStart"/>
+            <w:r>
+              <w:t>GuardDuty</w:t>
+            </w:r>
+            <w:proofErr w:type="spellEnd"/>
           </w:p>
         </w:tc>
         <w:tc>
@@ -2128,8 +2622,13 @@
             <w:hideMark/>
           </w:tcPr>
           <w:p>
-            <w:r>
-              <w:t>BeyondCorp, Cloud Armor</w:t>
+            <w:proofErr w:type="spellStart"/>
+            <w:r>
+              <w:t>BeyondCorp</w:t>
+            </w:r>
+            <w:proofErr w:type="spellEnd"/>
+            <w:r>
+              <w:t>, Cloud Armor</w:t>
             </w:r>
           </w:p>
         </w:tc>
@@ -2265,8 +2764,29 @@
         </w:numPr>
       </w:pPr>
       <w:r>
-        <w:t>Keine Hardwarekosten (CapEx → OpEx), Pay-per-use</w:t>
-      </w:r>
+        <w:t>Keine Hardwarekosten (</w:t>
+      </w:r>
+      <w:proofErr w:type="spellStart"/>
+      <w:r>
+        <w:t>CapEx</w:t>
+      </w:r>
+      <w:proofErr w:type="spellEnd"/>
+      <w:r>
+        <w:t xml:space="preserve"> → </w:t>
+      </w:r>
+      <w:proofErr w:type="spellStart"/>
+      <w:r>
+        <w:t>OpEx</w:t>
+      </w:r>
+      <w:proofErr w:type="spellEnd"/>
+      <w:r>
+        <w:t>), Pay-per-</w:t>
+      </w:r>
+      <w:proofErr w:type="spellStart"/>
+      <w:r>
+        <w:t>use</w:t>
+      </w:r>
+      <w:proofErr w:type="spellEnd"/>
     </w:p>
     <w:p>
       <w:pPr>
@@ -2381,8 +2901,13 @@
         </w:numPr>
       </w:pPr>
       <w:r>
-        <w:t>Laufende Kosten bei hoher Nutzung teurer als eigene Infra</w:t>
-      </w:r>
+        <w:t xml:space="preserve">Laufende Kosten bei hoher Nutzung teurer als eigene </w:t>
+      </w:r>
+      <w:proofErr w:type="spellStart"/>
+      <w:r>
+        <w:t>Infra</w:t>
+      </w:r>
+      <w:proofErr w:type="spellEnd"/>
     </w:p>
     <w:p>
       <w:pPr>
@@ -2414,12 +2939,37 @@
       </w:r>
     </w:p>
     <w:p>
-      <w:r>
-        <w:rPr>
-          <w:b/>
-          <w:bCs/>
-        </w:rPr>
-        <w:t>Shared Responsibility Model</w:t>
+      <w:proofErr w:type="spellStart"/>
+      <w:r>
+        <w:rPr>
+          <w:b/>
+          <w:bCs/>
+        </w:rPr>
+        <w:t>Shared</w:t>
+      </w:r>
+      <w:proofErr w:type="spellEnd"/>
+      <w:r>
+        <w:rPr>
+          <w:b/>
+          <w:bCs/>
+        </w:rPr>
+        <w:t xml:space="preserve"> </w:t>
+      </w:r>
+      <w:proofErr w:type="spellStart"/>
+      <w:r>
+        <w:rPr>
+          <w:b/>
+          <w:bCs/>
+        </w:rPr>
+        <w:t>Responsibility</w:t>
+      </w:r>
+      <w:proofErr w:type="spellEnd"/>
+      <w:r>
+        <w:rPr>
+          <w:b/>
+          <w:bCs/>
+        </w:rPr>
+        <w:t xml:space="preserve"> Model</w:t>
       </w:r>
     </w:p>
     <w:p>
@@ -2553,7 +3103,15 @@
         </w:numPr>
       </w:pPr>
       <w:r>
-        <w:t>Basiert auf Linux-Mechanismen: Namespaces (Isolation) und cgroups (Ressourcenlimitierung)</w:t>
+        <w:t xml:space="preserve">Basiert auf Linux-Mechanismen: Namespaces (Isolation) und </w:t>
+      </w:r>
+      <w:proofErr w:type="spellStart"/>
+      <w:r>
+        <w:t>cgroups</w:t>
+      </w:r>
+      <w:proofErr w:type="spellEnd"/>
+      <w:r>
+        <w:t xml:space="preserve"> (Ressourcenlimitierung)</w:t>
       </w:r>
     </w:p>
     <w:p>
@@ -2953,12 +3511,68 @@
     </w:p>
     <w:p>
       <w:r>
-        <w:t>Container: Docker, Podman, containerd, LXC, Kubernetes, OpenShift, Docker Compose, Helm</w:t>
-      </w:r>
-    </w:p>
-    <w:p>
-      <w:r>
-        <w:t>Virtuelle Server (VM): VMware vSphere/ESXi, Microsoft Hyper-V, Oracle VirtualBox, KVM, Proxmox, Citrix Hypervisor, AWS EC2, Azure VMs</w:t>
+        <w:t xml:space="preserve">Container: Docker, </w:t>
+      </w:r>
+      <w:proofErr w:type="spellStart"/>
+      <w:r>
+        <w:t>Podman</w:t>
+      </w:r>
+      <w:proofErr w:type="spellEnd"/>
+      <w:r>
+        <w:t xml:space="preserve">, </w:t>
+      </w:r>
+      <w:proofErr w:type="spellStart"/>
+      <w:r>
+        <w:t>containerd</w:t>
+      </w:r>
+      <w:proofErr w:type="spellEnd"/>
+      <w:r>
+        <w:t xml:space="preserve">, LXC, </w:t>
+      </w:r>
+      <w:proofErr w:type="spellStart"/>
+      <w:r>
+        <w:t>Kubernetes</w:t>
+      </w:r>
+      <w:proofErr w:type="spellEnd"/>
+      <w:r>
+        <w:t xml:space="preserve">, </w:t>
+      </w:r>
+      <w:proofErr w:type="spellStart"/>
+      <w:r>
+        <w:t>OpenShift</w:t>
+      </w:r>
+      <w:proofErr w:type="spellEnd"/>
+      <w:r>
+        <w:t xml:space="preserve">, Docker </w:t>
+      </w:r>
+      <w:proofErr w:type="spellStart"/>
+      <w:r>
+        <w:t>Compose</w:t>
+      </w:r>
+      <w:proofErr w:type="spellEnd"/>
+      <w:r>
+        <w:t>, Helm</w:t>
+      </w:r>
+    </w:p>
+    <w:p>
+      <w:r>
+        <w:t>Virtuelle Server (VM): VMware vSphere/</w:t>
+      </w:r>
+      <w:proofErr w:type="spellStart"/>
+      <w:r>
+        <w:t>ESXi</w:t>
+      </w:r>
+      <w:proofErr w:type="spellEnd"/>
+      <w:r>
+        <w:t xml:space="preserve">, Microsoft Hyper-V, Oracle VirtualBox, KVM, </w:t>
+      </w:r>
+      <w:proofErr w:type="spellStart"/>
+      <w:r>
+        <w:t>Proxmox</w:t>
+      </w:r>
+      <w:proofErr w:type="spellEnd"/>
+      <w:r>
+        <w:t>, Citrix Hypervisor, AWS EC2, Azure VMs</w:t>
       </w:r>
     </w:p>
     <w:p>
@@ -3185,7 +3799,15 @@
           </w:tcPr>
           <w:p>
             <w:r>
-              <w:t>sehr hoch (läuft überall mit Container-Runtime)</w:t>
+              <w:t>sehr hoch (läuft überall mit Container-</w:t>
+            </w:r>
+            <w:proofErr w:type="spellStart"/>
+            <w:r>
+              <w:t>Runtime</w:t>
+            </w:r>
+            <w:proofErr w:type="spellEnd"/>
+            <w:r>
+              <w:t>)</w:t>
             </w:r>
           </w:p>
         </w:tc>
@@ -3334,8 +3956,13 @@
           <w:numId w:val="12"/>
         </w:numPr>
       </w:pPr>
-      <w:r>
-        <w:t>Stateful-Workloads mit komplexen Dateisystemen laufen</w:t>
+      <w:proofErr w:type="spellStart"/>
+      <w:r>
+        <w:t>Stateful</w:t>
+      </w:r>
+      <w:proofErr w:type="spellEnd"/>
+      <w:r>
+        <w:t>-Workloads mit komplexen Dateisystemen laufen</w:t>
       </w:r>
     </w:p>
     <w:p>
@@ -3385,7 +4012,23 @@
         <w:t>Image</w:t>
       </w:r>
       <w:r>
-        <w:t xml:space="preserve"> – Unveränderliche Vorlage (Snapshot) mit App + Abhängigkeiten + Konfiguration. Wird aus einem Dockerfile gebaut. Read-only.</w:t>
+        <w:t xml:space="preserve"> – Unveränderliche Vorlage (Snapshot) mit App + Abhängigkeiten + Konfiguration. Wird aus einem </w:t>
+      </w:r>
+      <w:proofErr w:type="spellStart"/>
+      <w:r>
+        <w:t>Dockerfile</w:t>
+      </w:r>
+      <w:proofErr w:type="spellEnd"/>
+      <w:r>
+        <w:t xml:space="preserve"> gebaut. Read-</w:t>
+      </w:r>
+      <w:proofErr w:type="spellStart"/>
+      <w:r>
+        <w:t>only</w:t>
+      </w:r>
+      <w:proofErr w:type="spellEnd"/>
+      <w:r>
+        <w:t>.</w:t>
       </w:r>
     </w:p>
     <w:p>
@@ -3442,7 +4085,23 @@
           <w:b/>
           <w:bCs/>
         </w:rPr>
-        <w:t>Warum sind laufende Container immutable?</w:t>
+        <w:t xml:space="preserve">Warum sind laufende Container </w:t>
+      </w:r>
+      <w:proofErr w:type="spellStart"/>
+      <w:r>
+        <w:rPr>
+          <w:b/>
+          <w:bCs/>
+        </w:rPr>
+        <w:t>immutable</w:t>
+      </w:r>
+      <w:proofErr w:type="spellEnd"/>
+      <w:r>
+        <w:rPr>
+          <w:b/>
+          <w:bCs/>
+        </w:rPr>
+        <w:t>?</w:t>
       </w:r>
     </w:p>
     <w:p>
@@ -3454,7 +4113,15 @@
       </w:pPr>
       <w:r>
         <w:lastRenderedPageBreak/>
-        <w:t>Container werden aus einem Read-only Image gestartet – das Image selbst ändert sich nie</w:t>
+        <w:t>Container werden aus einem Read-</w:t>
+      </w:r>
+      <w:proofErr w:type="spellStart"/>
+      <w:r>
+        <w:t>only</w:t>
+      </w:r>
+      <w:proofErr w:type="spellEnd"/>
+      <w:r>
+        <w:t xml:space="preserve"> Image gestartet – das Image selbst ändert sich nie</w:t>
       </w:r>
     </w:p>
     <w:p>
@@ -3509,7 +4176,15 @@
         </w:numPr>
       </w:pPr>
       <w:r>
-        <w:t>Kein «Configuration Drift»</w:t>
+        <w:t>Kein «</w:t>
+      </w:r>
+      <w:proofErr w:type="spellStart"/>
+      <w:r>
+        <w:t>Configuration</w:t>
+      </w:r>
+      <w:proofErr w:type="spellEnd"/>
+      <w:r>
+        <w:t xml:space="preserve"> Drift»</w:t>
       </w:r>
     </w:p>
     <w:p>
@@ -3547,8 +4222,33 @@
           <w:b/>
           <w:bCs/>
         </w:rPr>
-        <w:t>Self-Managed vs. Fully Managed</w:t>
-      </w:r>
+        <w:t>Self-</w:t>
+      </w:r>
+      <w:proofErr w:type="spellStart"/>
+      <w:r>
+        <w:rPr>
+          <w:b/>
+          <w:bCs/>
+        </w:rPr>
+        <w:t>Managed</w:t>
+      </w:r>
+      <w:proofErr w:type="spellEnd"/>
+      <w:r>
+        <w:rPr>
+          <w:b/>
+          <w:bCs/>
+        </w:rPr>
+        <w:t xml:space="preserve"> vs. Fully </w:t>
+      </w:r>
+      <w:proofErr w:type="spellStart"/>
+      <w:r>
+        <w:rPr>
+          <w:b/>
+          <w:bCs/>
+        </w:rPr>
+        <w:t>Managed</w:t>
+      </w:r>
+      <w:proofErr w:type="spellEnd"/>
     </w:p>
     <w:tbl>
       <w:tblPr>
@@ -3612,8 +4312,17 @@
                 <w:b/>
                 <w:bCs/>
               </w:rPr>
-              <w:t>Self-Managed</w:t>
-            </w:r>
+              <w:t>Self-</w:t>
+            </w:r>
+            <w:proofErr w:type="spellStart"/>
+            <w:r>
+              <w:rPr>
+                <w:b/>
+                <w:bCs/>
+              </w:rPr>
+              <w:t>Managed</w:t>
+            </w:r>
+            <w:proofErr w:type="spellEnd"/>
           </w:p>
         </w:tc>
         <w:tc>
@@ -3634,8 +4343,17 @@
                 <w:b/>
                 <w:bCs/>
               </w:rPr>
-              <w:t>Fully Managed</w:t>
-            </w:r>
+              <w:t xml:space="preserve">Fully </w:t>
+            </w:r>
+            <w:proofErr w:type="spellStart"/>
+            <w:r>
+              <w:rPr>
+                <w:b/>
+                <w:bCs/>
+              </w:rPr>
+              <w:t>Managed</w:t>
+            </w:r>
+            <w:proofErr w:type="spellEnd"/>
           </w:p>
         </w:tc>
       </w:tr>
@@ -3839,8 +4557,13 @@
           </w:tcPr>
           <w:p>
             <w:r>
-              <w:t>AWS EC2 Auto Scaling</w:t>
-            </w:r>
+              <w:t xml:space="preserve">AWS EC2 Auto </w:t>
+            </w:r>
+            <w:proofErr w:type="spellStart"/>
+            <w:r>
+              <w:t>Scaling</w:t>
+            </w:r>
+            <w:proofErr w:type="spellEnd"/>
           </w:p>
         </w:tc>
       </w:tr>
@@ -3868,7 +4591,23 @@
           </w:tcPr>
           <w:p>
             <w:r>
-              <w:t>Eigenes Kubernetes (kubeadm)</w:t>
+              <w:t xml:space="preserve">Eigenes </w:t>
+            </w:r>
+            <w:proofErr w:type="spellStart"/>
+            <w:r>
+              <w:t>Kubernetes</w:t>
+            </w:r>
+            <w:proofErr w:type="spellEnd"/>
+            <w:r>
+              <w:t xml:space="preserve"> (</w:t>
+            </w:r>
+            <w:proofErr w:type="spellStart"/>
+            <w:r>
+              <w:t>kubeadm</w:t>
+            </w:r>
+            <w:proofErr w:type="spellEnd"/>
+            <w:r>
+              <w:t>)</w:t>
             </w:r>
           </w:p>
         </w:tc>
@@ -3970,7 +4709,15 @@
     </w:tbl>
     <w:p>
       <w:r>
-        <w:t>Faustregel: Je mehr Eigenverantwortung, desto mehr Kontrolle – aber auch mehr Betriebsaufwand. Fully Managed lohnt sich wenn Entwicklung wichtiger ist als Infrastruktur.</w:t>
+        <w:t xml:space="preserve">Faustregel: Je mehr Eigenverantwortung, desto mehr Kontrolle – aber auch mehr Betriebsaufwand. Fully </w:t>
+      </w:r>
+      <w:proofErr w:type="spellStart"/>
+      <w:r>
+        <w:t>Managed</w:t>
+      </w:r>
+      <w:proofErr w:type="spellEnd"/>
+      <w:r>
+        <w:t xml:space="preserve"> lohnt sich wenn Entwicklung wichtiger ist als Infrastruktur.</w:t>
       </w:r>
     </w:p>
     <w:p>
@@ -4044,7 +4791,15 @@
         </w:numPr>
       </w:pPr>
       <w:r>
-        <w:t>Was passiert, wenn ein Container abstürzt? (Self-healing)</w:t>
+        <w:t>Was passiert, wenn ein Container abstürzt? (Self-</w:t>
+      </w:r>
+      <w:proofErr w:type="spellStart"/>
+      <w:r>
+        <w:t>healing</w:t>
+      </w:r>
+      <w:proofErr w:type="spellEnd"/>
+      <w:r>
+        <w:t>)</w:t>
       </w:r>
     </w:p>
     <w:p>
@@ -4055,7 +4810,15 @@
         </w:numPr>
       </w:pPr>
       <w:r>
-        <w:t>Wie werden Lasten verteilt? (Load Balancing)</w:t>
+        <w:t xml:space="preserve">Wie werden Lasten verteilt? (Load </w:t>
+      </w:r>
+      <w:proofErr w:type="spellStart"/>
+      <w:r>
+        <w:t>Balancing</w:t>
+      </w:r>
+      <w:proofErr w:type="spellEnd"/>
+      <w:r>
+        <w:t>)</w:t>
       </w:r>
     </w:p>
     <w:p>
@@ -4066,7 +4829,15 @@
         </w:numPr>
       </w:pPr>
       <w:r>
-        <w:t>Wie skaliert man bei Lastspitzen? (Auto-Scaling)</w:t>
+        <w:t>Wie skaliert man bei Lastspitzen? (Auto-</w:t>
+      </w:r>
+      <w:proofErr w:type="spellStart"/>
+      <w:r>
+        <w:t>Scaling</w:t>
+      </w:r>
+      <w:proofErr w:type="spellEnd"/>
+      <w:r>
+        <w:t>)</w:t>
       </w:r>
     </w:p>
     <w:p>
@@ -4109,7 +4880,15 @@
     </w:p>
     <w:p>
       <w:r>
-        <w:t>Grundprinzip am Beispiel Kubernetes:</w:t>
+        <w:t xml:space="preserve">Grundprinzip am Beispiel </w:t>
+      </w:r>
+      <w:proofErr w:type="spellStart"/>
+      <w:r>
+        <w:t>Kubernetes</w:t>
+      </w:r>
+      <w:proofErr w:type="spellEnd"/>
+      <w:r>
+        <w:t>:</w:t>
       </w:r>
     </w:p>
     <w:p>
@@ -4170,8 +4949,13 @@
           <w:numId w:val="16"/>
         </w:numPr>
       </w:pPr>
-      <w:r>
-        <w:t>etcd: verteilte Datenbank für Clusterzustand</w:t>
+      <w:proofErr w:type="spellStart"/>
+      <w:r>
+        <w:t>etcd</w:t>
+      </w:r>
+      <w:proofErr w:type="spellEnd"/>
+      <w:r>
+        <w:t>: verteilte Datenbank für Clusterzustand</w:t>
       </w:r>
     </w:p>
     <w:p>
@@ -4199,8 +4983,13 @@
           <w:numId w:val="16"/>
         </w:numPr>
       </w:pPr>
-      <w:r>
-        <w:t>kubelet: kommuniziert mit Control Plane, startet Container</w:t>
+      <w:proofErr w:type="spellStart"/>
+      <w:r>
+        <w:t>kubelet</w:t>
+      </w:r>
+      <w:proofErr w:type="spellEnd"/>
+      <w:r>
+        <w:t>: kommuniziert mit Control Plane, startet Container</w:t>
       </w:r>
     </w:p>
     <w:p>
@@ -4217,8 +5006,44 @@
         <w:rPr>
           <w:lang w:val="fr-CH"/>
         </w:rPr>
-        <w:t>Container Runtime (z. B. containerd): führt Container aus</w:t>
-      </w:r>
+        <w:t xml:space="preserve">Container Runtime (z. B. </w:t>
+      </w:r>
+      <w:proofErr w:type="spellStart"/>
+      <w:r>
+        <w:rPr>
+          <w:lang w:val="fr-CH"/>
+        </w:rPr>
+        <w:t>containerd</w:t>
+      </w:r>
+      <w:proofErr w:type="spellEnd"/>
+      <w:r>
+        <w:rPr>
+          <w:lang w:val="fr-CH"/>
+        </w:rPr>
+        <w:t xml:space="preserve">): </w:t>
+      </w:r>
+      <w:proofErr w:type="spellStart"/>
+      <w:r>
+        <w:rPr>
+          <w:lang w:val="fr-CH"/>
+        </w:rPr>
+        <w:t>führt</w:t>
+      </w:r>
+      <w:proofErr w:type="spellEnd"/>
+      <w:r>
+        <w:rPr>
+          <w:lang w:val="fr-CH"/>
+        </w:rPr>
+        <w:t xml:space="preserve"> Container </w:t>
+      </w:r>
+      <w:proofErr w:type="spellStart"/>
+      <w:r>
+        <w:rPr>
+          <w:lang w:val="fr-CH"/>
+        </w:rPr>
+        <w:t>aus</w:t>
+      </w:r>
+      <w:proofErr w:type="spellEnd"/>
     </w:p>
     <w:p>
       <w:pPr>
@@ -4227,8 +5052,13 @@
           <w:numId w:val="16"/>
         </w:numPr>
       </w:pPr>
-      <w:r>
-        <w:t>kube-proxy: regelt Netzwerkverkehr</w:t>
+      <w:proofErr w:type="spellStart"/>
+      <w:r>
+        <w:t>kube</w:t>
+      </w:r>
+      <w:proofErr w:type="spellEnd"/>
+      <w:r>
+        <w:t>-proxy: regelt Netzwerkverkehr</w:t>
       </w:r>
     </w:p>
     <w:p>
@@ -4239,7 +5069,15 @@
         </w:numPr>
       </w:pPr>
       <w:r>
-        <w:t>Betreiber definiert den Soll-Zustand (z. B. «5 Instanzen von App X laufen immer») → Kubernetes sorgt automatisch dafür</w:t>
+        <w:t xml:space="preserve">Betreiber definiert den Soll-Zustand (z. B. «5 Instanzen von App X laufen immer») → </w:t>
+      </w:r>
+      <w:proofErr w:type="spellStart"/>
+      <w:r>
+        <w:t>Kubernetes</w:t>
+      </w:r>
+      <w:proofErr w:type="spellEnd"/>
+      <w:r>
+        <w:t xml:space="preserve"> sorgt automatisch dafür</w:t>
       </w:r>
     </w:p>
     <w:p>
@@ -4265,12 +5103,21 @@
           <w:numId w:val="17"/>
         </w:numPr>
       </w:pPr>
-      <w:r>
-        <w:rPr>
-          <w:b/>
-          <w:bCs/>
-        </w:rPr>
-        <w:t>Kubernetes (K8s)</w:t>
+      <w:proofErr w:type="spellStart"/>
+      <w:r>
+        <w:rPr>
+          <w:b/>
+          <w:bCs/>
+        </w:rPr>
+        <w:t>Kubernetes</w:t>
+      </w:r>
+      <w:proofErr w:type="spellEnd"/>
+      <w:r>
+        <w:rPr>
+          <w:b/>
+          <w:bCs/>
+        </w:rPr>
+        <w:t xml:space="preserve"> (K8s)</w:t>
       </w:r>
       <w:r>
         <w:t xml:space="preserve"> – De-facto-Standard, open source, Google-Ursprung</w:t>
@@ -4307,8 +5154,17 @@
           <w:bCs/>
         </w:rPr>
         <w:lastRenderedPageBreak/>
-        <w:t>Apache Mesos</w:t>
-      </w:r>
+        <w:t xml:space="preserve">Apache </w:t>
+      </w:r>
+      <w:proofErr w:type="spellStart"/>
+      <w:r>
+        <w:rPr>
+          <w:b/>
+          <w:bCs/>
+        </w:rPr>
+        <w:t>Mesos</w:t>
+      </w:r>
+      <w:proofErr w:type="spellEnd"/>
       <w:r>
         <w:t xml:space="preserve"> – Für sehr grosse Cluster, eher im Rückgang</w:t>
       </w:r>
@@ -4320,12 +5176,37 @@
           <w:numId w:val="17"/>
         </w:numPr>
       </w:pPr>
-      <w:r>
-        <w:rPr>
-          <w:b/>
-          <w:bCs/>
-        </w:rPr>
-        <w:t>Managed Kubernetes-Dienste:</w:t>
+      <w:proofErr w:type="spellStart"/>
+      <w:r>
+        <w:rPr>
+          <w:b/>
+          <w:bCs/>
+        </w:rPr>
+        <w:t>Managed</w:t>
+      </w:r>
+      <w:proofErr w:type="spellEnd"/>
+      <w:r>
+        <w:rPr>
+          <w:b/>
+          <w:bCs/>
+        </w:rPr>
+        <w:t xml:space="preserve"> </w:t>
+      </w:r>
+      <w:proofErr w:type="spellStart"/>
+      <w:r>
+        <w:rPr>
+          <w:b/>
+          <w:bCs/>
+        </w:rPr>
+        <w:t>Kubernetes</w:t>
+      </w:r>
+      <w:proofErr w:type="spellEnd"/>
+      <w:r>
+        <w:rPr>
+          <w:b/>
+          <w:bCs/>
+        </w:rPr>
+        <w:t>-Dienste:</w:t>
       </w:r>
       <w:r>
         <w:t xml:space="preserve"> </w:t>
@@ -4339,7 +5220,23 @@
         </w:numPr>
       </w:pPr>
       <w:r>
-        <w:t>AWS EKS (Elastic Kubernetes Service)</w:t>
+        <w:t>AWS EKS (</w:t>
+      </w:r>
+      <w:proofErr w:type="spellStart"/>
+      <w:r>
+        <w:t>Elastic</w:t>
+      </w:r>
+      <w:proofErr w:type="spellEnd"/>
+      <w:r>
+        <w:t xml:space="preserve"> </w:t>
+      </w:r>
+      <w:proofErr w:type="spellStart"/>
+      <w:r>
+        <w:t>Kubernetes</w:t>
+      </w:r>
+      <w:proofErr w:type="spellEnd"/>
+      <w:r>
+        <w:t xml:space="preserve"> Service)</w:t>
       </w:r>
     </w:p>
     <w:p>
@@ -4350,7 +5247,15 @@
         </w:numPr>
       </w:pPr>
       <w:r>
-        <w:t>Azure AKS (Azure Kubernetes Service)</w:t>
+        <w:t xml:space="preserve">Azure AKS (Azure </w:t>
+      </w:r>
+      <w:proofErr w:type="spellStart"/>
+      <w:r>
+        <w:t>Kubernetes</w:t>
+      </w:r>
+      <w:proofErr w:type="spellEnd"/>
+      <w:r>
+        <w:t xml:space="preserve"> Service)</w:t>
       </w:r>
     </w:p>
     <w:p>
@@ -4361,7 +5266,15 @@
         </w:numPr>
       </w:pPr>
       <w:r>
-        <w:t>Google GKE (Google Kubernetes Engine)</w:t>
+        <w:t xml:space="preserve">Google GKE (Google </w:t>
+      </w:r>
+      <w:proofErr w:type="spellStart"/>
+      <w:r>
+        <w:t>Kubernetes</w:t>
+      </w:r>
+      <w:proofErr w:type="spellEnd"/>
+      <w:r>
+        <w:t xml:space="preserve"> Engine)</w:t>
       </w:r>
     </w:p>
     <w:p>
@@ -4371,8 +5284,29 @@
           <w:numId w:val="17"/>
         </w:numPr>
       </w:pPr>
-      <w:r>
-        <w:t>Red Hat OpenShift (Enterprise Kubernetes)</w:t>
+      <w:proofErr w:type="spellStart"/>
+      <w:r>
+        <w:t>Red</w:t>
+      </w:r>
+      <w:proofErr w:type="spellEnd"/>
+      <w:r>
+        <w:t xml:space="preserve"> Hat </w:t>
+      </w:r>
+      <w:proofErr w:type="spellStart"/>
+      <w:r>
+        <w:t>OpenShift</w:t>
+      </w:r>
+      <w:proofErr w:type="spellEnd"/>
+      <w:r>
+        <w:t xml:space="preserve"> (Enterprise </w:t>
+      </w:r>
+      <w:proofErr w:type="spellStart"/>
+      <w:r>
+        <w:t>Kubernetes</w:t>
+      </w:r>
+      <w:proofErr w:type="spellEnd"/>
+      <w:r>
+        <w:t>)</w:t>
       </w:r>
     </w:p>
     <w:p>
@@ -4390,7 +5324,15 @@
         <w:t>Nomad</w:t>
       </w:r>
       <w:r>
-        <w:t xml:space="preserve"> (HashiCorp) – Leichtgewichtige Alternative zu K8s</w:t>
+        <w:t xml:space="preserve"> (</w:t>
+      </w:r>
+      <w:proofErr w:type="spellStart"/>
+      <w:r>
+        <w:t>HashiCorp</w:t>
+      </w:r>
+      <w:proofErr w:type="spellEnd"/>
+      <w:r>
+        <w:t>) – Leichtgewichtige Alternative zu K8s</w:t>
       </w:r>
     </w:p>
     <w:p>
@@ -4458,7 +5400,15 @@
         </w:numPr>
       </w:pPr>
       <w:r>
-        <w:t>Anwendung muss zustandslos (stateless) sein</w:t>
+        <w:t>Anwendung muss zustandslos (</w:t>
+      </w:r>
+      <w:proofErr w:type="spellStart"/>
+      <w:r>
+        <w:t>stateless</w:t>
+      </w:r>
+      <w:proofErr w:type="spellEnd"/>
+      <w:r>
+        <w:t>) sein</w:t>
       </w:r>
     </w:p>
     <w:p>
@@ -4491,7 +5441,23 @@
         </w:numPr>
       </w:pPr>
       <w:r>
-        <w:t>In Kubernetes: HPA (Horizontal Pod Autoscaler) übernimmt das automatisch</w:t>
+        <w:t xml:space="preserve">In </w:t>
+      </w:r>
+      <w:proofErr w:type="spellStart"/>
+      <w:r>
+        <w:t>Kubernetes</w:t>
+      </w:r>
+      <w:proofErr w:type="spellEnd"/>
+      <w:r>
+        <w:t xml:space="preserve">: HPA (Horizontal Pod </w:t>
+      </w:r>
+      <w:proofErr w:type="spellStart"/>
+      <w:r>
+        <w:t>Autoscaler</w:t>
+      </w:r>
+      <w:proofErr w:type="spellEnd"/>
+      <w:r>
+        <w:t>) übernimmt das automatisch</w:t>
       </w:r>
     </w:p>
     <w:p>
@@ -4502,7 +5468,23 @@
         </w:numPr>
       </w:pPr>
       <w:r>
-        <w:t>Grundprinzip von Cloud-nativen Anwendungen («design for scale»)</w:t>
+        <w:t xml:space="preserve">Grundprinzip von Cloud-nativen Anwendungen («design </w:t>
+      </w:r>
+      <w:proofErr w:type="spellStart"/>
+      <w:r>
+        <w:t>for</w:t>
+      </w:r>
+      <w:proofErr w:type="spellEnd"/>
+      <w:r>
+        <w:t xml:space="preserve"> </w:t>
+      </w:r>
+      <w:proofErr w:type="spellStart"/>
+      <w:r>
+        <w:t>scale</w:t>
+      </w:r>
+      <w:proofErr w:type="spellEnd"/>
+      <w:r>
+        <w:t>»)</w:t>
       </w:r>
     </w:p>
     <w:p>
@@ -4513,12 +5495,21 @@
       </w:r>
     </w:p>
     <w:p>
-      <w:r>
-        <w:rPr>
-          <w:b/>
-          <w:bCs/>
-        </w:rPr>
-        <w:t>Deployment-Strategien</w:t>
+      <w:proofErr w:type="spellStart"/>
+      <w:r>
+        <w:rPr>
+          <w:b/>
+          <w:bCs/>
+        </w:rPr>
+        <w:t>Deployment</w:t>
+      </w:r>
+      <w:proofErr w:type="spellEnd"/>
+      <w:r>
+        <w:rPr>
+          <w:b/>
+          <w:bCs/>
+        </w:rPr>
+        <w:t>-Strategien</w:t>
       </w:r>
     </w:p>
     <w:tbl>
@@ -4644,6 +5635,7 @@
             <w:hideMark/>
           </w:tcPr>
           <w:p>
+            <w:proofErr w:type="spellStart"/>
             <w:r>
               <w:rPr>
                 <w:b/>
@@ -4651,6 +5643,7 @@
               </w:rPr>
               <w:t>Recreate</w:t>
             </w:r>
+            <w:proofErr w:type="spellEnd"/>
           </w:p>
         </w:tc>
         <w:tc>
@@ -4878,8 +5871,17 @@
                 <w:b/>
                 <w:bCs/>
               </w:rPr>
-              <w:t>A/B Testing</w:t>
-            </w:r>
+              <w:t xml:space="preserve">A/B </w:t>
+            </w:r>
+            <w:proofErr w:type="spellStart"/>
+            <w:r>
+              <w:rPr>
+                <w:b/>
+                <w:bCs/>
+              </w:rPr>
+              <w:t>Testing</w:t>
+            </w:r>
+            <w:proofErr w:type="spellEnd"/>
           </w:p>
         </w:tc>
         <w:tc>
@@ -4959,8 +5961,13 @@
           </w:tcPr>
           <w:p>
             <w:r>
-              <w:t>Testen unter Echtlast</w:t>
-            </w:r>
+              <w:t xml:space="preserve">Testen unter </w:t>
+            </w:r>
+            <w:proofErr w:type="spellStart"/>
+            <w:r>
+              <w:t>Echtlast</w:t>
+            </w:r>
+            <w:proofErr w:type="spellEnd"/>
           </w:p>
         </w:tc>
         <w:tc>
@@ -4979,7 +5986,15 @@
     </w:tbl>
     <w:p>
       <w:r>
-        <w:t>Gängigste Praxis: Rolling Update (Standard in Kubernetes) und Blue/Green für kritische Produktivsysteme.</w:t>
+        <w:t xml:space="preserve">Gängigste Praxis: Rolling Update (Standard in </w:t>
+      </w:r>
+      <w:proofErr w:type="spellStart"/>
+      <w:r>
+        <w:t>Kubernetes</w:t>
+      </w:r>
+      <w:proofErr w:type="spellEnd"/>
+      <w:r>
+        <w:t>) und Blue/Green für kritische Produktivsysteme.</w:t>
       </w:r>
     </w:p>
     <w:p>
@@ -5018,12 +6033,29 @@
           <w:bCs/>
         </w:rPr>
       </w:pPr>
-      <w:r>
-        <w:rPr>
-          <w:b/>
-          <w:bCs/>
-        </w:rPr>
-        <w:t>Git Workflow</w:t>
+      <w:proofErr w:type="spellStart"/>
+      <w:r>
+        <w:rPr>
+          <w:b/>
+          <w:bCs/>
+        </w:rPr>
+        <w:t>Git</w:t>
+      </w:r>
+      <w:proofErr w:type="spellEnd"/>
+      <w:r>
+        <w:rPr>
+          <w:b/>
+          <w:bCs/>
+        </w:rPr>
+        <w:t xml:space="preserve"> Workflow</w:t>
+      </w:r>
+    </w:p>
+    <w:p>
+      <w:r>
+        <w:t>g</w:t>
+      </w:r>
+      <w:r>
+        <w:t>it clone &lt;url&gt;</w:t>
       </w:r>
     </w:p>
     <w:p>
@@ -5042,194 +6074,189 @@
         <w:rPr>
           <w:lang w:val="fr-CH"/>
         </w:rPr>
-        <w:t>it clone &lt;url&gt;</w:t>
-      </w:r>
-    </w:p>
-    <w:p>
-      <w:pPr>
+        <w:t xml:space="preserve">it </w:t>
+      </w:r>
+      <w:proofErr w:type="spellStart"/>
+      <w:r>
         <w:rPr>
           <w:lang w:val="fr-CH"/>
         </w:rPr>
-      </w:pPr>
+        <w:t>add</w:t>
+      </w:r>
+      <w:proofErr w:type="spellEnd"/>
       <w:r>
         <w:rPr>
           <w:lang w:val="fr-CH"/>
         </w:rPr>
-        <w:t>g</w:t>
+        <w:t xml:space="preserve"> </w:t>
       </w:r>
       <w:r>
         <w:rPr>
           <w:lang w:val="fr-CH"/>
         </w:rPr>
-        <w:t xml:space="preserve">it add </w:t>
-      </w:r>
-      <w:r>
+        <w:t>.</w:t>
+      </w:r>
+    </w:p>
+    <w:p>
+      <w:pPr>
         <w:rPr>
           <w:lang w:val="fr-CH"/>
         </w:rPr>
+      </w:pPr>
+      <w:r>
+        <w:rPr>
+          <w:lang w:val="fr-CH"/>
+        </w:rPr>
+        <w:t xml:space="preserve">git commit </w:t>
+      </w:r>
+      <w:r>
+        <w:rPr>
+          <w:lang w:val="fr-CH"/>
+        </w:rPr>
+        <w:t>-m »message</w:t>
+      </w:r>
+      <w:r>
+        <w:rPr>
+          <w:lang w:val="fr-CH"/>
+        </w:rPr>
+        <w:t> »</w:t>
+      </w:r>
+    </w:p>
+    <w:p>
+      <w:r>
+        <w:t>git push</w:t>
+      </w:r>
+    </w:p>
+    <w:p>
+      <w:r>
+        <w:t>git pull</w:t>
+      </w:r>
+    </w:p>
+    <w:p/>
+    <w:p>
+      <w:pPr>
+        <w:rPr>
+          <w:b/>
+          <w:bCs/>
+        </w:rPr>
+      </w:pPr>
+      <w:r>
+        <w:rPr>
+          <w:b/>
+          <w:bCs/>
+        </w:rPr>
+        <w:t>Docker Workflow</w:t>
+      </w:r>
+    </w:p>
+    <w:p>
+      <w:proofErr w:type="spellStart"/>
+      <w:r>
+        <w:t>dock</w:t>
+      </w:r>
+      <w:r>
+        <w:t>er</w:t>
+      </w:r>
+      <w:proofErr w:type="spellEnd"/>
+      <w:r>
+        <w:t xml:space="preserve"> </w:t>
+      </w:r>
+      <w:proofErr w:type="spellStart"/>
+      <w:r>
+        <w:t>build</w:t>
+      </w:r>
+      <w:proofErr w:type="spellEnd"/>
+      <w:r>
+        <w:t xml:space="preserve"> -f </w:t>
+      </w:r>
+      <w:proofErr w:type="spellStart"/>
+      <w:r>
+        <w:t>d</w:t>
+      </w:r>
+      <w:r>
+        <w:t>ockerfile.</w:t>
+      </w:r>
+      <w:r>
+        <w:t>we</w:t>
+      </w:r>
+      <w:r>
+        <w:t>b</w:t>
+      </w:r>
+      <w:proofErr w:type="spellEnd"/>
+      <w:r>
+        <w:t xml:space="preserve"> </w:t>
+      </w:r>
+      <w:r>
+        <w:t>-t</w:t>
+      </w:r>
+      <w:r>
+        <w:t xml:space="preserve"> </w:t>
+      </w:r>
+      <w:r>
+        <w:rPr>
+          <w:highlight w:val="yellow"/>
+        </w:rPr>
+        <w:t>ghcr.io/</w:t>
+      </w:r>
+      <w:r>
+        <w:rPr>
+          <w:highlight w:val="yellow"/>
+        </w:rPr>
+        <w:t>&lt;</w:t>
+      </w:r>
+      <w:proofErr w:type="spellStart"/>
+      <w:r>
+        <w:rPr>
+          <w:highlight w:val="yellow"/>
+        </w:rPr>
+        <w:t>username</w:t>
+      </w:r>
+      <w:proofErr w:type="spellEnd"/>
+      <w:r>
+        <w:rPr>
+          <w:highlight w:val="yellow"/>
+        </w:rPr>
+        <w:t>&gt;</w:t>
+      </w:r>
+      <w:r>
+        <w:rPr>
+          <w:highlight w:val="yellow"/>
+        </w:rPr>
+        <w:t>/</w:t>
+      </w:r>
+      <w:proofErr w:type="spellStart"/>
+      <w:r>
+        <w:rPr>
+          <w:highlight w:val="yellow"/>
+        </w:rPr>
+        <w:t>html-docker-app:</w:t>
+      </w:r>
+      <w:r>
+        <w:rPr>
+          <w:highlight w:val="yellow"/>
+        </w:rPr>
+        <w:t>latest</w:t>
+      </w:r>
+      <w:proofErr w:type="spellEnd"/>
+      <w:r>
         <w:t>.</w:t>
       </w:r>
     </w:p>
     <w:p>
       <w:pPr>
         <w:rPr>
-          <w:lang w:val="fr-CH"/>
-        </w:rPr>
-      </w:pPr>
-      <w:r>
-        <w:rPr>
-          <w:lang w:val="fr-CH"/>
-        </w:rPr>
-        <w:t xml:space="preserve">git commit </w:t>
-      </w:r>
-      <w:r>
-        <w:rPr>
-          <w:lang w:val="fr-CH"/>
-        </w:rPr>
-        <w:t>-m »message</w:t>
-      </w:r>
-      <w:r>
-        <w:rPr>
-          <w:lang w:val="fr-CH"/>
-        </w:rPr>
-        <w:t> »</w:t>
-      </w:r>
-    </w:p>
-    <w:p>
-      <w:pPr>
-        <w:rPr>
-          <w:lang w:val="fr-CH"/>
-        </w:rPr>
-      </w:pPr>
-      <w:r>
-        <w:rPr>
-          <w:lang w:val="fr-CH"/>
-        </w:rPr>
-        <w:t>git push</w:t>
-      </w:r>
-    </w:p>
-    <w:p>
-      <w:pPr>
-        <w:rPr>
-          <w:lang w:val="fr-CH"/>
-        </w:rPr>
-      </w:pPr>
-      <w:r>
-        <w:rPr>
-          <w:lang w:val="fr-CH"/>
-        </w:rPr>
-        <w:t>git pull</w:t>
-      </w:r>
-    </w:p>
-    <w:p>
-      <w:pPr>
-        <w:rPr>
-          <w:lang w:val="fr-CH"/>
-        </w:rPr>
-      </w:pPr>
-    </w:p>
-    <w:p>
-      <w:pPr>
-        <w:rPr>
-          <w:b/>
-          <w:bCs/>
-          <w:lang w:val="fr-CH"/>
-        </w:rPr>
-      </w:pPr>
-      <w:r>
-        <w:rPr>
-          <w:b/>
-          <w:bCs/>
-          <w:lang w:val="fr-CH"/>
-        </w:rPr>
-        <w:t>Docker Workflow</w:t>
-      </w:r>
-    </w:p>
-    <w:p>
-      <w:r>
-        <w:t>dock</w:t>
-      </w:r>
-      <w:r>
-        <w:t xml:space="preserve">er build -f </w:t>
-      </w:r>
+          <w:color w:val="000000" w:themeColor="text1"/>
+        </w:rPr>
+      </w:pPr>
+      <w:proofErr w:type="spellStart"/>
       <w:r>
         <w:t>d</w:t>
       </w:r>
       <w:r>
-        <w:t>ockerfile.</w:t>
-      </w:r>
-      <w:r>
-        <w:t>we</w:t>
-      </w:r>
-      <w:r>
-        <w:t>b</w:t>
-      </w:r>
+        <w:t>ocker</w:t>
+      </w:r>
+      <w:proofErr w:type="spellEnd"/>
       <w:r>
         <w:t xml:space="preserve"> </w:t>
-      </w:r>
-      <w:r>
-        <w:rPr>
-          <w:highlight w:val="yellow"/>
-        </w:rPr>
-        <w:t>-t</w:t>
-      </w:r>
-      <w:r>
-        <w:rPr>
-          <w:highlight w:val="yellow"/>
-        </w:rPr>
-        <w:t xml:space="preserve"> </w:t>
-      </w:r>
-      <w:r>
-        <w:rPr>
-          <w:highlight w:val="yellow"/>
-        </w:rPr>
-        <w:t>ghcr.io/</w:t>
-      </w:r>
-      <w:r>
-        <w:rPr>
-          <w:highlight w:val="yellow"/>
-        </w:rPr>
-        <w:t>&lt;</w:t>
-      </w:r>
-      <w:r>
-        <w:rPr>
-          <w:highlight w:val="yellow"/>
-        </w:rPr>
-        <w:t>username</w:t>
-      </w:r>
-      <w:r>
-        <w:rPr>
-          <w:highlight w:val="yellow"/>
-        </w:rPr>
-        <w:t>&gt;</w:t>
-      </w:r>
-      <w:r>
-        <w:rPr>
-          <w:highlight w:val="yellow"/>
-        </w:rPr>
-        <w:t>/html-docker-app:</w:t>
-      </w:r>
-      <w:r>
-        <w:rPr>
-          <w:highlight w:val="yellow"/>
-        </w:rPr>
-        <w:t>latest</w:t>
-      </w:r>
-      <w:r>
-        <w:t>.</w:t>
-      </w:r>
-    </w:p>
-    <w:p>
-      <w:pPr>
-        <w:rPr>
-          <w:color w:val="000000" w:themeColor="text1"/>
-        </w:rPr>
-      </w:pPr>
-      <w:r>
-        <w:t>d</w:t>
-      </w:r>
-      <w:r>
-        <w:t xml:space="preserve">ocker </w:t>
       </w:r>
       <w:r>
         <w:t xml:space="preserve">push </w:t>
@@ -5248,16 +6275,32 @@
           <w:color w:val="000000" w:themeColor="text1"/>
         </w:rPr>
       </w:pPr>
+      <w:proofErr w:type="spellStart"/>
       <w:r>
         <w:rPr>
           <w:color w:val="000000" w:themeColor="text1"/>
         </w:rPr>
-        <w:t>docker run</w:t>
-      </w:r>
+        <w:t>docker</w:t>
+      </w:r>
+      <w:proofErr w:type="spellEnd"/>
       <w:r>
         <w:rPr>
           <w:color w:val="000000" w:themeColor="text1"/>
         </w:rPr>
+        <w:t xml:space="preserve"> </w:t>
+      </w:r>
+      <w:proofErr w:type="spellStart"/>
+      <w:r>
+        <w:rPr>
+          <w:color w:val="000000" w:themeColor="text1"/>
+        </w:rPr>
+        <w:t>run</w:t>
+      </w:r>
+      <w:proofErr w:type="spellEnd"/>
+      <w:r>
+        <w:rPr>
+          <w:color w:val="000000" w:themeColor="text1"/>
+        </w:rPr>
         <w:t xml:space="preserve"> -</w:t>
       </w:r>
       <w:r>
@@ -5288,7 +6331,21 @@
         <w:rPr>
           <w:color w:val="000000" w:themeColor="text1"/>
         </w:rPr>
-        <w:t xml:space="preserve">--name </w:t>
+        <w:t>--</w:t>
+      </w:r>
+      <w:proofErr w:type="spellStart"/>
+      <w:r>
+        <w:rPr>
+          <w:color w:val="000000" w:themeColor="text1"/>
+        </w:rPr>
+        <w:t>name</w:t>
+      </w:r>
+      <w:proofErr w:type="spellEnd"/>
+      <w:r>
+        <w:rPr>
+          <w:color w:val="000000" w:themeColor="text1"/>
+        </w:rPr>
+        <w:t xml:space="preserve"> </w:t>
       </w:r>
       <w:r>
         <w:rPr>
@@ -5305,37 +6362,160 @@
       </w:r>
     </w:p>
     <w:p>
-      <w:r>
-        <w:t>docker stop &lt;name/id&gt;</w:t>
-      </w:r>
-    </w:p>
-    <w:p>
-      <w:r>
-        <w:t>docker rm &lt;name/id&gt;</w:t>
-      </w:r>
-    </w:p>
-    <w:p>
-      <w:r>
-        <w:t xml:space="preserve">docker rmi </w:t>
-      </w:r>
-      <w:r>
-        <w:t>&lt;name/id&gt;</w:t>
-      </w:r>
-    </w:p>
-    <w:p>
-      <w:r>
-        <w:t>docker ps -a</w:t>
-      </w:r>
-    </w:p>
-    <w:p>
-      <w:r>
-        <w:t xml:space="preserve">docker </w:t>
-      </w:r>
-      <w:r>
-        <w:t xml:space="preserve">exec -it </w:t>
-      </w:r>
-      <w:r>
-        <w:t>&lt;name/id&gt; sh</w:t>
+      <w:proofErr w:type="spellStart"/>
+      <w:r>
+        <w:t>docker</w:t>
+      </w:r>
+      <w:proofErr w:type="spellEnd"/>
+      <w:r>
+        <w:t xml:space="preserve"> </w:t>
+      </w:r>
+      <w:proofErr w:type="spellStart"/>
+      <w:r>
+        <w:t>stop</w:t>
+      </w:r>
+      <w:proofErr w:type="spellEnd"/>
+      <w:r>
+        <w:t xml:space="preserve"> &lt;</w:t>
+      </w:r>
+      <w:proofErr w:type="spellStart"/>
+      <w:r>
+        <w:t>name</w:t>
+      </w:r>
+      <w:proofErr w:type="spellEnd"/>
+      <w:r>
+        <w:t>/</w:t>
+      </w:r>
+      <w:proofErr w:type="spellStart"/>
+      <w:r>
+        <w:t>id</w:t>
+      </w:r>
+      <w:proofErr w:type="spellEnd"/>
+      <w:r>
+        <w:t>&gt;</w:t>
+      </w:r>
+    </w:p>
+    <w:p>
+      <w:proofErr w:type="spellStart"/>
+      <w:r>
+        <w:t>docker</w:t>
+      </w:r>
+      <w:proofErr w:type="spellEnd"/>
+      <w:r>
+        <w:t xml:space="preserve"> </w:t>
+      </w:r>
+      <w:proofErr w:type="spellStart"/>
+      <w:r>
+        <w:t>rm</w:t>
+      </w:r>
+      <w:proofErr w:type="spellEnd"/>
+      <w:r>
+        <w:t xml:space="preserve"> &lt;</w:t>
+      </w:r>
+      <w:proofErr w:type="spellStart"/>
+      <w:r>
+        <w:t>name</w:t>
+      </w:r>
+      <w:proofErr w:type="spellEnd"/>
+      <w:r>
+        <w:t>/</w:t>
+      </w:r>
+      <w:proofErr w:type="spellStart"/>
+      <w:r>
+        <w:t>id</w:t>
+      </w:r>
+      <w:proofErr w:type="spellEnd"/>
+      <w:r>
+        <w:t>&gt;</w:t>
+      </w:r>
+    </w:p>
+    <w:p>
+      <w:proofErr w:type="spellStart"/>
+      <w:r>
+        <w:t>docker</w:t>
+      </w:r>
+      <w:proofErr w:type="spellEnd"/>
+      <w:r>
+        <w:t xml:space="preserve"> </w:t>
+      </w:r>
+      <w:proofErr w:type="spellStart"/>
+      <w:r>
+        <w:t>rmi</w:t>
+      </w:r>
+      <w:proofErr w:type="spellEnd"/>
+      <w:r>
+        <w:t xml:space="preserve"> &lt;</w:t>
+      </w:r>
+      <w:proofErr w:type="spellStart"/>
+      <w:r>
+        <w:t>name</w:t>
+      </w:r>
+      <w:proofErr w:type="spellEnd"/>
+      <w:r>
+        <w:t>/</w:t>
+      </w:r>
+      <w:proofErr w:type="spellStart"/>
+      <w:r>
+        <w:t>id</w:t>
+      </w:r>
+      <w:proofErr w:type="spellEnd"/>
+      <w:r>
+        <w:t>&gt;</w:t>
+      </w:r>
+    </w:p>
+    <w:p>
+      <w:proofErr w:type="spellStart"/>
+      <w:r>
+        <w:t>docker</w:t>
+      </w:r>
+      <w:proofErr w:type="spellEnd"/>
+      <w:r>
+        <w:t xml:space="preserve"> ps -a</w:t>
+      </w:r>
+    </w:p>
+    <w:p>
+      <w:proofErr w:type="spellStart"/>
+      <w:r>
+        <w:t>docker</w:t>
+      </w:r>
+      <w:proofErr w:type="spellEnd"/>
+      <w:r>
+        <w:t xml:space="preserve"> </w:t>
+      </w:r>
+      <w:proofErr w:type="spellStart"/>
+      <w:r>
+        <w:t>exec</w:t>
+      </w:r>
+      <w:proofErr w:type="spellEnd"/>
+      <w:r>
+        <w:t xml:space="preserve"> -</w:t>
+      </w:r>
+      <w:proofErr w:type="spellStart"/>
+      <w:r>
+        <w:t>it</w:t>
+      </w:r>
+      <w:proofErr w:type="spellEnd"/>
+      <w:r>
+        <w:t xml:space="preserve"> </w:t>
+      </w:r>
+      <w:r>
+        <w:t>&lt;</w:t>
+      </w:r>
+      <w:proofErr w:type="spellStart"/>
+      <w:r>
+        <w:t>name</w:t>
+      </w:r>
+      <w:proofErr w:type="spellEnd"/>
+      <w:r>
+        <w:t>/</w:t>
+      </w:r>
+      <w:proofErr w:type="spellStart"/>
+      <w:r>
+        <w:t>id</w:t>
+      </w:r>
+      <w:proofErr w:type="spellEnd"/>
+      <w:r>
+        <w:t>&gt; sh</w:t>
       </w:r>
     </w:p>
     <w:p/>
@@ -5345,8 +6525,13 @@
       </w:r>
     </w:p>
     <w:p>
-      <w:r>
-        <w:t xml:space="preserve">Wirschaftlicher Begriff </w:t>
+      <w:proofErr w:type="spellStart"/>
+      <w:r>
+        <w:t>Wirschaftlicher</w:t>
+      </w:r>
+      <w:proofErr w:type="spellEnd"/>
+      <w:r>
+        <w:t xml:space="preserve"> Begriff </w:t>
       </w:r>
       <w:r>
         <w:t>Anbieter um Geld zu verdienen</w:t>
@@ -5354,9 +6539,27 @@
       <w:r>
         <w:t xml:space="preserve"> - </w:t>
       </w:r>
-      <w:r>
-        <w:t>economy of scale</w:t>
-      </w:r>
+      <w:proofErr w:type="spellStart"/>
+      <w:r>
+        <w:t>economy</w:t>
+      </w:r>
+      <w:proofErr w:type="spellEnd"/>
+      <w:r>
+        <w:t xml:space="preserve"> </w:t>
+      </w:r>
+      <w:proofErr w:type="spellStart"/>
+      <w:r>
+        <w:t>of</w:t>
+      </w:r>
+      <w:proofErr w:type="spellEnd"/>
+      <w:r>
+        <w:t xml:space="preserve"> </w:t>
+      </w:r>
+      <w:proofErr w:type="spellStart"/>
+      <w:r>
+        <w:t>scale</w:t>
+      </w:r>
+      <w:proofErr w:type="spellEnd"/>
     </w:p>
     <w:p>
       <w:r>

--- a/Theorie.docx
+++ b/Theorie.docx
@@ -59,39 +59,7 @@
           <w:b/>
           <w:bCs/>
         </w:rPr>
-        <w:t>On-</w:t>
-      </w:r>
-      <w:proofErr w:type="spellStart"/>
-      <w:r>
-        <w:rPr>
-          <w:b/>
-          <w:bCs/>
-        </w:rPr>
-        <w:t>demand</w:t>
-      </w:r>
-      <w:proofErr w:type="spellEnd"/>
-      <w:r>
-        <w:rPr>
-          <w:b/>
-          <w:bCs/>
-        </w:rPr>
-        <w:t xml:space="preserve"> </w:t>
-      </w:r>
-      <w:proofErr w:type="spellStart"/>
-      <w:r>
-        <w:rPr>
-          <w:b/>
-          <w:bCs/>
-        </w:rPr>
-        <w:t>self</w:t>
-      </w:r>
-      <w:proofErr w:type="spellEnd"/>
-      <w:r>
-        <w:rPr>
-          <w:b/>
-          <w:bCs/>
-        </w:rPr>
-        <w:t>-service</w:t>
+        <w:t>On-demand self-service</w:t>
       </w:r>
       <w:r>
         <w:t xml:space="preserve"> – Nutzer stellen Ressourcen selbst bereit, ohne den Anbieter zu kontaktieren.</w:t>
@@ -109,17 +77,8 @@
           <w:b/>
           <w:bCs/>
         </w:rPr>
-        <w:t xml:space="preserve">Broad network </w:t>
-      </w:r>
-      <w:proofErr w:type="spellStart"/>
-      <w:r>
-        <w:rPr>
-          <w:b/>
-          <w:bCs/>
-        </w:rPr>
-        <w:t>access</w:t>
-      </w:r>
-      <w:proofErr w:type="spellEnd"/>
+        <w:t>Broad network access</w:t>
+      </w:r>
       <w:r>
         <w:t xml:space="preserve"> – Zugang über Standardnetzwerke und beliebige Endgeräte.</w:t>
       </w:r>
@@ -131,31 +90,13 @@
           <w:numId w:val="1"/>
         </w:numPr>
       </w:pPr>
-      <w:proofErr w:type="spellStart"/>
-      <w:r>
-        <w:rPr>
-          <w:b/>
-          <w:bCs/>
-        </w:rPr>
-        <w:t>Resource</w:t>
-      </w:r>
-      <w:proofErr w:type="spellEnd"/>
-      <w:r>
-        <w:rPr>
-          <w:b/>
-          <w:bCs/>
-        </w:rPr>
-        <w:t xml:space="preserve"> </w:t>
-      </w:r>
-      <w:proofErr w:type="spellStart"/>
-      <w:r>
-        <w:rPr>
-          <w:b/>
-          <w:bCs/>
-        </w:rPr>
-        <w:t>pooling</w:t>
-      </w:r>
-      <w:proofErr w:type="spellEnd"/>
+      <w:r>
+        <w:rPr>
+          <w:b/>
+          <w:bCs/>
+        </w:rPr>
+        <w:t>Resource pooling</w:t>
+      </w:r>
       <w:r>
         <w:t xml:space="preserve"> – Ressourcen werden mehreren Kunden gemeinsam bereitgestellt (Multi-Tenant).</w:t>
       </w:r>
@@ -172,17 +113,8 @@
           <w:b/>
           <w:bCs/>
         </w:rPr>
-        <w:t xml:space="preserve">Rapid </w:t>
-      </w:r>
-      <w:proofErr w:type="spellStart"/>
-      <w:r>
-        <w:rPr>
-          <w:b/>
-          <w:bCs/>
-        </w:rPr>
-        <w:t>elasticity</w:t>
-      </w:r>
-      <w:proofErr w:type="spellEnd"/>
+        <w:t>Rapid elasticity</w:t>
+      </w:r>
       <w:r>
         <w:t xml:space="preserve"> – Kapazitäten lassen sich automatisch und schnell skalieren.</w:t>
       </w:r>
@@ -194,66 +126,24 @@
           <w:numId w:val="1"/>
         </w:numPr>
       </w:pPr>
-      <w:proofErr w:type="spellStart"/>
-      <w:r>
-        <w:rPr>
-          <w:b/>
-          <w:bCs/>
-        </w:rPr>
-        <w:t>Measured</w:t>
-      </w:r>
-      <w:proofErr w:type="spellEnd"/>
-      <w:r>
-        <w:rPr>
-          <w:b/>
-          <w:bCs/>
-        </w:rPr>
-        <w:t xml:space="preserve"> </w:t>
-      </w:r>
-      <w:proofErr w:type="spellStart"/>
-      <w:r>
-        <w:rPr>
-          <w:b/>
-          <w:bCs/>
-        </w:rPr>
-        <w:t>service</w:t>
-      </w:r>
-      <w:proofErr w:type="spellEnd"/>
-      <w:r>
-        <w:t xml:space="preserve"> – Nutzung wird gemessen und abgerechnet (Pay-per-</w:t>
-      </w:r>
-      <w:proofErr w:type="spellStart"/>
-      <w:r>
-        <w:t>use</w:t>
-      </w:r>
-      <w:proofErr w:type="spellEnd"/>
-      <w:r>
-        <w:t>).</w:t>
-      </w:r>
-    </w:p>
-    <w:p>
-      <w:r>
-        <w:rPr>
-          <w:b/>
-          <w:bCs/>
-        </w:rPr>
-        <w:t xml:space="preserve">4 </w:t>
-      </w:r>
-      <w:proofErr w:type="spellStart"/>
-      <w:r>
-        <w:rPr>
-          <w:b/>
-          <w:bCs/>
-        </w:rPr>
-        <w:t>Deployment</w:t>
-      </w:r>
-      <w:proofErr w:type="spellEnd"/>
-      <w:r>
-        <w:rPr>
-          <w:b/>
-          <w:bCs/>
-        </w:rPr>
-        <w:t>-Modelle</w:t>
+      <w:r>
+        <w:rPr>
+          <w:b/>
+          <w:bCs/>
+        </w:rPr>
+        <w:t>Measured service</w:t>
+      </w:r>
+      <w:r>
+        <w:t xml:space="preserve"> – Nutzung wird gemessen und abgerechnet (Pay-per-use).</w:t>
+      </w:r>
+    </w:p>
+    <w:p>
+      <w:r>
+        <w:rPr>
+          <w:b/>
+          <w:bCs/>
+        </w:rPr>
+        <w:t>4 Deployment-Modelle</w:t>
       </w:r>
     </w:p>
     <w:p>
@@ -271,15 +161,7 @@
         <w:t>Private Cloud</w:t>
       </w:r>
       <w:r>
-        <w:t xml:space="preserve"> – Exklusiv für eine Organisation, on- oder off-</w:t>
-      </w:r>
-      <w:proofErr w:type="spellStart"/>
-      <w:r>
-        <w:t>premises</w:t>
-      </w:r>
-      <w:proofErr w:type="spellEnd"/>
-      <w:r>
-        <w:t>.</w:t>
+        <w:t xml:space="preserve"> – Exklusiv für eine Organisation, on- oder off-premises.</w:t>
       </w:r>
     </w:p>
     <w:p>
@@ -481,7 +363,6 @@
           <w:numId w:val="4"/>
         </w:numPr>
       </w:pPr>
-      <w:proofErr w:type="spellStart"/>
       <w:r>
         <w:rPr>
           <w:b/>
@@ -489,25 +370,8 @@
         </w:rPr>
         <w:t>FaaS</w:t>
       </w:r>
-      <w:proofErr w:type="spellEnd"/>
-      <w:r>
-        <w:t xml:space="preserve"> (</w:t>
-      </w:r>
-      <w:proofErr w:type="spellStart"/>
-      <w:r>
-        <w:t>Function</w:t>
-      </w:r>
-      <w:proofErr w:type="spellEnd"/>
-      <w:r>
-        <w:t xml:space="preserve"> </w:t>
-      </w:r>
-      <w:proofErr w:type="spellStart"/>
-      <w:r>
-        <w:t>as</w:t>
-      </w:r>
-      <w:proofErr w:type="spellEnd"/>
-      <w:r>
-        <w:t xml:space="preserve"> a Service) – Einzelne Funktionen serverlos ausführen (z. B. AWS Lambda)</w:t>
+      <w:r>
+        <w:t xml:space="preserve"> (Function as a Service) – Einzelne Funktionen serverlos ausführen (z. B. AWS Lambda)</w:t>
       </w:r>
     </w:p>
     <w:p>
@@ -517,7 +381,6 @@
           <w:numId w:val="4"/>
         </w:numPr>
       </w:pPr>
-      <w:proofErr w:type="spellStart"/>
       <w:r>
         <w:rPr>
           <w:b/>
@@ -525,17 +388,8 @@
         </w:rPr>
         <w:t>DBaaS</w:t>
       </w:r>
-      <w:proofErr w:type="spellEnd"/>
-      <w:r>
-        <w:t xml:space="preserve"> (Database </w:t>
-      </w:r>
-      <w:proofErr w:type="spellStart"/>
-      <w:r>
-        <w:t>as</w:t>
-      </w:r>
-      <w:proofErr w:type="spellEnd"/>
-      <w:r>
-        <w:t xml:space="preserve"> a Service) – Verwaltete Datenbanken (z. B. Azure SQL)</w:t>
+      <w:r>
+        <w:t xml:space="preserve"> (Database as a Service) – Verwaltete Datenbanken (z. B. Azure SQL)</w:t>
       </w:r>
     </w:p>
     <w:p>
@@ -560,21 +414,7 @@
         <w:rPr>
           <w:lang w:val="fr-CH"/>
         </w:rPr>
-        <w:t xml:space="preserve"> (Storage as a Service) – </w:t>
-      </w:r>
-      <w:proofErr w:type="spellStart"/>
-      <w:r>
-        <w:rPr>
-          <w:lang w:val="fr-CH"/>
-        </w:rPr>
-        <w:t>Objektspeicher</w:t>
-      </w:r>
-      <w:proofErr w:type="spellEnd"/>
-      <w:r>
-        <w:rPr>
-          <w:lang w:val="fr-CH"/>
-        </w:rPr>
-        <w:t xml:space="preserve"> (z. B. Amazon S3)</w:t>
+        <w:t xml:space="preserve"> (Storage as a Service) – Objektspeicher (z. B. Amazon S3)</w:t>
       </w:r>
     </w:p>
     <w:p>
@@ -584,7 +424,6 @@
           <w:numId w:val="4"/>
         </w:numPr>
       </w:pPr>
-      <w:proofErr w:type="spellStart"/>
       <w:r>
         <w:rPr>
           <w:b/>
@@ -592,17 +431,8 @@
         </w:rPr>
         <w:t>SECaaS</w:t>
       </w:r>
-      <w:proofErr w:type="spellEnd"/>
-      <w:r>
-        <w:t xml:space="preserve"> (Security </w:t>
-      </w:r>
-      <w:proofErr w:type="spellStart"/>
-      <w:r>
-        <w:t>as</w:t>
-      </w:r>
-      <w:proofErr w:type="spellEnd"/>
-      <w:r>
-        <w:t xml:space="preserve"> a Service) – Sicherheitsdienste aus der Cloud (z. B. Firewalls, IAM)</w:t>
+      <w:r>
+        <w:t xml:space="preserve"> (Security as a Service) – Sicherheitsdienste aus der Cloud (z. B. Firewalls, IAM)</w:t>
       </w:r>
     </w:p>
     <w:p>
@@ -615,7 +445,6 @@
           <w:lang w:val="fr-CH"/>
         </w:rPr>
       </w:pPr>
-      <w:proofErr w:type="spellStart"/>
       <w:r>
         <w:rPr>
           <w:b/>
@@ -624,40 +453,11 @@
         </w:rPr>
         <w:t>AIaaS</w:t>
       </w:r>
-      <w:proofErr w:type="spellEnd"/>
       <w:r>
         <w:rPr>
           <w:lang w:val="fr-CH"/>
         </w:rPr>
-        <w:t xml:space="preserve"> (AI as a Service) – ML-Modelle </w:t>
-      </w:r>
-      <w:proofErr w:type="spellStart"/>
-      <w:r>
-        <w:rPr>
-          <w:lang w:val="fr-CH"/>
-        </w:rPr>
-        <w:t>und</w:t>
-      </w:r>
-      <w:proofErr w:type="spellEnd"/>
-      <w:r>
-        <w:rPr>
-          <w:lang w:val="fr-CH"/>
-        </w:rPr>
-        <w:t xml:space="preserve"> APIs (z. B. </w:t>
-      </w:r>
-      <w:proofErr w:type="spellStart"/>
-      <w:r>
-        <w:rPr>
-          <w:lang w:val="fr-CH"/>
-        </w:rPr>
-        <w:t>OpenAI</w:t>
-      </w:r>
-      <w:proofErr w:type="spellEnd"/>
-      <w:r>
-        <w:rPr>
-          <w:lang w:val="fr-CH"/>
-        </w:rPr>
-        <w:t>, Google Vertex AI)</w:t>
+        <w:t xml:space="preserve"> (AI as a Service) – ML-Modelle und APIs (z. B. OpenAI, Google Vertex AI)</w:t>
       </w:r>
     </w:p>
     <w:p>
@@ -667,7 +467,6 @@
           <w:numId w:val="4"/>
         </w:numPr>
       </w:pPr>
-      <w:proofErr w:type="spellStart"/>
       <w:r>
         <w:rPr>
           <w:b/>
@@ -675,25 +474,8 @@
         </w:rPr>
         <w:t>DRaaS</w:t>
       </w:r>
-      <w:proofErr w:type="spellEnd"/>
-      <w:r>
-        <w:t xml:space="preserve"> (</w:t>
-      </w:r>
-      <w:proofErr w:type="spellStart"/>
-      <w:r>
-        <w:t>Disaster</w:t>
-      </w:r>
-      <w:proofErr w:type="spellEnd"/>
-      <w:r>
-        <w:t xml:space="preserve"> Recovery </w:t>
-      </w:r>
-      <w:proofErr w:type="spellStart"/>
-      <w:r>
-        <w:t>as</w:t>
-      </w:r>
-      <w:proofErr w:type="spellEnd"/>
-      <w:r>
-        <w:t xml:space="preserve"> a Service) – Backup und Wiederherstellung</w:t>
+      <w:r>
+        <w:t xml:space="preserve"> (Disaster Recovery as a Service) – Backup und Wiederherstellung</w:t>
       </w:r>
     </w:p>
     <w:p>
@@ -753,23 +535,7 @@
           <w:b/>
           <w:bCs/>
         </w:rPr>
-        <w:t xml:space="preserve">Google Cloud </w:t>
-      </w:r>
-      <w:proofErr w:type="spellStart"/>
-      <w:r>
-        <w:rPr>
-          <w:b/>
-          <w:bCs/>
-        </w:rPr>
-        <w:t>Platform</w:t>
-      </w:r>
-      <w:proofErr w:type="spellEnd"/>
-      <w:r>
-        <w:rPr>
-          <w:b/>
-          <w:bCs/>
-        </w:rPr>
-        <w:t xml:space="preserve"> (GCP)</w:t>
+        <w:t>Google Cloud Platform (GCP)</w:t>
       </w:r>
       <w:r>
         <w:t xml:space="preserve"> – Stärken in KI/ML und Big Data</w:t>
@@ -859,17 +625,8 @@
           <w:bCs/>
         </w:rPr>
         <w:lastRenderedPageBreak/>
-        <w:t xml:space="preserve">Monitoring vs. </w:t>
-      </w:r>
-      <w:proofErr w:type="spellStart"/>
-      <w:r>
-        <w:rPr>
-          <w:b/>
-          <w:bCs/>
-        </w:rPr>
-        <w:t>Logging</w:t>
-      </w:r>
-      <w:proofErr w:type="spellEnd"/>
+        <w:t>Monitoring vs. Logging</w:t>
+      </w:r>
     </w:p>
     <w:tbl>
       <w:tblPr>
@@ -936,7 +693,6 @@
                 <w:bCs/>
               </w:rPr>
             </w:pPr>
-            <w:proofErr w:type="spellStart"/>
             <w:r>
               <w:rPr>
                 <w:b/>
@@ -944,7 +700,6 @@
               </w:rPr>
               <w:t>Logging</w:t>
             </w:r>
-            <w:proofErr w:type="spellEnd"/>
           </w:p>
         </w:tc>
       </w:tr>
@@ -1170,38 +925,20 @@
           </w:tcPr>
           <w:p>
             <w:r>
-              <w:t xml:space="preserve">Prometheus, </w:t>
-            </w:r>
-            <w:proofErr w:type="spellStart"/>
-            <w:r>
-              <w:t>Datadog</w:t>
-            </w:r>
-            <w:proofErr w:type="spellEnd"/>
-            <w:r>
-              <w:t xml:space="preserve">, </w:t>
-            </w:r>
-            <w:proofErr w:type="spellStart"/>
-            <w:r>
-              <w:t>CloudWatch</w:t>
-            </w:r>
-            <w:proofErr w:type="spellEnd"/>
-          </w:p>
-        </w:tc>
-        <w:tc>
-          <w:tcPr>
-            <w:tcW w:w="0" w:type="auto"/>
-            <w:vAlign w:val="center"/>
-            <w:hideMark/>
-          </w:tcPr>
-          <w:p>
-            <w:r>
-              <w:t xml:space="preserve">ELK Stack, Splunk, </w:t>
-            </w:r>
-            <w:proofErr w:type="spellStart"/>
-            <w:r>
-              <w:t>CloudTrail</w:t>
-            </w:r>
-            <w:proofErr w:type="spellEnd"/>
+              <w:t>Prometheus, Datadog, CloudWatch</w:t>
+            </w:r>
+          </w:p>
+        </w:tc>
+        <w:tc>
+          <w:tcPr>
+            <w:tcW w:w="0" w:type="auto"/>
+            <w:vAlign w:val="center"/>
+            <w:hideMark/>
+          </w:tcPr>
+          <w:p>
+            <w:r>
+              <w:t>ELK Stack, Splunk, CloudTrail</w:t>
+            </w:r>
           </w:p>
         </w:tc>
       </w:tr>
@@ -1218,15 +955,7 @@
         <w:t>was gerade passiert</w:t>
       </w:r>
       <w:r>
-        <w:t xml:space="preserve">, </w:t>
-      </w:r>
-      <w:proofErr w:type="spellStart"/>
-      <w:r>
-        <w:t>Logging</w:t>
-      </w:r>
-      <w:proofErr w:type="spellEnd"/>
-      <w:r>
-        <w:t xml:space="preserve"> erklärt </w:t>
+        <w:t xml:space="preserve">, Logging erklärt </w:t>
       </w:r>
       <w:r>
         <w:rPr>
@@ -1263,29 +992,8 @@
         <w:t>Kosteneffizienz</w:t>
       </w:r>
       <w:r>
-        <w:t xml:space="preserve"> – Keine Investitionskosten (</w:t>
-      </w:r>
-      <w:proofErr w:type="spellStart"/>
-      <w:r>
-        <w:t>CapEx</w:t>
-      </w:r>
-      <w:proofErr w:type="spellEnd"/>
-      <w:r>
-        <w:t xml:space="preserve"> → </w:t>
-      </w:r>
-      <w:proofErr w:type="spellStart"/>
-      <w:r>
-        <w:t>OpEx</w:t>
-      </w:r>
-      <w:proofErr w:type="spellEnd"/>
-      <w:r>
-        <w:t>), Pay-per-</w:t>
-      </w:r>
-      <w:proofErr w:type="spellStart"/>
-      <w:r>
-        <w:t>use</w:t>
-      </w:r>
-      <w:proofErr w:type="spellEnd"/>
+        <w:t xml:space="preserve"> – Keine Investitionskosten (CapEx → OpEx), Pay-per-use</w:t>
+      </w:r>
     </w:p>
     <w:p>
       <w:pPr>
@@ -1509,15 +1217,7 @@
         <w:t>Sicherheitsrisiken</w:t>
       </w:r>
       <w:r>
-        <w:t xml:space="preserve"> – </w:t>
-      </w:r>
-      <w:proofErr w:type="spellStart"/>
-      <w:r>
-        <w:t>Shared</w:t>
-      </w:r>
-      <w:proofErr w:type="spellEnd"/>
-      <w:r>
-        <w:t xml:space="preserve"> Infrastructure, Angriffsfläche beim Anbieter</w:t>
+        <w:t xml:space="preserve"> – Shared Infrastructure, Angriffsfläche beim Anbieter</w:t>
       </w:r>
     </w:p>
     <w:p>
@@ -1539,38 +1239,13 @@
       </w:r>
     </w:p>
     <w:p>
-      <w:proofErr w:type="spellStart"/>
       <w:r>
         <w:rPr>
           <w:b/>
           <w:bCs/>
         </w:rPr>
         <w:lastRenderedPageBreak/>
-        <w:t>Shared</w:t>
-      </w:r>
-      <w:proofErr w:type="spellEnd"/>
-      <w:r>
-        <w:rPr>
-          <w:b/>
-          <w:bCs/>
-        </w:rPr>
-        <w:t xml:space="preserve"> </w:t>
-      </w:r>
-      <w:proofErr w:type="spellStart"/>
-      <w:r>
-        <w:rPr>
-          <w:b/>
-          <w:bCs/>
-        </w:rPr>
-        <w:t>Responsibility</w:t>
-      </w:r>
-      <w:proofErr w:type="spellEnd"/>
-      <w:r>
-        <w:rPr>
-          <w:b/>
-          <w:bCs/>
-        </w:rPr>
-        <w:t xml:space="preserve"> Model</w:t>
+        <w:t>Shared Responsibility Model</w:t>
       </w:r>
     </w:p>
     <w:p>
@@ -1991,107 +1666,23 @@
       <w:r>
         <w:t xml:space="preserve"> Der Anbieter sichert die Cloud-Infrastruktur selbst (</w:t>
       </w:r>
-      <w:proofErr w:type="spellStart"/>
       <w:r>
         <w:rPr>
           <w:i/>
           <w:iCs/>
         </w:rPr>
-        <w:t>security</w:t>
-      </w:r>
-      <w:proofErr w:type="spellEnd"/>
+        <w:t>security of the cloud</w:t>
+      </w:r>
+      <w:r>
+        <w:t>). Der Kunde ist verantwortlich für alles, was er darin betreibt (</w:t>
+      </w:r>
       <w:r>
         <w:rPr>
           <w:i/>
           <w:iCs/>
         </w:rPr>
-        <w:t xml:space="preserve"> </w:t>
-      </w:r>
-      <w:proofErr w:type="spellStart"/>
-      <w:r>
-        <w:rPr>
-          <w:i/>
-          <w:iCs/>
-        </w:rPr>
-        <w:t>of</w:t>
-      </w:r>
-      <w:proofErr w:type="spellEnd"/>
-      <w:r>
-        <w:rPr>
-          <w:i/>
-          <w:iCs/>
-        </w:rPr>
-        <w:t xml:space="preserve"> </w:t>
-      </w:r>
-      <w:proofErr w:type="spellStart"/>
-      <w:r>
-        <w:rPr>
-          <w:i/>
-          <w:iCs/>
-        </w:rPr>
-        <w:t>the</w:t>
-      </w:r>
-      <w:proofErr w:type="spellEnd"/>
-      <w:r>
-        <w:rPr>
-          <w:i/>
-          <w:iCs/>
-        </w:rPr>
-        <w:t xml:space="preserve"> </w:t>
-      </w:r>
-      <w:proofErr w:type="spellStart"/>
-      <w:r>
-        <w:rPr>
-          <w:i/>
-          <w:iCs/>
-        </w:rPr>
-        <w:t>cloud</w:t>
-      </w:r>
-      <w:proofErr w:type="spellEnd"/>
-      <w:r>
-        <w:t>). Der Kunde ist verantwortlich für alles, was er darin betreibt (</w:t>
-      </w:r>
-      <w:proofErr w:type="spellStart"/>
-      <w:r>
-        <w:rPr>
-          <w:i/>
-          <w:iCs/>
-        </w:rPr>
-        <w:t>security</w:t>
-      </w:r>
-      <w:proofErr w:type="spellEnd"/>
-      <w:r>
-        <w:rPr>
-          <w:i/>
-          <w:iCs/>
-        </w:rPr>
-        <w:t xml:space="preserve"> in </w:t>
-      </w:r>
-      <w:proofErr w:type="spellStart"/>
-      <w:r>
-        <w:rPr>
-          <w:i/>
-          <w:iCs/>
-        </w:rPr>
-        <w:t>the</w:t>
-      </w:r>
-      <w:proofErr w:type="spellEnd"/>
-      <w:r>
-        <w:rPr>
-          <w:i/>
-          <w:iCs/>
-        </w:rPr>
-        <w:t xml:space="preserve"> </w:t>
-      </w:r>
-      <w:proofErr w:type="spellStart"/>
-      <w:r>
-        <w:rPr>
-          <w:i/>
-          <w:iCs/>
-        </w:rPr>
-        <w:t>cloud</w:t>
-      </w:r>
-      <w:proofErr w:type="spellEnd"/>
+        <w:t>security in the cloud</w:t>
+      </w:r>
       <w:r>
         <w:t>) – insbesondere Daten, Identitäten und Konfigurationen. Fehlkonfigurationen durch den Kunden sind die häufigste Ursache für Cloud-Sicherheitsvorfälle.</w:t>
       </w:r>
@@ -2129,79 +1720,7 @@
     </w:p>
     <w:p>
       <w:r>
-        <w:t xml:space="preserve">Über SaaS/PaaS/IaaS hinaus: </w:t>
-      </w:r>
-      <w:proofErr w:type="spellStart"/>
-      <w:r>
-        <w:t>FaaS</w:t>
-      </w:r>
-      <w:proofErr w:type="spellEnd"/>
-      <w:r>
-        <w:t xml:space="preserve"> (z. B. AWS Lambda), </w:t>
-      </w:r>
-      <w:proofErr w:type="spellStart"/>
-      <w:r>
-        <w:t>DBaaS</w:t>
-      </w:r>
-      <w:proofErr w:type="spellEnd"/>
-      <w:r>
-        <w:t xml:space="preserve"> (verwaltete Datenbanken), </w:t>
-      </w:r>
-      <w:proofErr w:type="spellStart"/>
-      <w:r>
-        <w:t>STaaS</w:t>
-      </w:r>
-      <w:proofErr w:type="spellEnd"/>
-      <w:r>
-        <w:t xml:space="preserve"> (Objektspeicher), </w:t>
-      </w:r>
-      <w:proofErr w:type="spellStart"/>
-      <w:r>
-        <w:t>SECaaS</w:t>
-      </w:r>
-      <w:proofErr w:type="spellEnd"/>
-      <w:r>
-        <w:t xml:space="preserve"> (Sicherheit als Dienst), </w:t>
-      </w:r>
-      <w:proofErr w:type="spellStart"/>
-      <w:r>
-        <w:t>AIaaS</w:t>
-      </w:r>
-      <w:proofErr w:type="spellEnd"/>
-      <w:r>
-        <w:t xml:space="preserve"> (ML-APIs), </w:t>
-      </w:r>
-      <w:proofErr w:type="spellStart"/>
-      <w:r>
-        <w:t>DRaaS</w:t>
-      </w:r>
-      <w:proofErr w:type="spellEnd"/>
-      <w:r>
-        <w:t xml:space="preserve"> (</w:t>
-      </w:r>
-      <w:proofErr w:type="spellStart"/>
-      <w:r>
-        <w:t>Disaster</w:t>
-      </w:r>
-      <w:proofErr w:type="spellEnd"/>
-      <w:r>
-        <w:t xml:space="preserve"> Recovery), </w:t>
-      </w:r>
-      <w:proofErr w:type="spellStart"/>
-      <w:r>
-        <w:t>CaaS</w:t>
-      </w:r>
-      <w:proofErr w:type="spellEnd"/>
-      <w:r>
-        <w:t xml:space="preserve"> (Container </w:t>
-      </w:r>
-      <w:proofErr w:type="spellStart"/>
-      <w:r>
-        <w:t>as</w:t>
-      </w:r>
-      <w:proofErr w:type="spellEnd"/>
-      <w:r>
-        <w:t xml:space="preserve"> a Service).</w:t>
+        <w:t>Über SaaS/PaaS/IaaS hinaus: FaaS (z. B. AWS Lambda), DBaaS (verwaltete Datenbanken), STaaS (Objektspeicher), SECaaS (Sicherheit als Dienst), AIaaS (ML-APIs), DRaaS (Disaster Recovery), CaaS (Container as a Service).</w:t>
       </w:r>
     </w:p>
     <w:p>
@@ -2507,13 +2026,8 @@
           </w:tcPr>
           <w:p>
             <w:r>
-              <w:t xml:space="preserve">Oft günstigstes </w:t>
-            </w:r>
-            <w:proofErr w:type="spellStart"/>
-            <w:r>
-              <w:t>Compute</w:t>
-            </w:r>
-            <w:proofErr w:type="spellEnd"/>
+              <w:t>Oft günstigstes Compute</w:t>
+            </w:r>
           </w:p>
         </w:tc>
       </w:tr>
@@ -2594,13 +2108,8 @@
           </w:tcPr>
           <w:p>
             <w:r>
-              <w:t xml:space="preserve">IAM, Shield, </w:t>
-            </w:r>
-            <w:proofErr w:type="spellStart"/>
-            <w:r>
-              <w:t>GuardDuty</w:t>
-            </w:r>
-            <w:proofErr w:type="spellEnd"/>
+              <w:t>IAM, Shield, GuardDuty</w:t>
+            </w:r>
           </w:p>
         </w:tc>
         <w:tc>
@@ -2622,13 +2131,8 @@
             <w:hideMark/>
           </w:tcPr>
           <w:p>
-            <w:proofErr w:type="spellStart"/>
-            <w:r>
-              <w:t>BeyondCorp</w:t>
-            </w:r>
-            <w:proofErr w:type="spellEnd"/>
-            <w:r>
-              <w:t>, Cloud Armor</w:t>
+            <w:r>
+              <w:t>BeyondCorp, Cloud Armor</w:t>
             </w:r>
           </w:p>
         </w:tc>
@@ -2764,29 +2268,8 @@
         </w:numPr>
       </w:pPr>
       <w:r>
-        <w:t>Keine Hardwarekosten (</w:t>
-      </w:r>
-      <w:proofErr w:type="spellStart"/>
-      <w:r>
-        <w:t>CapEx</w:t>
-      </w:r>
-      <w:proofErr w:type="spellEnd"/>
-      <w:r>
-        <w:t xml:space="preserve"> → </w:t>
-      </w:r>
-      <w:proofErr w:type="spellStart"/>
-      <w:r>
-        <w:t>OpEx</w:t>
-      </w:r>
-      <w:proofErr w:type="spellEnd"/>
-      <w:r>
-        <w:t>), Pay-per-</w:t>
-      </w:r>
-      <w:proofErr w:type="spellStart"/>
-      <w:r>
-        <w:t>use</w:t>
-      </w:r>
-      <w:proofErr w:type="spellEnd"/>
+        <w:t>Keine Hardwarekosten (CapEx → OpEx), Pay-per-use</w:t>
+      </w:r>
     </w:p>
     <w:p>
       <w:pPr>
@@ -2901,13 +2384,8 @@
         </w:numPr>
       </w:pPr>
       <w:r>
-        <w:t xml:space="preserve">Laufende Kosten bei hoher Nutzung teurer als eigene </w:t>
-      </w:r>
-      <w:proofErr w:type="spellStart"/>
-      <w:r>
-        <w:t>Infra</w:t>
-      </w:r>
-      <w:proofErr w:type="spellEnd"/>
+        <w:t>Laufende Kosten bei hoher Nutzung teurer als eigene Infra</w:t>
+      </w:r>
     </w:p>
     <w:p>
       <w:pPr>
@@ -2939,37 +2417,12 @@
       </w:r>
     </w:p>
     <w:p>
-      <w:proofErr w:type="spellStart"/>
-      <w:r>
-        <w:rPr>
-          <w:b/>
-          <w:bCs/>
-        </w:rPr>
-        <w:t>Shared</w:t>
-      </w:r>
-      <w:proofErr w:type="spellEnd"/>
-      <w:r>
-        <w:rPr>
-          <w:b/>
-          <w:bCs/>
-        </w:rPr>
-        <w:t xml:space="preserve"> </w:t>
-      </w:r>
-      <w:proofErr w:type="spellStart"/>
-      <w:r>
-        <w:rPr>
-          <w:b/>
-          <w:bCs/>
-        </w:rPr>
-        <w:t>Responsibility</w:t>
-      </w:r>
-      <w:proofErr w:type="spellEnd"/>
-      <w:r>
-        <w:rPr>
-          <w:b/>
-          <w:bCs/>
-        </w:rPr>
-        <w:t xml:space="preserve"> Model</w:t>
+      <w:r>
+        <w:rPr>
+          <w:b/>
+          <w:bCs/>
+        </w:rPr>
+        <w:t>Shared Responsibility Model</w:t>
       </w:r>
     </w:p>
     <w:p>
@@ -3103,15 +2556,7 @@
         </w:numPr>
       </w:pPr>
       <w:r>
-        <w:t xml:space="preserve">Basiert auf Linux-Mechanismen: Namespaces (Isolation) und </w:t>
-      </w:r>
-      <w:proofErr w:type="spellStart"/>
-      <w:r>
-        <w:t>cgroups</w:t>
-      </w:r>
-      <w:proofErr w:type="spellEnd"/>
-      <w:r>
-        <w:t xml:space="preserve"> (Ressourcenlimitierung)</w:t>
+        <w:t>Basiert auf Linux-Mechanismen: Namespaces (Isolation) und cgroups (Ressourcenlimitierung)</w:t>
       </w:r>
     </w:p>
     <w:p>
@@ -3511,68 +2956,12 @@
     </w:p>
     <w:p>
       <w:r>
-        <w:t xml:space="preserve">Container: Docker, </w:t>
-      </w:r>
-      <w:proofErr w:type="spellStart"/>
-      <w:r>
-        <w:t>Podman</w:t>
-      </w:r>
-      <w:proofErr w:type="spellEnd"/>
-      <w:r>
-        <w:t xml:space="preserve">, </w:t>
-      </w:r>
-      <w:proofErr w:type="spellStart"/>
-      <w:r>
-        <w:t>containerd</w:t>
-      </w:r>
-      <w:proofErr w:type="spellEnd"/>
-      <w:r>
-        <w:t xml:space="preserve">, LXC, </w:t>
-      </w:r>
-      <w:proofErr w:type="spellStart"/>
-      <w:r>
-        <w:t>Kubernetes</w:t>
-      </w:r>
-      <w:proofErr w:type="spellEnd"/>
-      <w:r>
-        <w:t xml:space="preserve">, </w:t>
-      </w:r>
-      <w:proofErr w:type="spellStart"/>
-      <w:r>
-        <w:t>OpenShift</w:t>
-      </w:r>
-      <w:proofErr w:type="spellEnd"/>
-      <w:r>
-        <w:t xml:space="preserve">, Docker </w:t>
-      </w:r>
-      <w:proofErr w:type="spellStart"/>
-      <w:r>
-        <w:t>Compose</w:t>
-      </w:r>
-      <w:proofErr w:type="spellEnd"/>
-      <w:r>
-        <w:t>, Helm</w:t>
-      </w:r>
-    </w:p>
-    <w:p>
-      <w:r>
-        <w:t>Virtuelle Server (VM): VMware vSphere/</w:t>
-      </w:r>
-      <w:proofErr w:type="spellStart"/>
-      <w:r>
-        <w:t>ESXi</w:t>
-      </w:r>
-      <w:proofErr w:type="spellEnd"/>
-      <w:r>
-        <w:t xml:space="preserve">, Microsoft Hyper-V, Oracle VirtualBox, KVM, </w:t>
-      </w:r>
-      <w:proofErr w:type="spellStart"/>
-      <w:r>
-        <w:t>Proxmox</w:t>
-      </w:r>
-      <w:proofErr w:type="spellEnd"/>
-      <w:r>
-        <w:t>, Citrix Hypervisor, AWS EC2, Azure VMs</w:t>
+        <w:t>Container: Docker, Podman, containerd, LXC, Kubernetes, OpenShift, Docker Compose, Helm</w:t>
+      </w:r>
+    </w:p>
+    <w:p>
+      <w:r>
+        <w:t>Virtuelle Server (VM): VMware vSphere/ESXi, Microsoft Hyper-V, Oracle VirtualBox, KVM, Proxmox, Citrix Hypervisor, AWS EC2, Azure VMs</w:t>
       </w:r>
     </w:p>
     <w:p>
@@ -3799,15 +3188,7 @@
           </w:tcPr>
           <w:p>
             <w:r>
-              <w:t>sehr hoch (läuft überall mit Container-</w:t>
-            </w:r>
-            <w:proofErr w:type="spellStart"/>
-            <w:r>
-              <w:t>Runtime</w:t>
-            </w:r>
-            <w:proofErr w:type="spellEnd"/>
-            <w:r>
-              <w:t>)</w:t>
+              <w:t>sehr hoch (läuft überall mit Container-Runtime)</w:t>
             </w:r>
           </w:p>
         </w:tc>
@@ -3956,13 +3337,8 @@
           <w:numId w:val="12"/>
         </w:numPr>
       </w:pPr>
-      <w:proofErr w:type="spellStart"/>
-      <w:r>
-        <w:t>Stateful</w:t>
-      </w:r>
-      <w:proofErr w:type="spellEnd"/>
-      <w:r>
-        <w:t>-Workloads mit komplexen Dateisystemen laufen</w:t>
+      <w:r>
+        <w:t>Stateful-Workloads mit komplexen Dateisystemen laufen</w:t>
       </w:r>
     </w:p>
     <w:p>
@@ -4012,23 +3388,7 @@
         <w:t>Image</w:t>
       </w:r>
       <w:r>
-        <w:t xml:space="preserve"> – Unveränderliche Vorlage (Snapshot) mit App + Abhängigkeiten + Konfiguration. Wird aus einem </w:t>
-      </w:r>
-      <w:proofErr w:type="spellStart"/>
-      <w:r>
-        <w:t>Dockerfile</w:t>
-      </w:r>
-      <w:proofErr w:type="spellEnd"/>
-      <w:r>
-        <w:t xml:space="preserve"> gebaut. Read-</w:t>
-      </w:r>
-      <w:proofErr w:type="spellStart"/>
-      <w:r>
-        <w:t>only</w:t>
-      </w:r>
-      <w:proofErr w:type="spellEnd"/>
-      <w:r>
-        <w:t>.</w:t>
+        <w:t xml:space="preserve"> – Unveränderliche Vorlage (Snapshot) mit App + Abhängigkeiten + Konfiguration. Wird aus einem Dockerfile gebaut. Read-only.</w:t>
       </w:r>
     </w:p>
     <w:p>
@@ -4085,23 +3445,7 @@
           <w:b/>
           <w:bCs/>
         </w:rPr>
-        <w:t xml:space="preserve">Warum sind laufende Container </w:t>
-      </w:r>
-      <w:proofErr w:type="spellStart"/>
-      <w:r>
-        <w:rPr>
-          <w:b/>
-          <w:bCs/>
-        </w:rPr>
-        <w:t>immutable</w:t>
-      </w:r>
-      <w:proofErr w:type="spellEnd"/>
-      <w:r>
-        <w:rPr>
-          <w:b/>
-          <w:bCs/>
-        </w:rPr>
-        <w:t>?</w:t>
+        <w:t>Warum sind laufende Container immutable?</w:t>
       </w:r>
     </w:p>
     <w:p>
@@ -4113,15 +3457,7 @@
       </w:pPr>
       <w:r>
         <w:lastRenderedPageBreak/>
-        <w:t>Container werden aus einem Read-</w:t>
-      </w:r>
-      <w:proofErr w:type="spellStart"/>
-      <w:r>
-        <w:t>only</w:t>
-      </w:r>
-      <w:proofErr w:type="spellEnd"/>
-      <w:r>
-        <w:t xml:space="preserve"> Image gestartet – das Image selbst ändert sich nie</w:t>
+        <w:t>Container werden aus einem Read-only Image gestartet – das Image selbst ändert sich nie</w:t>
       </w:r>
     </w:p>
     <w:p>
@@ -4176,15 +3512,7 @@
         </w:numPr>
       </w:pPr>
       <w:r>
-        <w:t>Kein «</w:t>
-      </w:r>
-      <w:proofErr w:type="spellStart"/>
-      <w:r>
-        <w:t>Configuration</w:t>
-      </w:r>
-      <w:proofErr w:type="spellEnd"/>
-      <w:r>
-        <w:t xml:space="preserve"> Drift»</w:t>
+        <w:t>Kein «Configuration Drift»</w:t>
       </w:r>
     </w:p>
     <w:p>
@@ -4222,33 +3550,8 @@
           <w:b/>
           <w:bCs/>
         </w:rPr>
-        <w:t>Self-</w:t>
-      </w:r>
-      <w:proofErr w:type="spellStart"/>
-      <w:r>
-        <w:rPr>
-          <w:b/>
-          <w:bCs/>
-        </w:rPr>
-        <w:t>Managed</w:t>
-      </w:r>
-      <w:proofErr w:type="spellEnd"/>
-      <w:r>
-        <w:rPr>
-          <w:b/>
-          <w:bCs/>
-        </w:rPr>
-        <w:t xml:space="preserve"> vs. Fully </w:t>
-      </w:r>
-      <w:proofErr w:type="spellStart"/>
-      <w:r>
-        <w:rPr>
-          <w:b/>
-          <w:bCs/>
-        </w:rPr>
-        <w:t>Managed</w:t>
-      </w:r>
-      <w:proofErr w:type="spellEnd"/>
+        <w:t>Self-Managed vs. Fully Managed</w:t>
+      </w:r>
     </w:p>
     <w:tbl>
       <w:tblPr>
@@ -4312,17 +3615,8 @@
                 <w:b/>
                 <w:bCs/>
               </w:rPr>
-              <w:t>Self-</w:t>
-            </w:r>
-            <w:proofErr w:type="spellStart"/>
-            <w:r>
-              <w:rPr>
-                <w:b/>
-                <w:bCs/>
-              </w:rPr>
-              <w:t>Managed</w:t>
-            </w:r>
-            <w:proofErr w:type="spellEnd"/>
+              <w:t>Self-Managed</w:t>
+            </w:r>
           </w:p>
         </w:tc>
         <w:tc>
@@ -4343,17 +3637,8 @@
                 <w:b/>
                 <w:bCs/>
               </w:rPr>
-              <w:t xml:space="preserve">Fully </w:t>
-            </w:r>
-            <w:proofErr w:type="spellStart"/>
-            <w:r>
-              <w:rPr>
-                <w:b/>
-                <w:bCs/>
-              </w:rPr>
-              <w:t>Managed</w:t>
-            </w:r>
-            <w:proofErr w:type="spellEnd"/>
+              <w:t>Fully Managed</w:t>
+            </w:r>
           </w:p>
         </w:tc>
       </w:tr>
@@ -4557,13 +3842,8 @@
           </w:tcPr>
           <w:p>
             <w:r>
-              <w:t xml:space="preserve">AWS EC2 Auto </w:t>
-            </w:r>
-            <w:proofErr w:type="spellStart"/>
-            <w:r>
-              <w:t>Scaling</w:t>
-            </w:r>
-            <w:proofErr w:type="spellEnd"/>
+              <w:t>AWS EC2 Auto Scaling</w:t>
+            </w:r>
           </w:p>
         </w:tc>
       </w:tr>
@@ -4591,23 +3871,7 @@
           </w:tcPr>
           <w:p>
             <w:r>
-              <w:t xml:space="preserve">Eigenes </w:t>
-            </w:r>
-            <w:proofErr w:type="spellStart"/>
-            <w:r>
-              <w:t>Kubernetes</w:t>
-            </w:r>
-            <w:proofErr w:type="spellEnd"/>
-            <w:r>
-              <w:t xml:space="preserve"> (</w:t>
-            </w:r>
-            <w:proofErr w:type="spellStart"/>
-            <w:r>
-              <w:t>kubeadm</w:t>
-            </w:r>
-            <w:proofErr w:type="spellEnd"/>
-            <w:r>
-              <w:t>)</w:t>
+              <w:t>Eigenes Kubernetes (kubeadm)</w:t>
             </w:r>
           </w:p>
         </w:tc>
@@ -4709,15 +3973,7 @@
     </w:tbl>
     <w:p>
       <w:r>
-        <w:t xml:space="preserve">Faustregel: Je mehr Eigenverantwortung, desto mehr Kontrolle – aber auch mehr Betriebsaufwand. Fully </w:t>
-      </w:r>
-      <w:proofErr w:type="spellStart"/>
-      <w:r>
-        <w:t>Managed</w:t>
-      </w:r>
-      <w:proofErr w:type="spellEnd"/>
-      <w:r>
-        <w:t xml:space="preserve"> lohnt sich wenn Entwicklung wichtiger ist als Infrastruktur.</w:t>
+        <w:t>Faustregel: Je mehr Eigenverantwortung, desto mehr Kontrolle – aber auch mehr Betriebsaufwand. Fully Managed lohnt sich wenn Entwicklung wichtiger ist als Infrastruktur.</w:t>
       </w:r>
     </w:p>
     <w:p>
@@ -4791,15 +4047,7 @@
         </w:numPr>
       </w:pPr>
       <w:r>
-        <w:t>Was passiert, wenn ein Container abstürzt? (Self-</w:t>
-      </w:r>
-      <w:proofErr w:type="spellStart"/>
-      <w:r>
-        <w:t>healing</w:t>
-      </w:r>
-      <w:proofErr w:type="spellEnd"/>
-      <w:r>
-        <w:t>)</w:t>
+        <w:t>Was passiert, wenn ein Container abstürzt? (Self-healing)</w:t>
       </w:r>
     </w:p>
     <w:p>
@@ -4810,15 +4058,7 @@
         </w:numPr>
       </w:pPr>
       <w:r>
-        <w:t xml:space="preserve">Wie werden Lasten verteilt? (Load </w:t>
-      </w:r>
-      <w:proofErr w:type="spellStart"/>
-      <w:r>
-        <w:t>Balancing</w:t>
-      </w:r>
-      <w:proofErr w:type="spellEnd"/>
-      <w:r>
-        <w:t>)</w:t>
+        <w:t>Wie werden Lasten verteilt? (Load Balancing)</w:t>
       </w:r>
     </w:p>
     <w:p>
@@ -4829,15 +4069,7 @@
         </w:numPr>
       </w:pPr>
       <w:r>
-        <w:t>Wie skaliert man bei Lastspitzen? (Auto-</w:t>
-      </w:r>
-      <w:proofErr w:type="spellStart"/>
-      <w:r>
-        <w:t>Scaling</w:t>
-      </w:r>
-      <w:proofErr w:type="spellEnd"/>
-      <w:r>
-        <w:t>)</w:t>
+        <w:t>Wie skaliert man bei Lastspitzen? (Auto-Scaling)</w:t>
       </w:r>
     </w:p>
     <w:p>
@@ -4880,15 +4112,7 @@
     </w:p>
     <w:p>
       <w:r>
-        <w:t xml:space="preserve">Grundprinzip am Beispiel </w:t>
-      </w:r>
-      <w:proofErr w:type="spellStart"/>
-      <w:r>
-        <w:t>Kubernetes</w:t>
-      </w:r>
-      <w:proofErr w:type="spellEnd"/>
-      <w:r>
-        <w:t>:</w:t>
+        <w:t>Grundprinzip am Beispiel Kubernetes:</w:t>
       </w:r>
     </w:p>
     <w:p>
@@ -4949,13 +4173,8 @@
           <w:numId w:val="16"/>
         </w:numPr>
       </w:pPr>
-      <w:proofErr w:type="spellStart"/>
-      <w:r>
-        <w:t>etcd</w:t>
-      </w:r>
-      <w:proofErr w:type="spellEnd"/>
-      <w:r>
-        <w:t>: verteilte Datenbank für Clusterzustand</w:t>
+      <w:r>
+        <w:t>etcd: verteilte Datenbank für Clusterzustand</w:t>
       </w:r>
     </w:p>
     <w:p>
@@ -4983,13 +4202,8 @@
           <w:numId w:val="16"/>
         </w:numPr>
       </w:pPr>
-      <w:proofErr w:type="spellStart"/>
-      <w:r>
-        <w:t>kubelet</w:t>
-      </w:r>
-      <w:proofErr w:type="spellEnd"/>
-      <w:r>
-        <w:t>: kommuniziert mit Control Plane, startet Container</w:t>
+      <w:r>
+        <w:t>kubelet: kommuniziert mit Control Plane, startet Container</w:t>
       </w:r>
     </w:p>
     <w:p>
@@ -5006,44 +4220,8 @@
         <w:rPr>
           <w:lang w:val="fr-CH"/>
         </w:rPr>
-        <w:t xml:space="preserve">Container Runtime (z. B. </w:t>
-      </w:r>
-      <w:proofErr w:type="spellStart"/>
-      <w:r>
-        <w:rPr>
-          <w:lang w:val="fr-CH"/>
-        </w:rPr>
-        <w:t>containerd</w:t>
-      </w:r>
-      <w:proofErr w:type="spellEnd"/>
-      <w:r>
-        <w:rPr>
-          <w:lang w:val="fr-CH"/>
-        </w:rPr>
-        <w:t xml:space="preserve">): </w:t>
-      </w:r>
-      <w:proofErr w:type="spellStart"/>
-      <w:r>
-        <w:rPr>
-          <w:lang w:val="fr-CH"/>
-        </w:rPr>
-        <w:t>führt</w:t>
-      </w:r>
-      <w:proofErr w:type="spellEnd"/>
-      <w:r>
-        <w:rPr>
-          <w:lang w:val="fr-CH"/>
-        </w:rPr>
-        <w:t xml:space="preserve"> Container </w:t>
-      </w:r>
-      <w:proofErr w:type="spellStart"/>
-      <w:r>
-        <w:rPr>
-          <w:lang w:val="fr-CH"/>
-        </w:rPr>
-        <w:t>aus</w:t>
-      </w:r>
-      <w:proofErr w:type="spellEnd"/>
+        <w:t>Container Runtime (z. B. containerd): führt Container aus</w:t>
+      </w:r>
     </w:p>
     <w:p>
       <w:pPr>
@@ -5052,13 +4230,8 @@
           <w:numId w:val="16"/>
         </w:numPr>
       </w:pPr>
-      <w:proofErr w:type="spellStart"/>
-      <w:r>
-        <w:t>kube</w:t>
-      </w:r>
-      <w:proofErr w:type="spellEnd"/>
-      <w:r>
-        <w:t>-proxy: regelt Netzwerkverkehr</w:t>
+      <w:r>
+        <w:t>kube-proxy: regelt Netzwerkverkehr</w:t>
       </w:r>
     </w:p>
     <w:p>
@@ -5069,15 +4242,7 @@
         </w:numPr>
       </w:pPr>
       <w:r>
-        <w:t xml:space="preserve">Betreiber definiert den Soll-Zustand (z. B. «5 Instanzen von App X laufen immer») → </w:t>
-      </w:r>
-      <w:proofErr w:type="spellStart"/>
-      <w:r>
-        <w:t>Kubernetes</w:t>
-      </w:r>
-      <w:proofErr w:type="spellEnd"/>
-      <w:r>
-        <w:t xml:space="preserve"> sorgt automatisch dafür</w:t>
+        <w:t>Betreiber definiert den Soll-Zustand (z. B. «5 Instanzen von App X laufen immer») → Kubernetes sorgt automatisch dafür</w:t>
       </w:r>
     </w:p>
     <w:p>
@@ -5103,21 +4268,12 @@
           <w:numId w:val="17"/>
         </w:numPr>
       </w:pPr>
-      <w:proofErr w:type="spellStart"/>
-      <w:r>
-        <w:rPr>
-          <w:b/>
-          <w:bCs/>
-        </w:rPr>
-        <w:t>Kubernetes</w:t>
-      </w:r>
-      <w:proofErr w:type="spellEnd"/>
-      <w:r>
-        <w:rPr>
-          <w:b/>
-          <w:bCs/>
-        </w:rPr>
-        <w:t xml:space="preserve"> (K8s)</w:t>
+      <w:r>
+        <w:rPr>
+          <w:b/>
+          <w:bCs/>
+        </w:rPr>
+        <w:t>Kubernetes (K8s)</w:t>
       </w:r>
       <w:r>
         <w:t xml:space="preserve"> – De-facto-Standard, open source, Google-Ursprung</w:t>
@@ -5154,17 +4310,8 @@
           <w:bCs/>
         </w:rPr>
         <w:lastRenderedPageBreak/>
-        <w:t xml:space="preserve">Apache </w:t>
-      </w:r>
-      <w:proofErr w:type="spellStart"/>
-      <w:r>
-        <w:rPr>
-          <w:b/>
-          <w:bCs/>
-        </w:rPr>
-        <w:t>Mesos</w:t>
-      </w:r>
-      <w:proofErr w:type="spellEnd"/>
+        <w:t>Apache Mesos</w:t>
+      </w:r>
       <w:r>
         <w:t xml:space="preserve"> – Für sehr grosse Cluster, eher im Rückgang</w:t>
       </w:r>
@@ -5176,37 +4323,12 @@
           <w:numId w:val="17"/>
         </w:numPr>
       </w:pPr>
-      <w:proofErr w:type="spellStart"/>
-      <w:r>
-        <w:rPr>
-          <w:b/>
-          <w:bCs/>
-        </w:rPr>
-        <w:t>Managed</w:t>
-      </w:r>
-      <w:proofErr w:type="spellEnd"/>
-      <w:r>
-        <w:rPr>
-          <w:b/>
-          <w:bCs/>
-        </w:rPr>
-        <w:t xml:space="preserve"> </w:t>
-      </w:r>
-      <w:proofErr w:type="spellStart"/>
-      <w:r>
-        <w:rPr>
-          <w:b/>
-          <w:bCs/>
-        </w:rPr>
-        <w:t>Kubernetes</w:t>
-      </w:r>
-      <w:proofErr w:type="spellEnd"/>
-      <w:r>
-        <w:rPr>
-          <w:b/>
-          <w:bCs/>
-        </w:rPr>
-        <w:t>-Dienste:</w:t>
+      <w:r>
+        <w:rPr>
+          <w:b/>
+          <w:bCs/>
+        </w:rPr>
+        <w:t>Managed Kubernetes-Dienste:</w:t>
       </w:r>
       <w:r>
         <w:t xml:space="preserve"> </w:t>
@@ -5220,23 +4342,7 @@
         </w:numPr>
       </w:pPr>
       <w:r>
-        <w:t>AWS EKS (</w:t>
-      </w:r>
-      <w:proofErr w:type="spellStart"/>
-      <w:r>
-        <w:t>Elastic</w:t>
-      </w:r>
-      <w:proofErr w:type="spellEnd"/>
-      <w:r>
-        <w:t xml:space="preserve"> </w:t>
-      </w:r>
-      <w:proofErr w:type="spellStart"/>
-      <w:r>
-        <w:t>Kubernetes</w:t>
-      </w:r>
-      <w:proofErr w:type="spellEnd"/>
-      <w:r>
-        <w:t xml:space="preserve"> Service)</w:t>
+        <w:t>AWS EKS (Elastic Kubernetes Service)</w:t>
       </w:r>
     </w:p>
     <w:p>
@@ -5247,15 +4353,7 @@
         </w:numPr>
       </w:pPr>
       <w:r>
-        <w:t xml:space="preserve">Azure AKS (Azure </w:t>
-      </w:r>
-      <w:proofErr w:type="spellStart"/>
-      <w:r>
-        <w:t>Kubernetes</w:t>
-      </w:r>
-      <w:proofErr w:type="spellEnd"/>
-      <w:r>
-        <w:t xml:space="preserve"> Service)</w:t>
+        <w:t>Azure AKS (Azure Kubernetes Service)</w:t>
       </w:r>
     </w:p>
     <w:p>
@@ -5266,15 +4364,7 @@
         </w:numPr>
       </w:pPr>
       <w:r>
-        <w:t xml:space="preserve">Google GKE (Google </w:t>
-      </w:r>
-      <w:proofErr w:type="spellStart"/>
-      <w:r>
-        <w:t>Kubernetes</w:t>
-      </w:r>
-      <w:proofErr w:type="spellEnd"/>
-      <w:r>
-        <w:t xml:space="preserve"> Engine)</w:t>
+        <w:t>Google GKE (Google Kubernetes Engine)</w:t>
       </w:r>
     </w:p>
     <w:p>
@@ -5284,29 +4374,8 @@
           <w:numId w:val="17"/>
         </w:numPr>
       </w:pPr>
-      <w:proofErr w:type="spellStart"/>
-      <w:r>
-        <w:t>Red</w:t>
-      </w:r>
-      <w:proofErr w:type="spellEnd"/>
-      <w:r>
-        <w:t xml:space="preserve"> Hat </w:t>
-      </w:r>
-      <w:proofErr w:type="spellStart"/>
-      <w:r>
-        <w:t>OpenShift</w:t>
-      </w:r>
-      <w:proofErr w:type="spellEnd"/>
-      <w:r>
-        <w:t xml:space="preserve"> (Enterprise </w:t>
-      </w:r>
-      <w:proofErr w:type="spellStart"/>
-      <w:r>
-        <w:t>Kubernetes</w:t>
-      </w:r>
-      <w:proofErr w:type="spellEnd"/>
-      <w:r>
-        <w:t>)</w:t>
+      <w:r>
+        <w:t>Red Hat OpenShift (Enterprise Kubernetes)</w:t>
       </w:r>
     </w:p>
     <w:p>
@@ -5324,15 +4393,7 @@
         <w:t>Nomad</w:t>
       </w:r>
       <w:r>
-        <w:t xml:space="preserve"> (</w:t>
-      </w:r>
-      <w:proofErr w:type="spellStart"/>
-      <w:r>
-        <w:t>HashiCorp</w:t>
-      </w:r>
-      <w:proofErr w:type="spellEnd"/>
-      <w:r>
-        <w:t>) – Leichtgewichtige Alternative zu K8s</w:t>
+        <w:t xml:space="preserve"> (HashiCorp) – Leichtgewichtige Alternative zu K8s</w:t>
       </w:r>
     </w:p>
     <w:p>
@@ -5400,15 +4461,7 @@
         </w:numPr>
       </w:pPr>
       <w:r>
-        <w:t>Anwendung muss zustandslos (</w:t>
-      </w:r>
-      <w:proofErr w:type="spellStart"/>
-      <w:r>
-        <w:t>stateless</w:t>
-      </w:r>
-      <w:proofErr w:type="spellEnd"/>
-      <w:r>
-        <w:t>) sein</w:t>
+        <w:t>Anwendung muss zustandslos (stateless) sein</w:t>
       </w:r>
     </w:p>
     <w:p>
@@ -5441,23 +4494,7 @@
         </w:numPr>
       </w:pPr>
       <w:r>
-        <w:t xml:space="preserve">In </w:t>
-      </w:r>
-      <w:proofErr w:type="spellStart"/>
-      <w:r>
-        <w:t>Kubernetes</w:t>
-      </w:r>
-      <w:proofErr w:type="spellEnd"/>
-      <w:r>
-        <w:t xml:space="preserve">: HPA (Horizontal Pod </w:t>
-      </w:r>
-      <w:proofErr w:type="spellStart"/>
-      <w:r>
-        <w:t>Autoscaler</w:t>
-      </w:r>
-      <w:proofErr w:type="spellEnd"/>
-      <w:r>
-        <w:t>) übernimmt das automatisch</w:t>
+        <w:t>In Kubernetes: HPA (Horizontal Pod Autoscaler) übernimmt das automatisch</w:t>
       </w:r>
     </w:p>
     <w:p>
@@ -5468,23 +4505,7 @@
         </w:numPr>
       </w:pPr>
       <w:r>
-        <w:t xml:space="preserve">Grundprinzip von Cloud-nativen Anwendungen («design </w:t>
-      </w:r>
-      <w:proofErr w:type="spellStart"/>
-      <w:r>
-        <w:t>for</w:t>
-      </w:r>
-      <w:proofErr w:type="spellEnd"/>
-      <w:r>
-        <w:t xml:space="preserve"> </w:t>
-      </w:r>
-      <w:proofErr w:type="spellStart"/>
-      <w:r>
-        <w:t>scale</w:t>
-      </w:r>
-      <w:proofErr w:type="spellEnd"/>
-      <w:r>
-        <w:t>»)</w:t>
+        <w:t>Grundprinzip von Cloud-nativen Anwendungen («design for scale»)</w:t>
       </w:r>
     </w:p>
     <w:p>
@@ -5495,21 +4516,12 @@
       </w:r>
     </w:p>
     <w:p>
-      <w:proofErr w:type="spellStart"/>
-      <w:r>
-        <w:rPr>
-          <w:b/>
-          <w:bCs/>
-        </w:rPr>
-        <w:t>Deployment</w:t>
-      </w:r>
-      <w:proofErr w:type="spellEnd"/>
-      <w:r>
-        <w:rPr>
-          <w:b/>
-          <w:bCs/>
-        </w:rPr>
-        <w:t>-Strategien</w:t>
+      <w:r>
+        <w:rPr>
+          <w:b/>
+          <w:bCs/>
+        </w:rPr>
+        <w:t>Deployment-Strategien</w:t>
       </w:r>
     </w:p>
     <w:tbl>
@@ -5635,7 +4647,6 @@
             <w:hideMark/>
           </w:tcPr>
           <w:p>
-            <w:proofErr w:type="spellStart"/>
             <w:r>
               <w:rPr>
                 <w:b/>
@@ -5643,7 +4654,6 @@
               </w:rPr>
               <w:t>Recreate</w:t>
             </w:r>
-            <w:proofErr w:type="spellEnd"/>
           </w:p>
         </w:tc>
         <w:tc>
@@ -5871,17 +4881,8 @@
                 <w:b/>
                 <w:bCs/>
               </w:rPr>
-              <w:t xml:space="preserve">A/B </w:t>
-            </w:r>
-            <w:proofErr w:type="spellStart"/>
-            <w:r>
-              <w:rPr>
-                <w:b/>
-                <w:bCs/>
-              </w:rPr>
-              <w:t>Testing</w:t>
-            </w:r>
-            <w:proofErr w:type="spellEnd"/>
+              <w:t>A/B Testing</w:t>
+            </w:r>
           </w:p>
         </w:tc>
         <w:tc>
@@ -5961,13 +4962,8 @@
           </w:tcPr>
           <w:p>
             <w:r>
-              <w:t xml:space="preserve">Testen unter </w:t>
-            </w:r>
-            <w:proofErr w:type="spellStart"/>
-            <w:r>
-              <w:t>Echtlast</w:t>
-            </w:r>
-            <w:proofErr w:type="spellEnd"/>
+              <w:t>Testen unter Echtlast</w:t>
+            </w:r>
           </w:p>
         </w:tc>
         <w:tc>
@@ -5986,15 +4982,7 @@
     </w:tbl>
     <w:p>
       <w:r>
-        <w:t xml:space="preserve">Gängigste Praxis: Rolling Update (Standard in </w:t>
-      </w:r>
-      <w:proofErr w:type="spellStart"/>
-      <w:r>
-        <w:t>Kubernetes</w:t>
-      </w:r>
-      <w:proofErr w:type="spellEnd"/>
-      <w:r>
-        <w:t>) und Blue/Green für kritische Produktivsysteme.</w:t>
+        <w:t>Gängigste Praxis: Rolling Update (Standard in Kubernetes) und Blue/Green für kritische Produktivsysteme.</w:t>
       </w:r>
     </w:p>
     <w:p>
@@ -6015,39 +5003,7 @@
           <w:bCs/>
         </w:rPr>
         <w:lastRenderedPageBreak/>
-        <w:t>Besprechung</w:t>
-      </w:r>
-    </w:p>
-    <w:p>
-      <w:pPr>
-        <w:rPr>
-          <w:b/>
-          <w:bCs/>
-        </w:rPr>
-      </w:pPr>
-    </w:p>
-    <w:p>
-      <w:pPr>
-        <w:rPr>
-          <w:b/>
-          <w:bCs/>
-        </w:rPr>
-      </w:pPr>
-      <w:proofErr w:type="spellStart"/>
-      <w:r>
-        <w:rPr>
-          <w:b/>
-          <w:bCs/>
-        </w:rPr>
-        <w:t>Git</w:t>
-      </w:r>
-      <w:proofErr w:type="spellEnd"/>
-      <w:r>
-        <w:rPr>
-          <w:b/>
-          <w:bCs/>
-        </w:rPr>
-        <w:t xml:space="preserve"> Workflow</w:t>
+        <w:t>Git Workflow</w:t>
       </w:r>
     </w:p>
     <w:p>
@@ -6074,189 +5030,145 @@
         <w:rPr>
           <w:lang w:val="fr-CH"/>
         </w:rPr>
-        <w:t xml:space="preserve">it </w:t>
-      </w:r>
-      <w:proofErr w:type="spellStart"/>
+        <w:t xml:space="preserve">it add </w:t>
+      </w:r>
       <w:r>
         <w:rPr>
           <w:lang w:val="fr-CH"/>
         </w:rPr>
-        <w:t>add</w:t>
-      </w:r>
-      <w:proofErr w:type="spellEnd"/>
-      <w:r>
+        <w:t>.</w:t>
+      </w:r>
+    </w:p>
+    <w:p>
+      <w:pPr>
         <w:rPr>
           <w:lang w:val="fr-CH"/>
         </w:rPr>
+      </w:pPr>
+      <w:r>
+        <w:rPr>
+          <w:lang w:val="fr-CH"/>
+        </w:rPr>
+        <w:t xml:space="preserve">git commit </w:t>
+      </w:r>
+      <w:r>
+        <w:rPr>
+          <w:lang w:val="fr-CH"/>
+        </w:rPr>
+        <w:t>-m »message</w:t>
+      </w:r>
+      <w:r>
+        <w:rPr>
+          <w:lang w:val="fr-CH"/>
+        </w:rPr>
+        <w:t> »</w:t>
+      </w:r>
+    </w:p>
+    <w:p>
+      <w:r>
+        <w:t>git push</w:t>
+      </w:r>
+    </w:p>
+    <w:p>
+      <w:r>
+        <w:t>git pull</w:t>
+      </w:r>
+    </w:p>
+    <w:p/>
+    <w:p>
+      <w:pPr>
+        <w:rPr>
+          <w:b/>
+          <w:bCs/>
+        </w:rPr>
+      </w:pPr>
+      <w:r>
+        <w:rPr>
+          <w:b/>
+          <w:bCs/>
+        </w:rPr>
+        <w:t>Docker Workflow</w:t>
+      </w:r>
+    </w:p>
+    <w:p>
+      <w:r>
+        <w:t>dock</w:t>
+      </w:r>
+      <w:r>
+        <w:t xml:space="preserve">er build -f </w:t>
+      </w:r>
+      <w:r>
+        <w:t>d</w:t>
+      </w:r>
+      <w:r>
+        <w:t>ockerfile.</w:t>
+      </w:r>
+      <w:r>
+        <w:t>we</w:t>
+      </w:r>
+      <w:r>
+        <w:t>b</w:t>
+      </w:r>
+      <w:r>
         <w:t xml:space="preserve"> </w:t>
       </w:r>
       <w:r>
-        <w:rPr>
-          <w:lang w:val="fr-CH"/>
-        </w:rPr>
+        <w:t>-t</w:t>
+      </w:r>
+      <w:r>
+        <w:t xml:space="preserve"> </w:t>
+      </w:r>
+      <w:r>
+        <w:rPr>
+          <w:highlight w:val="yellow"/>
+        </w:rPr>
+        <w:t>ghcr.io/</w:t>
+      </w:r>
+      <w:r>
+        <w:rPr>
+          <w:highlight w:val="yellow"/>
+        </w:rPr>
+        <w:t>&lt;</w:t>
+      </w:r>
+      <w:r>
+        <w:rPr>
+          <w:highlight w:val="yellow"/>
+        </w:rPr>
+        <w:t>username</w:t>
+      </w:r>
+      <w:r>
+        <w:rPr>
+          <w:highlight w:val="yellow"/>
+        </w:rPr>
+        <w:t>&gt;</w:t>
+      </w:r>
+      <w:r>
+        <w:rPr>
+          <w:highlight w:val="yellow"/>
+        </w:rPr>
+        <w:t>/html-docker-app:</w:t>
+      </w:r>
+      <w:r>
+        <w:rPr>
+          <w:highlight w:val="yellow"/>
+        </w:rPr>
+        <w:t>latest</w:t>
+      </w:r>
+      <w:r>
         <w:t>.</w:t>
       </w:r>
     </w:p>
     <w:p>
       <w:pPr>
         <w:rPr>
-          <w:lang w:val="fr-CH"/>
-        </w:rPr>
-      </w:pPr>
-      <w:r>
-        <w:rPr>
-          <w:lang w:val="fr-CH"/>
-        </w:rPr>
-        <w:t xml:space="preserve">git commit </w:t>
-      </w:r>
-      <w:r>
-        <w:rPr>
-          <w:lang w:val="fr-CH"/>
-        </w:rPr>
-        <w:t>-m »message</w:t>
-      </w:r>
-      <w:r>
-        <w:rPr>
-          <w:lang w:val="fr-CH"/>
-        </w:rPr>
-        <w:t> »</w:t>
-      </w:r>
-    </w:p>
-    <w:p>
-      <w:r>
-        <w:t>git push</w:t>
-      </w:r>
-    </w:p>
-    <w:p>
-      <w:r>
-        <w:t>git pull</w:t>
-      </w:r>
-    </w:p>
-    <w:p/>
-    <w:p>
-      <w:pPr>
-        <w:rPr>
-          <w:b/>
-          <w:bCs/>
-        </w:rPr>
-      </w:pPr>
-      <w:r>
-        <w:rPr>
-          <w:b/>
-          <w:bCs/>
-        </w:rPr>
-        <w:t>Docker Workflow</w:t>
-      </w:r>
-    </w:p>
-    <w:p>
-      <w:proofErr w:type="spellStart"/>
-      <w:r>
-        <w:t>dock</w:t>
-      </w:r>
-      <w:r>
-        <w:t>er</w:t>
-      </w:r>
-      <w:proofErr w:type="spellEnd"/>
-      <w:r>
-        <w:t xml:space="preserve"> </w:t>
-      </w:r>
-      <w:proofErr w:type="spellStart"/>
-      <w:r>
-        <w:t>build</w:t>
-      </w:r>
-      <w:proofErr w:type="spellEnd"/>
-      <w:r>
-        <w:t xml:space="preserve"> -f </w:t>
-      </w:r>
-      <w:proofErr w:type="spellStart"/>
+          <w:color w:val="000000" w:themeColor="text1"/>
+        </w:rPr>
+      </w:pPr>
       <w:r>
         <w:t>d</w:t>
       </w:r>
       <w:r>
-        <w:t>ockerfile.</w:t>
-      </w:r>
-      <w:r>
-        <w:t>we</w:t>
-      </w:r>
-      <w:r>
-        <w:t>b</w:t>
-      </w:r>
-      <w:proofErr w:type="spellEnd"/>
-      <w:r>
-        <w:t xml:space="preserve"> </w:t>
-      </w:r>
-      <w:r>
-        <w:t>-t</w:t>
-      </w:r>
-      <w:r>
-        <w:t xml:space="preserve"> </w:t>
-      </w:r>
-      <w:r>
-        <w:rPr>
-          <w:highlight w:val="yellow"/>
-        </w:rPr>
-        <w:t>ghcr.io/</w:t>
-      </w:r>
-      <w:r>
-        <w:rPr>
-          <w:highlight w:val="yellow"/>
-        </w:rPr>
-        <w:t>&lt;</w:t>
-      </w:r>
-      <w:proofErr w:type="spellStart"/>
-      <w:r>
-        <w:rPr>
-          <w:highlight w:val="yellow"/>
-        </w:rPr>
-        <w:t>username</w:t>
-      </w:r>
-      <w:proofErr w:type="spellEnd"/>
-      <w:r>
-        <w:rPr>
-          <w:highlight w:val="yellow"/>
-        </w:rPr>
-        <w:t>&gt;</w:t>
-      </w:r>
-      <w:r>
-        <w:rPr>
-          <w:highlight w:val="yellow"/>
-        </w:rPr>
-        <w:t>/</w:t>
-      </w:r>
-      <w:proofErr w:type="spellStart"/>
-      <w:r>
-        <w:rPr>
-          <w:highlight w:val="yellow"/>
-        </w:rPr>
-        <w:t>html-docker-app:</w:t>
-      </w:r>
-      <w:r>
-        <w:rPr>
-          <w:highlight w:val="yellow"/>
-        </w:rPr>
-        <w:t>latest</w:t>
-      </w:r>
-      <w:proofErr w:type="spellEnd"/>
-      <w:r>
-        <w:t>.</w:t>
-      </w:r>
-    </w:p>
-    <w:p>
-      <w:pPr>
-        <w:rPr>
-          <w:color w:val="000000" w:themeColor="text1"/>
-        </w:rPr>
-      </w:pPr>
-      <w:proofErr w:type="spellStart"/>
-      <w:r>
-        <w:t>d</w:t>
-      </w:r>
-      <w:r>
-        <w:t>ocker</w:t>
-      </w:r>
-      <w:proofErr w:type="spellEnd"/>
-      <w:r>
-        <w:t xml:space="preserve"> </w:t>
+        <w:t xml:space="preserve">ocker </w:t>
       </w:r>
       <w:r>
         <w:t xml:space="preserve">push </w:t>
@@ -6275,77 +5187,47 @@
           <w:color w:val="000000" w:themeColor="text1"/>
         </w:rPr>
       </w:pPr>
-      <w:proofErr w:type="spellStart"/>
       <w:r>
         <w:rPr>
           <w:color w:val="000000" w:themeColor="text1"/>
         </w:rPr>
-        <w:t>docker</w:t>
-      </w:r>
-      <w:proofErr w:type="spellEnd"/>
+        <w:t>docker run</w:t>
+      </w:r>
       <w:r>
         <w:rPr>
           <w:color w:val="000000" w:themeColor="text1"/>
         </w:rPr>
+        <w:t xml:space="preserve"> -</w:t>
+      </w:r>
+      <w:r>
+        <w:rPr>
+          <w:color w:val="000000" w:themeColor="text1"/>
+        </w:rPr>
+        <w:t>d</w:t>
+      </w:r>
+      <w:r>
+        <w:rPr>
+          <w:color w:val="000000" w:themeColor="text1"/>
+        </w:rPr>
+        <w:t xml:space="preserve"> -p </w:t>
+      </w:r>
+      <w:r>
+        <w:rPr>
+          <w:color w:val="000000" w:themeColor="text1"/>
+        </w:rPr>
+        <w:t>8080:80</w:t>
+      </w:r>
+      <w:r>
+        <w:rPr>
+          <w:color w:val="000000" w:themeColor="text1"/>
+        </w:rPr>
         <w:t xml:space="preserve"> </w:t>
       </w:r>
-      <w:proofErr w:type="spellStart"/>
       <w:r>
         <w:rPr>
           <w:color w:val="000000" w:themeColor="text1"/>
         </w:rPr>
-        <w:t>run</w:t>
-      </w:r>
-      <w:proofErr w:type="spellEnd"/>
-      <w:r>
-        <w:rPr>
-          <w:color w:val="000000" w:themeColor="text1"/>
-        </w:rPr>
-        <w:t xml:space="preserve"> -</w:t>
-      </w:r>
-      <w:r>
-        <w:rPr>
-          <w:color w:val="000000" w:themeColor="text1"/>
-        </w:rPr>
-        <w:t>d</w:t>
-      </w:r>
-      <w:r>
-        <w:rPr>
-          <w:color w:val="000000" w:themeColor="text1"/>
-        </w:rPr>
-        <w:t xml:space="preserve"> -p </w:t>
-      </w:r>
-      <w:r>
-        <w:rPr>
-          <w:color w:val="000000" w:themeColor="text1"/>
-        </w:rPr>
-        <w:t>8080:80</w:t>
-      </w:r>
-      <w:r>
-        <w:rPr>
-          <w:color w:val="000000" w:themeColor="text1"/>
-        </w:rPr>
-        <w:t xml:space="preserve"> </w:t>
-      </w:r>
-      <w:r>
-        <w:rPr>
-          <w:color w:val="000000" w:themeColor="text1"/>
-        </w:rPr>
-        <w:t>--</w:t>
-      </w:r>
-      <w:proofErr w:type="spellStart"/>
-      <w:r>
-        <w:rPr>
-          <w:color w:val="000000" w:themeColor="text1"/>
-        </w:rPr>
-        <w:t>name</w:t>
-      </w:r>
-      <w:proofErr w:type="spellEnd"/>
-      <w:r>
-        <w:rPr>
-          <w:color w:val="000000" w:themeColor="text1"/>
-        </w:rPr>
-        <w:t xml:space="preserve"> </w:t>
+        <w:t xml:space="preserve">--name </w:t>
       </w:r>
       <w:r>
         <w:rPr>
@@ -6362,176 +5244,179 @@
       </w:r>
     </w:p>
     <w:p>
-      <w:proofErr w:type="spellStart"/>
-      <w:r>
-        <w:t>docker</w:t>
-      </w:r>
-      <w:proofErr w:type="spellEnd"/>
+      <w:r>
+        <w:t>docker stop &lt;name/id&gt;</w:t>
+      </w:r>
+    </w:p>
+    <w:p>
+      <w:r>
+        <w:t>docker rm &lt;name/id&gt;</w:t>
+      </w:r>
+    </w:p>
+    <w:p>
+      <w:r>
+        <w:t>docker rmi &lt;name/id&gt;</w:t>
+      </w:r>
+    </w:p>
+    <w:p>
+      <w:r>
+        <w:t>docker ps -a</w:t>
+      </w:r>
+    </w:p>
+    <w:p>
+      <w:r>
+        <w:t xml:space="preserve">docker </w:t>
+      </w:r>
+      <w:r>
+        <w:t xml:space="preserve">exec -it </w:t>
+      </w:r>
+      <w:r>
+        <w:t>&lt;name/id&gt; sh</w:t>
+      </w:r>
+    </w:p>
+    <w:p/>
+    <w:p>
+      <w:pPr>
+        <w:rPr>
+          <w:b/>
+          <w:bCs/>
+          <w:lang w:val="fr-CH"/>
+        </w:rPr>
+      </w:pPr>
+      <w:r>
+        <w:rPr>
+          <w:b/>
+          <w:bCs/>
+          <w:lang w:val="fr-CH"/>
+        </w:rPr>
+        <w:t xml:space="preserve">Kubernetis </w:t>
+      </w:r>
+    </w:p>
+    <w:p>
+      <w:pPr>
+        <w:rPr>
+          <w:lang w:val="fr-CH"/>
+        </w:rPr>
+      </w:pPr>
+      <w:r>
+        <w:rPr>
+          <w:lang w:val="fr-CH"/>
+        </w:rPr>
+        <w:t xml:space="preserve">oc </w:t>
+      </w:r>
+      <w:r>
+        <w:rPr>
+          <w:lang w:val="fr-CH"/>
+        </w:rPr>
+        <w:t>login</w:t>
+      </w:r>
+    </w:p>
+    <w:p>
+      <w:pPr>
+        <w:rPr>
+          <w:lang w:val="fr-CH"/>
+        </w:rPr>
+      </w:pPr>
+      <w:r>
+        <w:rPr>
+          <w:lang w:val="fr-CH"/>
+        </w:rPr>
+        <w:t>oc project &lt;user&gt;</w:t>
+      </w:r>
+    </w:p>
+    <w:p>
+      <w:pPr>
+        <w:rPr>
+          <w:lang w:val="fr-CH"/>
+        </w:rPr>
+      </w:pPr>
+      <w:r>
+        <w:rPr>
+          <w:lang w:val="fr-CH"/>
+        </w:rPr>
+        <w:t>oc</w:t>
+      </w:r>
+      <w:r>
+        <w:rPr>
+          <w:lang w:val="fr-CH"/>
+        </w:rPr>
+        <w:t xml:space="preserve"> apply -f </w:t>
+      </w:r>
+      <w:r>
+        <w:rPr>
+          <w:lang w:val="fr-CH"/>
+        </w:rPr>
+        <w:t>oc/01-with-deployment</w:t>
+      </w:r>
+      <w:r>
+        <w:rPr>
+          <w:lang w:val="fr-CH"/>
+        </w:rPr>
+        <w:t xml:space="preserve"> --recursiv</w:t>
+      </w:r>
+      <w:r>
+        <w:rPr>
+          <w:lang w:val="fr-CH"/>
+        </w:rPr>
+        <w:t>e</w:t>
+      </w:r>
+    </w:p>
+    <w:p>
+      <w:r>
+        <w:t xml:space="preserve">oc deleate all </w:t>
+      </w:r>
+      <w:r>
+        <w:t>--</w:t>
+      </w:r>
+      <w:r>
+        <w:t>selector=</w:t>
+      </w:r>
+      <w:r>
+        <w:t>app=html-openshift-app</w:t>
+      </w:r>
       <w:r>
         <w:t xml:space="preserve"> </w:t>
       </w:r>
-      <w:proofErr w:type="spellStart"/>
-      <w:r>
-        <w:t>stop</w:t>
-      </w:r>
-      <w:proofErr w:type="spellEnd"/>
-      <w:r>
-        <w:t xml:space="preserve"> &lt;</w:t>
-      </w:r>
-      <w:proofErr w:type="spellStart"/>
-      <w:r>
-        <w:t>name</w:t>
-      </w:r>
-      <w:proofErr w:type="spellEnd"/>
-      <w:r>
-        <w:t>/</w:t>
-      </w:r>
-      <w:proofErr w:type="spellStart"/>
-      <w:r>
-        <w:t>id</w:t>
-      </w:r>
-      <w:proofErr w:type="spellEnd"/>
-      <w:r>
-        <w:t>&gt;</w:t>
-      </w:r>
-    </w:p>
-    <w:p>
-      <w:proofErr w:type="spellStart"/>
-      <w:r>
-        <w:t>docker</w:t>
-      </w:r>
-      <w:proofErr w:type="spellEnd"/>
-      <w:r>
-        <w:t xml:space="preserve"> </w:t>
-      </w:r>
-      <w:proofErr w:type="spellStart"/>
-      <w:r>
-        <w:t>rm</w:t>
-      </w:r>
-      <w:proofErr w:type="spellEnd"/>
-      <w:r>
-        <w:t xml:space="preserve"> &lt;</w:t>
-      </w:r>
-      <w:proofErr w:type="spellStart"/>
-      <w:r>
-        <w:t>name</w:t>
-      </w:r>
-      <w:proofErr w:type="spellEnd"/>
-      <w:r>
-        <w:t>/</w:t>
-      </w:r>
-      <w:proofErr w:type="spellStart"/>
-      <w:r>
-        <w:t>id</w:t>
-      </w:r>
-      <w:proofErr w:type="spellEnd"/>
-      <w:r>
-        <w:t>&gt;</w:t>
-      </w:r>
-    </w:p>
-    <w:p>
-      <w:proofErr w:type="spellStart"/>
-      <w:r>
-        <w:t>docker</w:t>
-      </w:r>
-      <w:proofErr w:type="spellEnd"/>
-      <w:r>
-        <w:t xml:space="preserve"> </w:t>
-      </w:r>
-      <w:proofErr w:type="spellStart"/>
-      <w:r>
-        <w:t>rmi</w:t>
-      </w:r>
-      <w:proofErr w:type="spellEnd"/>
-      <w:r>
-        <w:t xml:space="preserve"> &lt;</w:t>
-      </w:r>
-      <w:proofErr w:type="spellStart"/>
-      <w:r>
-        <w:t>name</w:t>
-      </w:r>
-      <w:proofErr w:type="spellEnd"/>
-      <w:r>
-        <w:t>/</w:t>
-      </w:r>
-      <w:proofErr w:type="spellStart"/>
-      <w:r>
-        <w:t>id</w:t>
-      </w:r>
-      <w:proofErr w:type="spellEnd"/>
-      <w:r>
-        <w:t>&gt;</w:t>
-      </w:r>
-    </w:p>
-    <w:p>
-      <w:proofErr w:type="spellStart"/>
-      <w:r>
-        <w:t>docker</w:t>
-      </w:r>
-      <w:proofErr w:type="spellEnd"/>
-      <w:r>
-        <w:t xml:space="preserve"> ps -a</w:t>
-      </w:r>
-    </w:p>
-    <w:p>
-      <w:proofErr w:type="spellStart"/>
-      <w:r>
-        <w:t>docker</w:t>
-      </w:r>
-      <w:proofErr w:type="spellEnd"/>
-      <w:r>
-        <w:t xml:space="preserve"> </w:t>
-      </w:r>
-      <w:proofErr w:type="spellStart"/>
-      <w:r>
-        <w:t>exec</w:t>
-      </w:r>
-      <w:proofErr w:type="spellEnd"/>
-      <w:r>
-        <w:t xml:space="preserve"> -</w:t>
-      </w:r>
-      <w:proofErr w:type="spellStart"/>
-      <w:r>
-        <w:t>it</w:t>
-      </w:r>
-      <w:proofErr w:type="spellEnd"/>
-      <w:r>
-        <w:t xml:space="preserve"> </w:t>
-      </w:r>
-      <w:r>
-        <w:t>&lt;</w:t>
-      </w:r>
-      <w:proofErr w:type="spellStart"/>
-      <w:r>
-        <w:t>name</w:t>
-      </w:r>
-      <w:proofErr w:type="spellEnd"/>
-      <w:r>
-        <w:t>/</w:t>
-      </w:r>
-      <w:proofErr w:type="spellStart"/>
-      <w:r>
-        <w:t>id</w:t>
-      </w:r>
-      <w:proofErr w:type="spellEnd"/>
-      <w:r>
-        <w:t>&gt; sh</w:t>
-      </w:r>
     </w:p>
     <w:p/>
     <w:p>
       <w:r>
+        <w:t>HTML file ändern</w:t>
+      </w:r>
+    </w:p>
+    <w:p>
+      <w:r>
+        <w:t>Git commit and push</w:t>
+      </w:r>
+    </w:p>
+    <w:p>
+      <w:r>
+        <w:t>Docker build and push</w:t>
+      </w:r>
+    </w:p>
+    <w:p>
+      <w:r>
+        <w:t xml:space="preserve">Down and Upscale oder </w:t>
+      </w:r>
+      <w:r>
+        <w:t xml:space="preserve">name ändern </w:t>
+      </w:r>
+    </w:p>
+    <w:p>
+      <w:r>
+        <w:t>oc apply</w:t>
+      </w:r>
+    </w:p>
+    <w:p/>
+    <w:p/>
+    <w:p>
+      <w:r>
         <w:t>Begriffe</w:t>
       </w:r>
     </w:p>
     <w:p>
-      <w:proofErr w:type="spellStart"/>
-      <w:r>
-        <w:t>Wirschaftlicher</w:t>
-      </w:r>
-      <w:proofErr w:type="spellEnd"/>
-      <w:r>
-        <w:t xml:space="preserve"> Begriff </w:t>
+      <w:r>
+        <w:t xml:space="preserve">Wirschaftlicher Begriff </w:t>
       </w:r>
       <w:r>
         <w:t>Anbieter um Geld zu verdienen</w:t>
@@ -6539,27 +5424,9 @@
       <w:r>
         <w:t xml:space="preserve"> - </w:t>
       </w:r>
-      <w:proofErr w:type="spellStart"/>
-      <w:r>
-        <w:t>economy</w:t>
-      </w:r>
-      <w:proofErr w:type="spellEnd"/>
-      <w:r>
-        <w:t xml:space="preserve"> </w:t>
-      </w:r>
-      <w:proofErr w:type="spellStart"/>
-      <w:r>
-        <w:t>of</w:t>
-      </w:r>
-      <w:proofErr w:type="spellEnd"/>
-      <w:r>
-        <w:t xml:space="preserve"> </w:t>
-      </w:r>
-      <w:proofErr w:type="spellStart"/>
-      <w:r>
-        <w:t>scale</w:t>
-      </w:r>
-      <w:proofErr w:type="spellEnd"/>
+      <w:r>
+        <w:t>economy of scale</w:t>
+      </w:r>
     </w:p>
     <w:p>
       <w:r>

--- a/Theorie.docx
+++ b/Theorie.docx
@@ -59,7 +59,39 @@
           <w:b/>
           <w:bCs/>
         </w:rPr>
-        <w:t>On-demand self-service</w:t>
+        <w:t>On-</w:t>
+      </w:r>
+      <w:proofErr w:type="spellStart"/>
+      <w:r>
+        <w:rPr>
+          <w:b/>
+          <w:bCs/>
+        </w:rPr>
+        <w:t>demand</w:t>
+      </w:r>
+      <w:proofErr w:type="spellEnd"/>
+      <w:r>
+        <w:rPr>
+          <w:b/>
+          <w:bCs/>
+        </w:rPr>
+        <w:t xml:space="preserve"> </w:t>
+      </w:r>
+      <w:proofErr w:type="spellStart"/>
+      <w:r>
+        <w:rPr>
+          <w:b/>
+          <w:bCs/>
+        </w:rPr>
+        <w:t>self</w:t>
+      </w:r>
+      <w:proofErr w:type="spellEnd"/>
+      <w:r>
+        <w:rPr>
+          <w:b/>
+          <w:bCs/>
+        </w:rPr>
+        <w:t>-service</w:t>
       </w:r>
       <w:r>
         <w:t xml:space="preserve"> – Nutzer stellen Ressourcen selbst bereit, ohne den Anbieter zu kontaktieren.</w:t>
@@ -77,8 +109,17 @@
           <w:b/>
           <w:bCs/>
         </w:rPr>
-        <w:t>Broad network access</w:t>
-      </w:r>
+        <w:t xml:space="preserve">Broad network </w:t>
+      </w:r>
+      <w:proofErr w:type="spellStart"/>
+      <w:r>
+        <w:rPr>
+          <w:b/>
+          <w:bCs/>
+        </w:rPr>
+        <w:t>access</w:t>
+      </w:r>
+      <w:proofErr w:type="spellEnd"/>
       <w:r>
         <w:t xml:space="preserve"> – Zugang über Standardnetzwerke und beliebige Endgeräte.</w:t>
       </w:r>
@@ -90,13 +131,31 @@
           <w:numId w:val="1"/>
         </w:numPr>
       </w:pPr>
-      <w:r>
-        <w:rPr>
-          <w:b/>
-          <w:bCs/>
-        </w:rPr>
-        <w:t>Resource pooling</w:t>
-      </w:r>
+      <w:proofErr w:type="spellStart"/>
+      <w:r>
+        <w:rPr>
+          <w:b/>
+          <w:bCs/>
+        </w:rPr>
+        <w:t>Resource</w:t>
+      </w:r>
+      <w:proofErr w:type="spellEnd"/>
+      <w:r>
+        <w:rPr>
+          <w:b/>
+          <w:bCs/>
+        </w:rPr>
+        <w:t xml:space="preserve"> </w:t>
+      </w:r>
+      <w:proofErr w:type="spellStart"/>
+      <w:r>
+        <w:rPr>
+          <w:b/>
+          <w:bCs/>
+        </w:rPr>
+        <w:t>pooling</w:t>
+      </w:r>
+      <w:proofErr w:type="spellEnd"/>
       <w:r>
         <w:t xml:space="preserve"> – Ressourcen werden mehreren Kunden gemeinsam bereitgestellt (Multi-Tenant).</w:t>
       </w:r>
@@ -113,8 +172,17 @@
           <w:b/>
           <w:bCs/>
         </w:rPr>
-        <w:t>Rapid elasticity</w:t>
-      </w:r>
+        <w:t xml:space="preserve">Rapid </w:t>
+      </w:r>
+      <w:proofErr w:type="spellStart"/>
+      <w:r>
+        <w:rPr>
+          <w:b/>
+          <w:bCs/>
+        </w:rPr>
+        <w:t>elasticity</w:t>
+      </w:r>
+      <w:proofErr w:type="spellEnd"/>
       <w:r>
         <w:t xml:space="preserve"> – Kapazitäten lassen sich automatisch und schnell skalieren.</w:t>
       </w:r>
@@ -126,24 +194,72 @@
           <w:numId w:val="1"/>
         </w:numPr>
       </w:pPr>
-      <w:r>
-        <w:rPr>
-          <w:b/>
-          <w:bCs/>
-        </w:rPr>
-        <w:t>Measured service</w:t>
-      </w:r>
-      <w:r>
-        <w:t xml:space="preserve"> – Nutzung wird gemessen und abgerechnet (Pay-per-use).</w:t>
-      </w:r>
-    </w:p>
-    <w:p>
-      <w:r>
-        <w:rPr>
-          <w:b/>
-          <w:bCs/>
-        </w:rPr>
-        <w:t>4 Deployment-Modelle</w:t>
+      <w:proofErr w:type="spellStart"/>
+      <w:r>
+        <w:rPr>
+          <w:b/>
+          <w:bCs/>
+        </w:rPr>
+        <w:t>Measured</w:t>
+      </w:r>
+      <w:proofErr w:type="spellEnd"/>
+      <w:r>
+        <w:rPr>
+          <w:b/>
+          <w:bCs/>
+        </w:rPr>
+        <w:t xml:space="preserve"> </w:t>
+      </w:r>
+      <w:proofErr w:type="spellStart"/>
+      <w:r>
+        <w:rPr>
+          <w:b/>
+          <w:bCs/>
+        </w:rPr>
+        <w:t>service</w:t>
+      </w:r>
+      <w:proofErr w:type="spellEnd"/>
+      <w:r>
+        <w:t xml:space="preserve"> – Nutzung </w:t>
+      </w:r>
+      <w:r>
+        <w:t xml:space="preserve">(metrische Daten und Logs) </w:t>
+      </w:r>
+      <w:r>
+        <w:t>wird gemessen und abgerechnet (Pay-per-</w:t>
+      </w:r>
+      <w:proofErr w:type="spellStart"/>
+      <w:r>
+        <w:t>use</w:t>
+      </w:r>
+      <w:proofErr w:type="spellEnd"/>
+      <w:r>
+        <w:t>).</w:t>
+      </w:r>
+    </w:p>
+    <w:p>
+      <w:r>
+        <w:rPr>
+          <w:b/>
+          <w:bCs/>
+        </w:rPr>
+        <w:t xml:space="preserve">4 </w:t>
+      </w:r>
+      <w:proofErr w:type="spellStart"/>
+      <w:r>
+        <w:rPr>
+          <w:b/>
+          <w:bCs/>
+        </w:rPr>
+        <w:t>Deployment</w:t>
+      </w:r>
+      <w:proofErr w:type="spellEnd"/>
+      <w:r>
+        <w:rPr>
+          <w:b/>
+          <w:bCs/>
+        </w:rPr>
+        <w:t>-Modelle</w:t>
       </w:r>
     </w:p>
     <w:p>
@@ -161,7 +277,15 @@
         <w:t>Private Cloud</w:t>
       </w:r>
       <w:r>
-        <w:t xml:space="preserve"> – Exklusiv für eine Organisation, on- oder off-premises.</w:t>
+        <w:t xml:space="preserve"> – Exklusiv für eine Organisation, on- oder off-</w:t>
+      </w:r>
+      <w:proofErr w:type="spellStart"/>
+      <w:r>
+        <w:t>premises</w:t>
+      </w:r>
+      <w:proofErr w:type="spellEnd"/>
+      <w:r>
+        <w:t>.</w:t>
       </w:r>
     </w:p>
     <w:p>
@@ -363,6 +487,7 @@
           <w:numId w:val="4"/>
         </w:numPr>
       </w:pPr>
+      <w:proofErr w:type="spellStart"/>
       <w:r>
         <w:rPr>
           <w:b/>
@@ -370,8 +495,25 @@
         </w:rPr>
         <w:t>FaaS</w:t>
       </w:r>
-      <w:r>
-        <w:t xml:space="preserve"> (Function as a Service) – Einzelne Funktionen serverlos ausführen (z. B. AWS Lambda)</w:t>
+      <w:proofErr w:type="spellEnd"/>
+      <w:r>
+        <w:t xml:space="preserve"> (</w:t>
+      </w:r>
+      <w:proofErr w:type="spellStart"/>
+      <w:r>
+        <w:t>Function</w:t>
+      </w:r>
+      <w:proofErr w:type="spellEnd"/>
+      <w:r>
+        <w:t xml:space="preserve"> </w:t>
+      </w:r>
+      <w:proofErr w:type="spellStart"/>
+      <w:r>
+        <w:t>as</w:t>
+      </w:r>
+      <w:proofErr w:type="spellEnd"/>
+      <w:r>
+        <w:t xml:space="preserve"> a Service) – Einzelne Funktionen serverlos ausführen (z. B. AWS Lambda)</w:t>
       </w:r>
     </w:p>
     <w:p>
@@ -381,6 +523,7 @@
           <w:numId w:val="4"/>
         </w:numPr>
       </w:pPr>
+      <w:proofErr w:type="spellStart"/>
       <w:r>
         <w:rPr>
           <w:b/>
@@ -388,8 +531,17 @@
         </w:rPr>
         <w:t>DBaaS</w:t>
       </w:r>
-      <w:r>
-        <w:t xml:space="preserve"> (Database as a Service) – Verwaltete Datenbanken (z. B. Azure SQL)</w:t>
+      <w:proofErr w:type="spellEnd"/>
+      <w:r>
+        <w:t xml:space="preserve"> (Database </w:t>
+      </w:r>
+      <w:proofErr w:type="spellStart"/>
+      <w:r>
+        <w:t>as</w:t>
+      </w:r>
+      <w:proofErr w:type="spellEnd"/>
+      <w:r>
+        <w:t xml:space="preserve"> a Service) – Verwaltete Datenbanken (z. B. Azure SQL)</w:t>
       </w:r>
     </w:p>
     <w:p>
@@ -414,7 +566,21 @@
         <w:rPr>
           <w:lang w:val="fr-CH"/>
         </w:rPr>
-        <w:t xml:space="preserve"> (Storage as a Service) – Objektspeicher (z. B. Amazon S3)</w:t>
+        <w:t xml:space="preserve"> (Storage as a Service) – </w:t>
+      </w:r>
+      <w:proofErr w:type="spellStart"/>
+      <w:r>
+        <w:rPr>
+          <w:lang w:val="fr-CH"/>
+        </w:rPr>
+        <w:t>Objektspeicher</w:t>
+      </w:r>
+      <w:proofErr w:type="spellEnd"/>
+      <w:r>
+        <w:rPr>
+          <w:lang w:val="fr-CH"/>
+        </w:rPr>
+        <w:t xml:space="preserve"> (z. B. Amazon S3)</w:t>
       </w:r>
     </w:p>
     <w:p>
@@ -424,6 +590,7 @@
           <w:numId w:val="4"/>
         </w:numPr>
       </w:pPr>
+      <w:proofErr w:type="spellStart"/>
       <w:r>
         <w:rPr>
           <w:b/>
@@ -431,8 +598,17 @@
         </w:rPr>
         <w:t>SECaaS</w:t>
       </w:r>
-      <w:r>
-        <w:t xml:space="preserve"> (Security as a Service) – Sicherheitsdienste aus der Cloud (z. B. Firewalls, IAM)</w:t>
+      <w:proofErr w:type="spellEnd"/>
+      <w:r>
+        <w:t xml:space="preserve"> (Security </w:t>
+      </w:r>
+      <w:proofErr w:type="spellStart"/>
+      <w:r>
+        <w:t>as</w:t>
+      </w:r>
+      <w:proofErr w:type="spellEnd"/>
+      <w:r>
+        <w:t xml:space="preserve"> a Service) – Sicherheitsdienste aus der Cloud (z. B. Firewalls, IAM)</w:t>
       </w:r>
     </w:p>
     <w:p>
@@ -445,6 +621,7 @@
           <w:lang w:val="fr-CH"/>
         </w:rPr>
       </w:pPr>
+      <w:proofErr w:type="spellStart"/>
       <w:r>
         <w:rPr>
           <w:b/>
@@ -453,11 +630,40 @@
         </w:rPr>
         <w:t>AIaaS</w:t>
       </w:r>
+      <w:proofErr w:type="spellEnd"/>
       <w:r>
         <w:rPr>
           <w:lang w:val="fr-CH"/>
         </w:rPr>
-        <w:t xml:space="preserve"> (AI as a Service) – ML-Modelle und APIs (z. B. OpenAI, Google Vertex AI)</w:t>
+        <w:t xml:space="preserve"> (AI as a Service) – ML-Modelle </w:t>
+      </w:r>
+      <w:proofErr w:type="spellStart"/>
+      <w:r>
+        <w:rPr>
+          <w:lang w:val="fr-CH"/>
+        </w:rPr>
+        <w:t>und</w:t>
+      </w:r>
+      <w:proofErr w:type="spellEnd"/>
+      <w:r>
+        <w:rPr>
+          <w:lang w:val="fr-CH"/>
+        </w:rPr>
+        <w:t xml:space="preserve"> APIs (z. B. </w:t>
+      </w:r>
+      <w:proofErr w:type="spellStart"/>
+      <w:r>
+        <w:rPr>
+          <w:lang w:val="fr-CH"/>
+        </w:rPr>
+        <w:t>OpenAI</w:t>
+      </w:r>
+      <w:proofErr w:type="spellEnd"/>
+      <w:r>
+        <w:rPr>
+          <w:lang w:val="fr-CH"/>
+        </w:rPr>
+        <w:t>, Google Vertex AI)</w:t>
       </w:r>
     </w:p>
     <w:p>
@@ -467,6 +673,7 @@
           <w:numId w:val="4"/>
         </w:numPr>
       </w:pPr>
+      <w:proofErr w:type="spellStart"/>
       <w:r>
         <w:rPr>
           <w:b/>
@@ -474,8 +681,25 @@
         </w:rPr>
         <w:t>DRaaS</w:t>
       </w:r>
-      <w:r>
-        <w:t xml:space="preserve"> (Disaster Recovery as a Service) – Backup und Wiederherstellung</w:t>
+      <w:proofErr w:type="spellEnd"/>
+      <w:r>
+        <w:t xml:space="preserve"> (</w:t>
+      </w:r>
+      <w:proofErr w:type="spellStart"/>
+      <w:r>
+        <w:t>Disaster</w:t>
+      </w:r>
+      <w:proofErr w:type="spellEnd"/>
+      <w:r>
+        <w:t xml:space="preserve"> Recovery </w:t>
+      </w:r>
+      <w:proofErr w:type="spellStart"/>
+      <w:r>
+        <w:t>as</w:t>
+      </w:r>
+      <w:proofErr w:type="spellEnd"/>
+      <w:r>
+        <w:t xml:space="preserve"> a Service) – Backup und Wiederherstellung</w:t>
       </w:r>
     </w:p>
     <w:p>
@@ -535,7 +759,23 @@
           <w:b/>
           <w:bCs/>
         </w:rPr>
-        <w:t>Google Cloud Platform (GCP)</w:t>
+        <w:t xml:space="preserve">Google Cloud </w:t>
+      </w:r>
+      <w:proofErr w:type="spellStart"/>
+      <w:r>
+        <w:rPr>
+          <w:b/>
+          <w:bCs/>
+        </w:rPr>
+        <w:t>Platform</w:t>
+      </w:r>
+      <w:proofErr w:type="spellEnd"/>
+      <w:r>
+        <w:rPr>
+          <w:b/>
+          <w:bCs/>
+        </w:rPr>
+        <w:t xml:space="preserve"> (GCP)</w:t>
       </w:r>
       <w:r>
         <w:t xml:space="preserve"> – Stärken in KI/ML und Big Data</w:t>
@@ -625,8 +865,17 @@
           <w:bCs/>
         </w:rPr>
         <w:lastRenderedPageBreak/>
-        <w:t>Monitoring vs. Logging</w:t>
-      </w:r>
+        <w:t xml:space="preserve">Monitoring vs. </w:t>
+      </w:r>
+      <w:proofErr w:type="spellStart"/>
+      <w:r>
+        <w:rPr>
+          <w:b/>
+          <w:bCs/>
+        </w:rPr>
+        <w:t>Logging</w:t>
+      </w:r>
+      <w:proofErr w:type="spellEnd"/>
     </w:p>
     <w:tbl>
       <w:tblPr>
@@ -693,6 +942,7 @@
                 <w:bCs/>
               </w:rPr>
             </w:pPr>
+            <w:proofErr w:type="spellStart"/>
             <w:r>
               <w:rPr>
                 <w:b/>
@@ -700,6 +950,7 @@
               </w:rPr>
               <w:t>Logging</w:t>
             </w:r>
+            <w:proofErr w:type="spellEnd"/>
           </w:p>
         </w:tc>
       </w:tr>
@@ -925,20 +1176,38 @@
           </w:tcPr>
           <w:p>
             <w:r>
-              <w:t>Prometheus, Datadog, CloudWatch</w:t>
-            </w:r>
-          </w:p>
-        </w:tc>
-        <w:tc>
-          <w:tcPr>
-            <w:tcW w:w="0" w:type="auto"/>
-            <w:vAlign w:val="center"/>
-            <w:hideMark/>
-          </w:tcPr>
-          <w:p>
-            <w:r>
-              <w:t>ELK Stack, Splunk, CloudTrail</w:t>
-            </w:r>
+              <w:t xml:space="preserve">Prometheus, </w:t>
+            </w:r>
+            <w:proofErr w:type="spellStart"/>
+            <w:r>
+              <w:t>Datadog</w:t>
+            </w:r>
+            <w:proofErr w:type="spellEnd"/>
+            <w:r>
+              <w:t xml:space="preserve">, </w:t>
+            </w:r>
+            <w:proofErr w:type="spellStart"/>
+            <w:r>
+              <w:t>CloudWatch</w:t>
+            </w:r>
+            <w:proofErr w:type="spellEnd"/>
+          </w:p>
+        </w:tc>
+        <w:tc>
+          <w:tcPr>
+            <w:tcW w:w="0" w:type="auto"/>
+            <w:vAlign w:val="center"/>
+            <w:hideMark/>
+          </w:tcPr>
+          <w:p>
+            <w:r>
+              <w:t xml:space="preserve">ELK Stack, Splunk, </w:t>
+            </w:r>
+            <w:proofErr w:type="spellStart"/>
+            <w:r>
+              <w:t>CloudTrail</w:t>
+            </w:r>
+            <w:proofErr w:type="spellEnd"/>
           </w:p>
         </w:tc>
       </w:tr>
@@ -955,7 +1224,15 @@
         <w:t>was gerade passiert</w:t>
       </w:r>
       <w:r>
-        <w:t xml:space="preserve">, Logging erklärt </w:t>
+        <w:t xml:space="preserve">, </w:t>
+      </w:r>
+      <w:proofErr w:type="spellStart"/>
+      <w:r>
+        <w:t>Logging</w:t>
+      </w:r>
+      <w:proofErr w:type="spellEnd"/>
+      <w:r>
+        <w:t xml:space="preserve"> erklärt </w:t>
       </w:r>
       <w:r>
         <w:rPr>
@@ -992,8 +1269,29 @@
         <w:t>Kosteneffizienz</w:t>
       </w:r>
       <w:r>
-        <w:t xml:space="preserve"> – Keine Investitionskosten (CapEx → OpEx), Pay-per-use</w:t>
-      </w:r>
+        <w:t xml:space="preserve"> – Keine Investitionskosten (</w:t>
+      </w:r>
+      <w:proofErr w:type="spellStart"/>
+      <w:r>
+        <w:t>CapEx</w:t>
+      </w:r>
+      <w:proofErr w:type="spellEnd"/>
+      <w:r>
+        <w:t xml:space="preserve"> → </w:t>
+      </w:r>
+      <w:proofErr w:type="spellStart"/>
+      <w:r>
+        <w:t>OpEx</w:t>
+      </w:r>
+      <w:proofErr w:type="spellEnd"/>
+      <w:r>
+        <w:t>), Pay-per-</w:t>
+      </w:r>
+      <w:proofErr w:type="spellStart"/>
+      <w:r>
+        <w:t>use</w:t>
+      </w:r>
+      <w:proofErr w:type="spellEnd"/>
     </w:p>
     <w:p>
       <w:pPr>
@@ -1217,7 +1515,15 @@
         <w:t>Sicherheitsrisiken</w:t>
       </w:r>
       <w:r>
-        <w:t xml:space="preserve"> – Shared Infrastructure, Angriffsfläche beim Anbieter</w:t>
+        <w:t xml:space="preserve"> – </w:t>
+      </w:r>
+      <w:proofErr w:type="spellStart"/>
+      <w:r>
+        <w:t>Shared</w:t>
+      </w:r>
+      <w:proofErr w:type="spellEnd"/>
+      <w:r>
+        <w:t xml:space="preserve"> Infrastructure, Angriffsfläche beim Anbieter</w:t>
       </w:r>
     </w:p>
     <w:p>
@@ -1239,13 +1545,38 @@
       </w:r>
     </w:p>
     <w:p>
+      <w:proofErr w:type="spellStart"/>
       <w:r>
         <w:rPr>
           <w:b/>
           <w:bCs/>
         </w:rPr>
         <w:lastRenderedPageBreak/>
-        <w:t>Shared Responsibility Model</w:t>
+        <w:t>Shared</w:t>
+      </w:r>
+      <w:proofErr w:type="spellEnd"/>
+      <w:r>
+        <w:rPr>
+          <w:b/>
+          <w:bCs/>
+        </w:rPr>
+        <w:t xml:space="preserve"> </w:t>
+      </w:r>
+      <w:proofErr w:type="spellStart"/>
+      <w:r>
+        <w:rPr>
+          <w:b/>
+          <w:bCs/>
+        </w:rPr>
+        <w:t>Responsibility</w:t>
+      </w:r>
+      <w:proofErr w:type="spellEnd"/>
+      <w:r>
+        <w:rPr>
+          <w:b/>
+          <w:bCs/>
+        </w:rPr>
+        <w:t xml:space="preserve"> Model</w:t>
       </w:r>
     </w:p>
     <w:p>
@@ -1666,23 +1997,107 @@
       <w:r>
         <w:t xml:space="preserve"> Der Anbieter sichert die Cloud-Infrastruktur selbst (</w:t>
       </w:r>
+      <w:proofErr w:type="spellStart"/>
       <w:r>
         <w:rPr>
           <w:i/>
           <w:iCs/>
         </w:rPr>
-        <w:t>security of the cloud</w:t>
-      </w:r>
-      <w:r>
-        <w:t>). Der Kunde ist verantwortlich für alles, was er darin betreibt (</w:t>
-      </w:r>
+        <w:t>security</w:t>
+      </w:r>
+      <w:proofErr w:type="spellEnd"/>
       <w:r>
         <w:rPr>
           <w:i/>
           <w:iCs/>
         </w:rPr>
-        <w:t>security in the cloud</w:t>
-      </w:r>
+        <w:t xml:space="preserve"> </w:t>
+      </w:r>
+      <w:proofErr w:type="spellStart"/>
+      <w:r>
+        <w:rPr>
+          <w:i/>
+          <w:iCs/>
+        </w:rPr>
+        <w:t>of</w:t>
+      </w:r>
+      <w:proofErr w:type="spellEnd"/>
+      <w:r>
+        <w:rPr>
+          <w:i/>
+          <w:iCs/>
+        </w:rPr>
+        <w:t xml:space="preserve"> </w:t>
+      </w:r>
+      <w:proofErr w:type="spellStart"/>
+      <w:r>
+        <w:rPr>
+          <w:i/>
+          <w:iCs/>
+        </w:rPr>
+        <w:t>the</w:t>
+      </w:r>
+      <w:proofErr w:type="spellEnd"/>
+      <w:r>
+        <w:rPr>
+          <w:i/>
+          <w:iCs/>
+        </w:rPr>
+        <w:t xml:space="preserve"> </w:t>
+      </w:r>
+      <w:proofErr w:type="spellStart"/>
+      <w:r>
+        <w:rPr>
+          <w:i/>
+          <w:iCs/>
+        </w:rPr>
+        <w:t>cloud</w:t>
+      </w:r>
+      <w:proofErr w:type="spellEnd"/>
+      <w:r>
+        <w:t>). Der Kunde ist verantwortlich für alles, was er darin betreibt (</w:t>
+      </w:r>
+      <w:proofErr w:type="spellStart"/>
+      <w:r>
+        <w:rPr>
+          <w:i/>
+          <w:iCs/>
+        </w:rPr>
+        <w:t>security</w:t>
+      </w:r>
+      <w:proofErr w:type="spellEnd"/>
+      <w:r>
+        <w:rPr>
+          <w:i/>
+          <w:iCs/>
+        </w:rPr>
+        <w:t xml:space="preserve"> in </w:t>
+      </w:r>
+      <w:proofErr w:type="spellStart"/>
+      <w:r>
+        <w:rPr>
+          <w:i/>
+          <w:iCs/>
+        </w:rPr>
+        <w:t>the</w:t>
+      </w:r>
+      <w:proofErr w:type="spellEnd"/>
+      <w:r>
+        <w:rPr>
+          <w:i/>
+          <w:iCs/>
+        </w:rPr>
+        <w:t xml:space="preserve"> </w:t>
+      </w:r>
+      <w:proofErr w:type="spellStart"/>
+      <w:r>
+        <w:rPr>
+          <w:i/>
+          <w:iCs/>
+        </w:rPr>
+        <w:t>cloud</w:t>
+      </w:r>
+      <w:proofErr w:type="spellEnd"/>
       <w:r>
         <w:t>) – insbesondere Daten, Identitäten und Konfigurationen. Fehlkonfigurationen durch den Kunden sind die häufigste Ursache für Cloud-Sicherheitsvorfälle.</w:t>
       </w:r>
@@ -1720,7 +2135,79 @@
     </w:p>
     <w:p>
       <w:r>
-        <w:t>Über SaaS/PaaS/IaaS hinaus: FaaS (z. B. AWS Lambda), DBaaS (verwaltete Datenbanken), STaaS (Objektspeicher), SECaaS (Sicherheit als Dienst), AIaaS (ML-APIs), DRaaS (Disaster Recovery), CaaS (Container as a Service).</w:t>
+        <w:t xml:space="preserve">Über SaaS/PaaS/IaaS hinaus: </w:t>
+      </w:r>
+      <w:proofErr w:type="spellStart"/>
+      <w:r>
+        <w:t>FaaS</w:t>
+      </w:r>
+      <w:proofErr w:type="spellEnd"/>
+      <w:r>
+        <w:t xml:space="preserve"> (z. B. AWS Lambda), </w:t>
+      </w:r>
+      <w:proofErr w:type="spellStart"/>
+      <w:r>
+        <w:t>DBaaS</w:t>
+      </w:r>
+      <w:proofErr w:type="spellEnd"/>
+      <w:r>
+        <w:t xml:space="preserve"> (verwaltete Datenbanken), </w:t>
+      </w:r>
+      <w:proofErr w:type="spellStart"/>
+      <w:r>
+        <w:t>STaaS</w:t>
+      </w:r>
+      <w:proofErr w:type="spellEnd"/>
+      <w:r>
+        <w:t xml:space="preserve"> (Objektspeicher), </w:t>
+      </w:r>
+      <w:proofErr w:type="spellStart"/>
+      <w:r>
+        <w:t>SECaaS</w:t>
+      </w:r>
+      <w:proofErr w:type="spellEnd"/>
+      <w:r>
+        <w:t xml:space="preserve"> (Sicherheit als Dienst), </w:t>
+      </w:r>
+      <w:proofErr w:type="spellStart"/>
+      <w:r>
+        <w:t>AIaaS</w:t>
+      </w:r>
+      <w:proofErr w:type="spellEnd"/>
+      <w:r>
+        <w:t xml:space="preserve"> (ML-APIs), </w:t>
+      </w:r>
+      <w:proofErr w:type="spellStart"/>
+      <w:r>
+        <w:t>DRaaS</w:t>
+      </w:r>
+      <w:proofErr w:type="spellEnd"/>
+      <w:r>
+        <w:t xml:space="preserve"> (</w:t>
+      </w:r>
+      <w:proofErr w:type="spellStart"/>
+      <w:r>
+        <w:t>Disaster</w:t>
+      </w:r>
+      <w:proofErr w:type="spellEnd"/>
+      <w:r>
+        <w:t xml:space="preserve"> Recovery), </w:t>
+      </w:r>
+      <w:proofErr w:type="spellStart"/>
+      <w:r>
+        <w:t>CaaS</w:t>
+      </w:r>
+      <w:proofErr w:type="spellEnd"/>
+      <w:r>
+        <w:t xml:space="preserve"> (Container </w:t>
+      </w:r>
+      <w:proofErr w:type="spellStart"/>
+      <w:r>
+        <w:t>as</w:t>
+      </w:r>
+      <w:proofErr w:type="spellEnd"/>
+      <w:r>
+        <w:t xml:space="preserve"> a Service).</w:t>
       </w:r>
     </w:p>
     <w:p>
@@ -2026,8 +2513,13 @@
           </w:tcPr>
           <w:p>
             <w:r>
-              <w:t>Oft günstigstes Compute</w:t>
-            </w:r>
+              <w:t xml:space="preserve">Oft günstigstes </w:t>
+            </w:r>
+            <w:proofErr w:type="spellStart"/>
+            <w:r>
+              <w:t>Compute</w:t>
+            </w:r>
+            <w:proofErr w:type="spellEnd"/>
           </w:p>
         </w:tc>
       </w:tr>
@@ -2108,8 +2600,13 @@
           </w:tcPr>
           <w:p>
             <w:r>
-              <w:t>IAM, Shield, GuardDuty</w:t>
-            </w:r>
+              <w:t xml:space="preserve">IAM, Shield, </w:t>
+            </w:r>
+            <w:proofErr w:type="spellStart"/>
+            <w:r>
+              <w:t>GuardDuty</w:t>
+            </w:r>
+            <w:proofErr w:type="spellEnd"/>
           </w:p>
         </w:tc>
         <w:tc>
@@ -2131,8 +2628,13 @@
             <w:hideMark/>
           </w:tcPr>
           <w:p>
-            <w:r>
-              <w:t>BeyondCorp, Cloud Armor</w:t>
+            <w:proofErr w:type="spellStart"/>
+            <w:r>
+              <w:t>BeyondCorp</w:t>
+            </w:r>
+            <w:proofErr w:type="spellEnd"/>
+            <w:r>
+              <w:t>, Cloud Armor</w:t>
             </w:r>
           </w:p>
         </w:tc>
@@ -2268,8 +2770,29 @@
         </w:numPr>
       </w:pPr>
       <w:r>
-        <w:t>Keine Hardwarekosten (CapEx → OpEx), Pay-per-use</w:t>
-      </w:r>
+        <w:t>Keine Hardwarekosten (</w:t>
+      </w:r>
+      <w:proofErr w:type="spellStart"/>
+      <w:r>
+        <w:t>CapEx</w:t>
+      </w:r>
+      <w:proofErr w:type="spellEnd"/>
+      <w:r>
+        <w:t xml:space="preserve"> → </w:t>
+      </w:r>
+      <w:proofErr w:type="spellStart"/>
+      <w:r>
+        <w:t>OpEx</w:t>
+      </w:r>
+      <w:proofErr w:type="spellEnd"/>
+      <w:r>
+        <w:t>), Pay-per-</w:t>
+      </w:r>
+      <w:proofErr w:type="spellStart"/>
+      <w:r>
+        <w:t>use</w:t>
+      </w:r>
+      <w:proofErr w:type="spellEnd"/>
     </w:p>
     <w:p>
       <w:pPr>
@@ -2384,8 +2907,13 @@
         </w:numPr>
       </w:pPr>
       <w:r>
-        <w:t>Laufende Kosten bei hoher Nutzung teurer als eigene Infra</w:t>
-      </w:r>
+        <w:t xml:space="preserve">Laufende Kosten bei hoher Nutzung teurer als eigene </w:t>
+      </w:r>
+      <w:proofErr w:type="spellStart"/>
+      <w:r>
+        <w:t>Infra</w:t>
+      </w:r>
+      <w:proofErr w:type="spellEnd"/>
     </w:p>
     <w:p>
       <w:pPr>
@@ -2417,12 +2945,37 @@
       </w:r>
     </w:p>
     <w:p>
-      <w:r>
-        <w:rPr>
-          <w:b/>
-          <w:bCs/>
-        </w:rPr>
-        <w:t>Shared Responsibility Model</w:t>
+      <w:proofErr w:type="spellStart"/>
+      <w:r>
+        <w:rPr>
+          <w:b/>
+          <w:bCs/>
+        </w:rPr>
+        <w:t>Shared</w:t>
+      </w:r>
+      <w:proofErr w:type="spellEnd"/>
+      <w:r>
+        <w:rPr>
+          <w:b/>
+          <w:bCs/>
+        </w:rPr>
+        <w:t xml:space="preserve"> </w:t>
+      </w:r>
+      <w:proofErr w:type="spellStart"/>
+      <w:r>
+        <w:rPr>
+          <w:b/>
+          <w:bCs/>
+        </w:rPr>
+        <w:t>Responsibility</w:t>
+      </w:r>
+      <w:proofErr w:type="spellEnd"/>
+      <w:r>
+        <w:rPr>
+          <w:b/>
+          <w:bCs/>
+        </w:rPr>
+        <w:t xml:space="preserve"> Model</w:t>
       </w:r>
     </w:p>
     <w:p>
@@ -2556,7 +3109,15 @@
         </w:numPr>
       </w:pPr>
       <w:r>
-        <w:t>Basiert auf Linux-Mechanismen: Namespaces (Isolation) und cgroups (Ressourcenlimitierung)</w:t>
+        <w:t xml:space="preserve">Basiert auf Linux-Mechanismen: Namespaces (Isolation) und </w:t>
+      </w:r>
+      <w:proofErr w:type="spellStart"/>
+      <w:r>
+        <w:t>cgroups</w:t>
+      </w:r>
+      <w:proofErr w:type="spellEnd"/>
+      <w:r>
+        <w:t xml:space="preserve"> (Ressourcenlimitierung)</w:t>
       </w:r>
     </w:p>
     <w:p>
@@ -2956,12 +3517,68 @@
     </w:p>
     <w:p>
       <w:r>
-        <w:t>Container: Docker, Podman, containerd, LXC, Kubernetes, OpenShift, Docker Compose, Helm</w:t>
-      </w:r>
-    </w:p>
-    <w:p>
-      <w:r>
-        <w:t>Virtuelle Server (VM): VMware vSphere/ESXi, Microsoft Hyper-V, Oracle VirtualBox, KVM, Proxmox, Citrix Hypervisor, AWS EC2, Azure VMs</w:t>
+        <w:t xml:space="preserve">Container: Docker, </w:t>
+      </w:r>
+      <w:proofErr w:type="spellStart"/>
+      <w:r>
+        <w:t>Podman</w:t>
+      </w:r>
+      <w:proofErr w:type="spellEnd"/>
+      <w:r>
+        <w:t xml:space="preserve">, </w:t>
+      </w:r>
+      <w:proofErr w:type="spellStart"/>
+      <w:r>
+        <w:t>containerd</w:t>
+      </w:r>
+      <w:proofErr w:type="spellEnd"/>
+      <w:r>
+        <w:t xml:space="preserve">, LXC, </w:t>
+      </w:r>
+      <w:proofErr w:type="spellStart"/>
+      <w:r>
+        <w:t>Kubernetes</w:t>
+      </w:r>
+      <w:proofErr w:type="spellEnd"/>
+      <w:r>
+        <w:t xml:space="preserve">, </w:t>
+      </w:r>
+      <w:proofErr w:type="spellStart"/>
+      <w:r>
+        <w:t>OpenShift</w:t>
+      </w:r>
+      <w:proofErr w:type="spellEnd"/>
+      <w:r>
+        <w:t xml:space="preserve">, Docker </w:t>
+      </w:r>
+      <w:proofErr w:type="spellStart"/>
+      <w:r>
+        <w:t>Compose</w:t>
+      </w:r>
+      <w:proofErr w:type="spellEnd"/>
+      <w:r>
+        <w:t>, Helm</w:t>
+      </w:r>
+    </w:p>
+    <w:p>
+      <w:r>
+        <w:t>Virtuelle Server (VM): VMware vSphere/</w:t>
+      </w:r>
+      <w:proofErr w:type="spellStart"/>
+      <w:r>
+        <w:t>ESXi</w:t>
+      </w:r>
+      <w:proofErr w:type="spellEnd"/>
+      <w:r>
+        <w:t xml:space="preserve">, Microsoft Hyper-V, Oracle VirtualBox, KVM, </w:t>
+      </w:r>
+      <w:proofErr w:type="spellStart"/>
+      <w:r>
+        <w:t>Proxmox</w:t>
+      </w:r>
+      <w:proofErr w:type="spellEnd"/>
+      <w:r>
+        <w:t>, Citrix Hypervisor, AWS EC2, Azure VMs</w:t>
       </w:r>
     </w:p>
     <w:p>
@@ -3188,7 +3805,15 @@
           </w:tcPr>
           <w:p>
             <w:r>
-              <w:t>sehr hoch (läuft überall mit Container-Runtime)</w:t>
+              <w:t>sehr hoch (läuft überall mit Container-</w:t>
+            </w:r>
+            <w:proofErr w:type="spellStart"/>
+            <w:r>
+              <w:t>Runtime</w:t>
+            </w:r>
+            <w:proofErr w:type="spellEnd"/>
+            <w:r>
+              <w:t>)</w:t>
             </w:r>
           </w:p>
         </w:tc>
@@ -3337,8 +3962,13 @@
           <w:numId w:val="12"/>
         </w:numPr>
       </w:pPr>
-      <w:r>
-        <w:t>Stateful-Workloads mit komplexen Dateisystemen laufen</w:t>
+      <w:proofErr w:type="spellStart"/>
+      <w:r>
+        <w:t>Stateful</w:t>
+      </w:r>
+      <w:proofErr w:type="spellEnd"/>
+      <w:r>
+        <w:t>-Workloads mit komplexen Dateisystemen laufen</w:t>
       </w:r>
     </w:p>
     <w:p>
@@ -3388,7 +4018,23 @@
         <w:t>Image</w:t>
       </w:r>
       <w:r>
-        <w:t xml:space="preserve"> – Unveränderliche Vorlage (Snapshot) mit App + Abhängigkeiten + Konfiguration. Wird aus einem Dockerfile gebaut. Read-only.</w:t>
+        <w:t xml:space="preserve"> – Unveränderliche Vorlage (Snapshot) mit App + Abhängigkeiten + Konfiguration. Wird aus einem </w:t>
+      </w:r>
+      <w:proofErr w:type="spellStart"/>
+      <w:r>
+        <w:t>Dockerfile</w:t>
+      </w:r>
+      <w:proofErr w:type="spellEnd"/>
+      <w:r>
+        <w:t xml:space="preserve"> gebaut. Read-</w:t>
+      </w:r>
+      <w:proofErr w:type="spellStart"/>
+      <w:r>
+        <w:t>only</w:t>
+      </w:r>
+      <w:proofErr w:type="spellEnd"/>
+      <w:r>
+        <w:t>.</w:t>
       </w:r>
     </w:p>
     <w:p>
@@ -3445,7 +4091,23 @@
           <w:b/>
           <w:bCs/>
         </w:rPr>
-        <w:t>Warum sind laufende Container immutable?</w:t>
+        <w:t xml:space="preserve">Warum sind laufende Container </w:t>
+      </w:r>
+      <w:proofErr w:type="spellStart"/>
+      <w:r>
+        <w:rPr>
+          <w:b/>
+          <w:bCs/>
+        </w:rPr>
+        <w:t>immutable</w:t>
+      </w:r>
+      <w:proofErr w:type="spellEnd"/>
+      <w:r>
+        <w:rPr>
+          <w:b/>
+          <w:bCs/>
+        </w:rPr>
+        <w:t>?</w:t>
       </w:r>
     </w:p>
     <w:p>
@@ -3457,7 +4119,15 @@
       </w:pPr>
       <w:r>
         <w:lastRenderedPageBreak/>
-        <w:t>Container werden aus einem Read-only Image gestartet – das Image selbst ändert sich nie</w:t>
+        <w:t>Container werden aus einem Read-</w:t>
+      </w:r>
+      <w:proofErr w:type="spellStart"/>
+      <w:r>
+        <w:t>only</w:t>
+      </w:r>
+      <w:proofErr w:type="spellEnd"/>
+      <w:r>
+        <w:t xml:space="preserve"> Image gestartet – das Image selbst ändert sich nie</w:t>
       </w:r>
     </w:p>
     <w:p>
@@ -3512,7 +4182,15 @@
         </w:numPr>
       </w:pPr>
       <w:r>
-        <w:t>Kein «Configuration Drift»</w:t>
+        <w:t>Kein «</w:t>
+      </w:r>
+      <w:proofErr w:type="spellStart"/>
+      <w:r>
+        <w:t>Configuration</w:t>
+      </w:r>
+      <w:proofErr w:type="spellEnd"/>
+      <w:r>
+        <w:t xml:space="preserve"> Drift»</w:t>
       </w:r>
     </w:p>
     <w:p>
@@ -3550,8 +4228,33 @@
           <w:b/>
           <w:bCs/>
         </w:rPr>
-        <w:t>Self-Managed vs. Fully Managed</w:t>
-      </w:r>
+        <w:t>Self-</w:t>
+      </w:r>
+      <w:proofErr w:type="spellStart"/>
+      <w:r>
+        <w:rPr>
+          <w:b/>
+          <w:bCs/>
+        </w:rPr>
+        <w:t>Managed</w:t>
+      </w:r>
+      <w:proofErr w:type="spellEnd"/>
+      <w:r>
+        <w:rPr>
+          <w:b/>
+          <w:bCs/>
+        </w:rPr>
+        <w:t xml:space="preserve"> vs. Fully </w:t>
+      </w:r>
+      <w:proofErr w:type="spellStart"/>
+      <w:r>
+        <w:rPr>
+          <w:b/>
+          <w:bCs/>
+        </w:rPr>
+        <w:t>Managed</w:t>
+      </w:r>
+      <w:proofErr w:type="spellEnd"/>
     </w:p>
     <w:tbl>
       <w:tblPr>
@@ -3615,8 +4318,17 @@
                 <w:b/>
                 <w:bCs/>
               </w:rPr>
-              <w:t>Self-Managed</w:t>
-            </w:r>
+              <w:t>Self-</w:t>
+            </w:r>
+            <w:proofErr w:type="spellStart"/>
+            <w:r>
+              <w:rPr>
+                <w:b/>
+                <w:bCs/>
+              </w:rPr>
+              <w:t>Managed</w:t>
+            </w:r>
+            <w:proofErr w:type="spellEnd"/>
           </w:p>
         </w:tc>
         <w:tc>
@@ -3637,8 +4349,17 @@
                 <w:b/>
                 <w:bCs/>
               </w:rPr>
-              <w:t>Fully Managed</w:t>
-            </w:r>
+              <w:t xml:space="preserve">Fully </w:t>
+            </w:r>
+            <w:proofErr w:type="spellStart"/>
+            <w:r>
+              <w:rPr>
+                <w:b/>
+                <w:bCs/>
+              </w:rPr>
+              <w:t>Managed</w:t>
+            </w:r>
+            <w:proofErr w:type="spellEnd"/>
           </w:p>
         </w:tc>
       </w:tr>
@@ -3842,8 +4563,13 @@
           </w:tcPr>
           <w:p>
             <w:r>
-              <w:t>AWS EC2 Auto Scaling</w:t>
-            </w:r>
+              <w:t xml:space="preserve">AWS EC2 Auto </w:t>
+            </w:r>
+            <w:proofErr w:type="spellStart"/>
+            <w:r>
+              <w:t>Scaling</w:t>
+            </w:r>
+            <w:proofErr w:type="spellEnd"/>
           </w:p>
         </w:tc>
       </w:tr>
@@ -3871,7 +4597,23 @@
           </w:tcPr>
           <w:p>
             <w:r>
-              <w:t>Eigenes Kubernetes (kubeadm)</w:t>
+              <w:t xml:space="preserve">Eigenes </w:t>
+            </w:r>
+            <w:proofErr w:type="spellStart"/>
+            <w:r>
+              <w:t>Kubernetes</w:t>
+            </w:r>
+            <w:proofErr w:type="spellEnd"/>
+            <w:r>
+              <w:t xml:space="preserve"> (</w:t>
+            </w:r>
+            <w:proofErr w:type="spellStart"/>
+            <w:r>
+              <w:t>kubeadm</w:t>
+            </w:r>
+            <w:proofErr w:type="spellEnd"/>
+            <w:r>
+              <w:t>)</w:t>
             </w:r>
           </w:p>
         </w:tc>
@@ -3973,7 +4715,15 @@
     </w:tbl>
     <w:p>
       <w:r>
-        <w:t>Faustregel: Je mehr Eigenverantwortung, desto mehr Kontrolle – aber auch mehr Betriebsaufwand. Fully Managed lohnt sich wenn Entwicklung wichtiger ist als Infrastruktur.</w:t>
+        <w:t xml:space="preserve">Faustregel: Je mehr Eigenverantwortung, desto mehr Kontrolle – aber auch mehr Betriebsaufwand. Fully </w:t>
+      </w:r>
+      <w:proofErr w:type="spellStart"/>
+      <w:r>
+        <w:t>Managed</w:t>
+      </w:r>
+      <w:proofErr w:type="spellEnd"/>
+      <w:r>
+        <w:t xml:space="preserve"> lohnt sich wenn Entwicklung wichtiger ist als Infrastruktur.</w:t>
       </w:r>
     </w:p>
     <w:p>
@@ -4047,7 +4797,15 @@
         </w:numPr>
       </w:pPr>
       <w:r>
-        <w:t>Was passiert, wenn ein Container abstürzt? (Self-healing)</w:t>
+        <w:t>Was passiert, wenn ein Container abstürzt? (Self-</w:t>
+      </w:r>
+      <w:proofErr w:type="spellStart"/>
+      <w:r>
+        <w:t>healing</w:t>
+      </w:r>
+      <w:proofErr w:type="spellEnd"/>
+      <w:r>
+        <w:t>)</w:t>
       </w:r>
     </w:p>
     <w:p>
@@ -4058,7 +4816,15 @@
         </w:numPr>
       </w:pPr>
       <w:r>
-        <w:t>Wie werden Lasten verteilt? (Load Balancing)</w:t>
+        <w:t xml:space="preserve">Wie werden Lasten verteilt? (Load </w:t>
+      </w:r>
+      <w:proofErr w:type="spellStart"/>
+      <w:r>
+        <w:t>Balancing</w:t>
+      </w:r>
+      <w:proofErr w:type="spellEnd"/>
+      <w:r>
+        <w:t>)</w:t>
       </w:r>
     </w:p>
     <w:p>
@@ -4069,7 +4835,15 @@
         </w:numPr>
       </w:pPr>
       <w:r>
-        <w:t>Wie skaliert man bei Lastspitzen? (Auto-Scaling)</w:t>
+        <w:t>Wie skaliert man bei Lastspitzen? (Auto-</w:t>
+      </w:r>
+      <w:proofErr w:type="spellStart"/>
+      <w:r>
+        <w:t>Scaling</w:t>
+      </w:r>
+      <w:proofErr w:type="spellEnd"/>
+      <w:r>
+        <w:t>)</w:t>
       </w:r>
     </w:p>
     <w:p>
@@ -4112,7 +4886,15 @@
     </w:p>
     <w:p>
       <w:r>
-        <w:t>Grundprinzip am Beispiel Kubernetes:</w:t>
+        <w:t xml:space="preserve">Grundprinzip am Beispiel </w:t>
+      </w:r>
+      <w:proofErr w:type="spellStart"/>
+      <w:r>
+        <w:t>Kubernetes</w:t>
+      </w:r>
+      <w:proofErr w:type="spellEnd"/>
+      <w:r>
+        <w:t>:</w:t>
       </w:r>
     </w:p>
     <w:p>
@@ -4173,8 +4955,13 @@
           <w:numId w:val="16"/>
         </w:numPr>
       </w:pPr>
-      <w:r>
-        <w:t>etcd: verteilte Datenbank für Clusterzustand</w:t>
+      <w:proofErr w:type="spellStart"/>
+      <w:r>
+        <w:t>etcd</w:t>
+      </w:r>
+      <w:proofErr w:type="spellEnd"/>
+      <w:r>
+        <w:t>: verteilte Datenbank für Clusterzustand</w:t>
       </w:r>
     </w:p>
     <w:p>
@@ -4202,8 +4989,13 @@
           <w:numId w:val="16"/>
         </w:numPr>
       </w:pPr>
-      <w:r>
-        <w:t>kubelet: kommuniziert mit Control Plane, startet Container</w:t>
+      <w:proofErr w:type="spellStart"/>
+      <w:r>
+        <w:t>kubelet</w:t>
+      </w:r>
+      <w:proofErr w:type="spellEnd"/>
+      <w:r>
+        <w:t>: kommuniziert mit Control Plane, startet Container</w:t>
       </w:r>
     </w:p>
     <w:p>
@@ -4220,8 +5012,44 @@
         <w:rPr>
           <w:lang w:val="fr-CH"/>
         </w:rPr>
-        <w:t>Container Runtime (z. B. containerd): führt Container aus</w:t>
-      </w:r>
+        <w:t xml:space="preserve">Container Runtime (z. B. </w:t>
+      </w:r>
+      <w:proofErr w:type="spellStart"/>
+      <w:r>
+        <w:rPr>
+          <w:lang w:val="fr-CH"/>
+        </w:rPr>
+        <w:t>containerd</w:t>
+      </w:r>
+      <w:proofErr w:type="spellEnd"/>
+      <w:r>
+        <w:rPr>
+          <w:lang w:val="fr-CH"/>
+        </w:rPr>
+        <w:t xml:space="preserve">): </w:t>
+      </w:r>
+      <w:proofErr w:type="spellStart"/>
+      <w:r>
+        <w:rPr>
+          <w:lang w:val="fr-CH"/>
+        </w:rPr>
+        <w:t>führt</w:t>
+      </w:r>
+      <w:proofErr w:type="spellEnd"/>
+      <w:r>
+        <w:rPr>
+          <w:lang w:val="fr-CH"/>
+        </w:rPr>
+        <w:t xml:space="preserve"> Container </w:t>
+      </w:r>
+      <w:proofErr w:type="spellStart"/>
+      <w:r>
+        <w:rPr>
+          <w:lang w:val="fr-CH"/>
+        </w:rPr>
+        <w:t>aus</w:t>
+      </w:r>
+      <w:proofErr w:type="spellEnd"/>
     </w:p>
     <w:p>
       <w:pPr>
@@ -4230,8 +5058,13 @@
           <w:numId w:val="16"/>
         </w:numPr>
       </w:pPr>
-      <w:r>
-        <w:t>kube-proxy: regelt Netzwerkverkehr</w:t>
+      <w:proofErr w:type="spellStart"/>
+      <w:r>
+        <w:t>kube</w:t>
+      </w:r>
+      <w:proofErr w:type="spellEnd"/>
+      <w:r>
+        <w:t>-proxy: regelt Netzwerkverkehr</w:t>
       </w:r>
     </w:p>
     <w:p>
@@ -4242,7 +5075,15 @@
         </w:numPr>
       </w:pPr>
       <w:r>
-        <w:t>Betreiber definiert den Soll-Zustand (z. B. «5 Instanzen von App X laufen immer») → Kubernetes sorgt automatisch dafür</w:t>
+        <w:t xml:space="preserve">Betreiber definiert den Soll-Zustand (z. B. «5 Instanzen von App X laufen immer») → </w:t>
+      </w:r>
+      <w:proofErr w:type="spellStart"/>
+      <w:r>
+        <w:t>Kubernetes</w:t>
+      </w:r>
+      <w:proofErr w:type="spellEnd"/>
+      <w:r>
+        <w:t xml:space="preserve"> sorgt automatisch dafür</w:t>
       </w:r>
     </w:p>
     <w:p>
@@ -4268,12 +5109,21 @@
           <w:numId w:val="17"/>
         </w:numPr>
       </w:pPr>
-      <w:r>
-        <w:rPr>
-          <w:b/>
-          <w:bCs/>
-        </w:rPr>
-        <w:t>Kubernetes (K8s)</w:t>
+      <w:proofErr w:type="spellStart"/>
+      <w:r>
+        <w:rPr>
+          <w:b/>
+          <w:bCs/>
+        </w:rPr>
+        <w:t>Kubernetes</w:t>
+      </w:r>
+      <w:proofErr w:type="spellEnd"/>
+      <w:r>
+        <w:rPr>
+          <w:b/>
+          <w:bCs/>
+        </w:rPr>
+        <w:t xml:space="preserve"> (K8s)</w:t>
       </w:r>
       <w:r>
         <w:t xml:space="preserve"> – De-facto-Standard, open source, Google-Ursprung</w:t>
@@ -4310,8 +5160,17 @@
           <w:bCs/>
         </w:rPr>
         <w:lastRenderedPageBreak/>
-        <w:t>Apache Mesos</w:t>
-      </w:r>
+        <w:t xml:space="preserve">Apache </w:t>
+      </w:r>
+      <w:proofErr w:type="spellStart"/>
+      <w:r>
+        <w:rPr>
+          <w:b/>
+          <w:bCs/>
+        </w:rPr>
+        <w:t>Mesos</w:t>
+      </w:r>
+      <w:proofErr w:type="spellEnd"/>
       <w:r>
         <w:t xml:space="preserve"> – Für sehr grosse Cluster, eher im Rückgang</w:t>
       </w:r>
@@ -4323,12 +5182,37 @@
           <w:numId w:val="17"/>
         </w:numPr>
       </w:pPr>
-      <w:r>
-        <w:rPr>
-          <w:b/>
-          <w:bCs/>
-        </w:rPr>
-        <w:t>Managed Kubernetes-Dienste:</w:t>
+      <w:proofErr w:type="spellStart"/>
+      <w:r>
+        <w:rPr>
+          <w:b/>
+          <w:bCs/>
+        </w:rPr>
+        <w:t>Managed</w:t>
+      </w:r>
+      <w:proofErr w:type="spellEnd"/>
+      <w:r>
+        <w:rPr>
+          <w:b/>
+          <w:bCs/>
+        </w:rPr>
+        <w:t xml:space="preserve"> </w:t>
+      </w:r>
+      <w:proofErr w:type="spellStart"/>
+      <w:r>
+        <w:rPr>
+          <w:b/>
+          <w:bCs/>
+        </w:rPr>
+        <w:t>Kubernetes</w:t>
+      </w:r>
+      <w:proofErr w:type="spellEnd"/>
+      <w:r>
+        <w:rPr>
+          <w:b/>
+          <w:bCs/>
+        </w:rPr>
+        <w:t>-Dienste:</w:t>
       </w:r>
       <w:r>
         <w:t xml:space="preserve"> </w:t>
@@ -4342,7 +5226,23 @@
         </w:numPr>
       </w:pPr>
       <w:r>
-        <w:t>AWS EKS (Elastic Kubernetes Service)</w:t>
+        <w:t>AWS EKS (</w:t>
+      </w:r>
+      <w:proofErr w:type="spellStart"/>
+      <w:r>
+        <w:t>Elastic</w:t>
+      </w:r>
+      <w:proofErr w:type="spellEnd"/>
+      <w:r>
+        <w:t xml:space="preserve"> </w:t>
+      </w:r>
+      <w:proofErr w:type="spellStart"/>
+      <w:r>
+        <w:t>Kubernetes</w:t>
+      </w:r>
+      <w:proofErr w:type="spellEnd"/>
+      <w:r>
+        <w:t xml:space="preserve"> Service)</w:t>
       </w:r>
     </w:p>
     <w:p>
@@ -4353,7 +5253,15 @@
         </w:numPr>
       </w:pPr>
       <w:r>
-        <w:t>Azure AKS (Azure Kubernetes Service)</w:t>
+        <w:t xml:space="preserve">Azure AKS (Azure </w:t>
+      </w:r>
+      <w:proofErr w:type="spellStart"/>
+      <w:r>
+        <w:t>Kubernetes</w:t>
+      </w:r>
+      <w:proofErr w:type="spellEnd"/>
+      <w:r>
+        <w:t xml:space="preserve"> Service)</w:t>
       </w:r>
     </w:p>
     <w:p>
@@ -4364,7 +5272,15 @@
         </w:numPr>
       </w:pPr>
       <w:r>
-        <w:t>Google GKE (Google Kubernetes Engine)</w:t>
+        <w:t xml:space="preserve">Google GKE (Google </w:t>
+      </w:r>
+      <w:proofErr w:type="spellStart"/>
+      <w:r>
+        <w:t>Kubernetes</w:t>
+      </w:r>
+      <w:proofErr w:type="spellEnd"/>
+      <w:r>
+        <w:t xml:space="preserve"> Engine)</w:t>
       </w:r>
     </w:p>
     <w:p>
@@ -4374,8 +5290,29 @@
           <w:numId w:val="17"/>
         </w:numPr>
       </w:pPr>
-      <w:r>
-        <w:t>Red Hat OpenShift (Enterprise Kubernetes)</w:t>
+      <w:proofErr w:type="spellStart"/>
+      <w:r>
+        <w:t>Red</w:t>
+      </w:r>
+      <w:proofErr w:type="spellEnd"/>
+      <w:r>
+        <w:t xml:space="preserve"> Hat </w:t>
+      </w:r>
+      <w:proofErr w:type="spellStart"/>
+      <w:r>
+        <w:t>OpenShift</w:t>
+      </w:r>
+      <w:proofErr w:type="spellEnd"/>
+      <w:r>
+        <w:t xml:space="preserve"> (Enterprise </w:t>
+      </w:r>
+      <w:proofErr w:type="spellStart"/>
+      <w:r>
+        <w:t>Kubernetes</w:t>
+      </w:r>
+      <w:proofErr w:type="spellEnd"/>
+      <w:r>
+        <w:t>)</w:t>
       </w:r>
     </w:p>
     <w:p>
@@ -4393,7 +5330,15 @@
         <w:t>Nomad</w:t>
       </w:r>
       <w:r>
-        <w:t xml:space="preserve"> (HashiCorp) – Leichtgewichtige Alternative zu K8s</w:t>
+        <w:t xml:space="preserve"> (</w:t>
+      </w:r>
+      <w:proofErr w:type="spellStart"/>
+      <w:r>
+        <w:t>HashiCorp</w:t>
+      </w:r>
+      <w:proofErr w:type="spellEnd"/>
+      <w:r>
+        <w:t>) – Leichtgewichtige Alternative zu K8s</w:t>
       </w:r>
     </w:p>
     <w:p>
@@ -4461,7 +5406,15 @@
         </w:numPr>
       </w:pPr>
       <w:r>
-        <w:t>Anwendung muss zustandslos (stateless) sein</w:t>
+        <w:t>Anwendung muss zustandslos (</w:t>
+      </w:r>
+      <w:proofErr w:type="spellStart"/>
+      <w:r>
+        <w:t>stateless</w:t>
+      </w:r>
+      <w:proofErr w:type="spellEnd"/>
+      <w:r>
+        <w:t>) sein</w:t>
       </w:r>
     </w:p>
     <w:p>
@@ -4494,7 +5447,23 @@
         </w:numPr>
       </w:pPr>
       <w:r>
-        <w:t>In Kubernetes: HPA (Horizontal Pod Autoscaler) übernimmt das automatisch</w:t>
+        <w:t xml:space="preserve">In </w:t>
+      </w:r>
+      <w:proofErr w:type="spellStart"/>
+      <w:r>
+        <w:t>Kubernetes</w:t>
+      </w:r>
+      <w:proofErr w:type="spellEnd"/>
+      <w:r>
+        <w:t xml:space="preserve">: HPA (Horizontal Pod </w:t>
+      </w:r>
+      <w:proofErr w:type="spellStart"/>
+      <w:r>
+        <w:t>Autoscaler</w:t>
+      </w:r>
+      <w:proofErr w:type="spellEnd"/>
+      <w:r>
+        <w:t>) übernimmt das automatisch</w:t>
       </w:r>
     </w:p>
     <w:p>
@@ -4505,7 +5474,23 @@
         </w:numPr>
       </w:pPr>
       <w:r>
-        <w:t>Grundprinzip von Cloud-nativen Anwendungen («design for scale»)</w:t>
+        <w:t xml:space="preserve">Grundprinzip von Cloud-nativen Anwendungen («design </w:t>
+      </w:r>
+      <w:proofErr w:type="spellStart"/>
+      <w:r>
+        <w:t>for</w:t>
+      </w:r>
+      <w:proofErr w:type="spellEnd"/>
+      <w:r>
+        <w:t xml:space="preserve"> </w:t>
+      </w:r>
+      <w:proofErr w:type="spellStart"/>
+      <w:r>
+        <w:t>scale</w:t>
+      </w:r>
+      <w:proofErr w:type="spellEnd"/>
+      <w:r>
+        <w:t>»)</w:t>
       </w:r>
     </w:p>
     <w:p>
@@ -4516,12 +5501,21 @@
       </w:r>
     </w:p>
     <w:p>
-      <w:r>
-        <w:rPr>
-          <w:b/>
-          <w:bCs/>
-        </w:rPr>
-        <w:t>Deployment-Strategien</w:t>
+      <w:proofErr w:type="spellStart"/>
+      <w:r>
+        <w:rPr>
+          <w:b/>
+          <w:bCs/>
+        </w:rPr>
+        <w:t>Deployment</w:t>
+      </w:r>
+      <w:proofErr w:type="spellEnd"/>
+      <w:r>
+        <w:rPr>
+          <w:b/>
+          <w:bCs/>
+        </w:rPr>
+        <w:t>-Strategien</w:t>
       </w:r>
     </w:p>
     <w:tbl>
@@ -4647,6 +5641,7 @@
             <w:hideMark/>
           </w:tcPr>
           <w:p>
+            <w:proofErr w:type="spellStart"/>
             <w:r>
               <w:rPr>
                 <w:b/>
@@ -4654,6 +5649,7 @@
               </w:rPr>
               <w:t>Recreate</w:t>
             </w:r>
+            <w:proofErr w:type="spellEnd"/>
           </w:p>
         </w:tc>
         <w:tc>
@@ -4881,8 +5877,17 @@
                 <w:b/>
                 <w:bCs/>
               </w:rPr>
-              <w:t>A/B Testing</w:t>
-            </w:r>
+              <w:t xml:space="preserve">A/B </w:t>
+            </w:r>
+            <w:proofErr w:type="spellStart"/>
+            <w:r>
+              <w:rPr>
+                <w:b/>
+                <w:bCs/>
+              </w:rPr>
+              <w:t>Testing</w:t>
+            </w:r>
+            <w:proofErr w:type="spellEnd"/>
           </w:p>
         </w:tc>
         <w:tc>
@@ -4962,8 +5967,13 @@
           </w:tcPr>
           <w:p>
             <w:r>
-              <w:t>Testen unter Echtlast</w:t>
-            </w:r>
+              <w:t xml:space="preserve">Testen unter </w:t>
+            </w:r>
+            <w:proofErr w:type="spellStart"/>
+            <w:r>
+              <w:t>Echtlast</w:t>
+            </w:r>
+            <w:proofErr w:type="spellEnd"/>
           </w:p>
         </w:tc>
         <w:tc>
@@ -4982,7 +5992,15 @@
     </w:tbl>
     <w:p>
       <w:r>
-        <w:t>Gängigste Praxis: Rolling Update (Standard in Kubernetes) und Blue/Green für kritische Produktivsysteme.</w:t>
+        <w:t xml:space="preserve">Gängigste Praxis: Rolling Update (Standard in </w:t>
+      </w:r>
+      <w:proofErr w:type="spellStart"/>
+      <w:r>
+        <w:t>Kubernetes</w:t>
+      </w:r>
+      <w:proofErr w:type="spellEnd"/>
+      <w:r>
+        <w:t>) und Blue/Green für kritische Produktivsysteme.</w:t>
       </w:r>
     </w:p>
     <w:p>
@@ -4995,22 +6013,35 @@
         <w:rPr>
           <w:b/>
           <w:bCs/>
-        </w:rPr>
-      </w:pPr>
-      <w:r>
-        <w:rPr>
-          <w:b/>
-          <w:bCs/>
+          <w:lang w:val="fr-CH"/>
+        </w:rPr>
+      </w:pPr>
+      <w:r>
+        <w:rPr>
+          <w:b/>
+          <w:bCs/>
+          <w:lang w:val="fr-CH"/>
         </w:rPr>
         <w:lastRenderedPageBreak/>
         <w:t>Git Workflow</w:t>
       </w:r>
     </w:p>
     <w:p>
-      <w:r>
+      <w:pPr>
+        <w:rPr>
+          <w:lang w:val="fr-CH"/>
+        </w:rPr>
+      </w:pPr>
+      <w:r>
+        <w:rPr>
+          <w:lang w:val="fr-CH"/>
+        </w:rPr>
         <w:t>g</w:t>
       </w:r>
       <w:r>
+        <w:rPr>
+          <w:lang w:val="fr-CH"/>
+        </w:rPr>
         <w:t>it clone &lt;url&gt;</w:t>
       </w:r>
     </w:p>
@@ -5030,12 +6061,26 @@
         <w:rPr>
           <w:lang w:val="fr-CH"/>
         </w:rPr>
-        <w:t xml:space="preserve">it add </w:t>
-      </w:r>
+        <w:t xml:space="preserve">it </w:t>
+      </w:r>
+      <w:proofErr w:type="spellStart"/>
       <w:r>
         <w:rPr>
           <w:lang w:val="fr-CH"/>
         </w:rPr>
+        <w:t>add</w:t>
+      </w:r>
+      <w:proofErr w:type="spellEnd"/>
+      <w:r>
+        <w:rPr>
+          <w:lang w:val="fr-CH"/>
+        </w:rPr>
+        <w:t xml:space="preserve"> </w:t>
+      </w:r>
+      <w:r>
+        <w:rPr>
+          <w:lang w:val="fr-CH"/>
+        </w:rPr>
         <w:t>.</w:t>
       </w:r>
     </w:p>
@@ -5065,13 +6110,23 @@
       </w:r>
     </w:p>
     <w:p>
-      <w:r>
-        <w:t>git push</w:t>
-      </w:r>
-    </w:p>
-    <w:p>
-      <w:r>
-        <w:t>git pull</w:t>
+      <w:proofErr w:type="spellStart"/>
+      <w:r>
+        <w:t>git</w:t>
+      </w:r>
+      <w:proofErr w:type="spellEnd"/>
+      <w:r>
+        <w:t xml:space="preserve"> push</w:t>
+      </w:r>
+    </w:p>
+    <w:p>
+      <w:proofErr w:type="spellStart"/>
+      <w:r>
+        <w:t>git</w:t>
+      </w:r>
+      <w:proofErr w:type="spellEnd"/>
+      <w:r>
+        <w:t xml:space="preserve"> pull</w:t>
       </w:r>
     </w:p>
     <w:p/>
@@ -5091,12 +6146,26 @@
       </w:r>
     </w:p>
     <w:p>
+      <w:proofErr w:type="spellStart"/>
       <w:r>
         <w:t>dock</w:t>
       </w:r>
       <w:r>
-        <w:t xml:space="preserve">er build -f </w:t>
-      </w:r>
+        <w:t>er</w:t>
+      </w:r>
+      <w:proofErr w:type="spellEnd"/>
+      <w:r>
+        <w:t xml:space="preserve"> </w:t>
+      </w:r>
+      <w:proofErr w:type="spellStart"/>
+      <w:r>
+        <w:t>build</w:t>
+      </w:r>
+      <w:proofErr w:type="spellEnd"/>
+      <w:r>
+        <w:t xml:space="preserve"> -f </w:t>
+      </w:r>
+      <w:proofErr w:type="spellStart"/>
       <w:r>
         <w:t>d</w:t>
       </w:r>
@@ -5109,6 +6178,7 @@
       <w:r>
         <w:t>b</w:t>
       </w:r>
+      <w:proofErr w:type="spellEnd"/>
       <w:r>
         <w:t xml:space="preserve"> </w:t>
       </w:r>
@@ -5130,12 +6200,14 @@
         </w:rPr>
         <w:t>&lt;</w:t>
       </w:r>
+      <w:proofErr w:type="spellStart"/>
       <w:r>
         <w:rPr>
           <w:highlight w:val="yellow"/>
         </w:rPr>
         <w:t>username</w:t>
       </w:r>
+      <w:proofErr w:type="spellEnd"/>
       <w:r>
         <w:rPr>
           <w:highlight w:val="yellow"/>
@@ -5146,14 +6218,22 @@
         <w:rPr>
           <w:highlight w:val="yellow"/>
         </w:rPr>
-        <w:t>/html-docker-app:</w:t>
-      </w:r>
+        <w:t>/</w:t>
+      </w:r>
+      <w:proofErr w:type="spellStart"/>
       <w:r>
         <w:rPr>
           <w:highlight w:val="yellow"/>
         </w:rPr>
+        <w:t>html-docker-app:</w:t>
+      </w:r>
+      <w:r>
+        <w:rPr>
+          <w:highlight w:val="yellow"/>
+        </w:rPr>
         <w:t>latest</w:t>
       </w:r>
+      <w:proofErr w:type="spellEnd"/>
       <w:r>
         <w:t>.</w:t>
       </w:r>
@@ -5164,11 +6244,16 @@
           <w:color w:val="000000" w:themeColor="text1"/>
         </w:rPr>
       </w:pPr>
+      <w:proofErr w:type="spellStart"/>
       <w:r>
         <w:t>d</w:t>
       </w:r>
       <w:r>
-        <w:t xml:space="preserve">ocker </w:t>
+        <w:t>ocker</w:t>
+      </w:r>
+      <w:proofErr w:type="spellEnd"/>
+      <w:r>
+        <w:t xml:space="preserve"> </w:t>
       </w:r>
       <w:r>
         <w:t xml:space="preserve">push </w:t>
@@ -5187,16 +6272,32 @@
           <w:color w:val="000000" w:themeColor="text1"/>
         </w:rPr>
       </w:pPr>
+      <w:proofErr w:type="spellStart"/>
       <w:r>
         <w:rPr>
           <w:color w:val="000000" w:themeColor="text1"/>
         </w:rPr>
-        <w:t>docker run</w:t>
-      </w:r>
+        <w:t>docker</w:t>
+      </w:r>
+      <w:proofErr w:type="spellEnd"/>
       <w:r>
         <w:rPr>
           <w:color w:val="000000" w:themeColor="text1"/>
         </w:rPr>
+        <w:t xml:space="preserve"> </w:t>
+      </w:r>
+      <w:proofErr w:type="spellStart"/>
+      <w:r>
+        <w:rPr>
+          <w:color w:val="000000" w:themeColor="text1"/>
+        </w:rPr>
+        <w:t>run</w:t>
+      </w:r>
+      <w:proofErr w:type="spellEnd"/>
+      <w:r>
+        <w:rPr>
+          <w:color w:val="000000" w:themeColor="text1"/>
+        </w:rPr>
         <w:t xml:space="preserve"> -</w:t>
       </w:r>
       <w:r>
@@ -5227,7 +6328,21 @@
         <w:rPr>
           <w:color w:val="000000" w:themeColor="text1"/>
         </w:rPr>
-        <w:t xml:space="preserve">--name </w:t>
+        <w:t>--</w:t>
+      </w:r>
+      <w:proofErr w:type="spellStart"/>
+      <w:r>
+        <w:rPr>
+          <w:color w:val="000000" w:themeColor="text1"/>
+        </w:rPr>
+        <w:t>name</w:t>
+      </w:r>
+      <w:proofErr w:type="spellEnd"/>
+      <w:r>
+        <w:rPr>
+          <w:color w:val="000000" w:themeColor="text1"/>
+        </w:rPr>
+        <w:t xml:space="preserve"> </w:t>
       </w:r>
       <w:r>
         <w:rPr>
@@ -5244,34 +6359,160 @@
       </w:r>
     </w:p>
     <w:p>
-      <w:r>
-        <w:t>docker stop &lt;name/id&gt;</w:t>
-      </w:r>
-    </w:p>
-    <w:p>
-      <w:r>
-        <w:t>docker rm &lt;name/id&gt;</w:t>
-      </w:r>
-    </w:p>
-    <w:p>
-      <w:r>
-        <w:t>docker rmi &lt;name/id&gt;</w:t>
-      </w:r>
-    </w:p>
-    <w:p>
-      <w:r>
-        <w:t>docker ps -a</w:t>
-      </w:r>
-    </w:p>
-    <w:p>
-      <w:r>
-        <w:t xml:space="preserve">docker </w:t>
-      </w:r>
-      <w:r>
-        <w:t xml:space="preserve">exec -it </w:t>
-      </w:r>
-      <w:r>
-        <w:t>&lt;name/id&gt; sh</w:t>
+      <w:proofErr w:type="spellStart"/>
+      <w:r>
+        <w:t>docker</w:t>
+      </w:r>
+      <w:proofErr w:type="spellEnd"/>
+      <w:r>
+        <w:t xml:space="preserve"> </w:t>
+      </w:r>
+      <w:proofErr w:type="spellStart"/>
+      <w:r>
+        <w:t>stop</w:t>
+      </w:r>
+      <w:proofErr w:type="spellEnd"/>
+      <w:r>
+        <w:t xml:space="preserve"> &lt;</w:t>
+      </w:r>
+      <w:proofErr w:type="spellStart"/>
+      <w:r>
+        <w:t>name</w:t>
+      </w:r>
+      <w:proofErr w:type="spellEnd"/>
+      <w:r>
+        <w:t>/</w:t>
+      </w:r>
+      <w:proofErr w:type="spellStart"/>
+      <w:r>
+        <w:t>id</w:t>
+      </w:r>
+      <w:proofErr w:type="spellEnd"/>
+      <w:r>
+        <w:t>&gt;</w:t>
+      </w:r>
+    </w:p>
+    <w:p>
+      <w:proofErr w:type="spellStart"/>
+      <w:r>
+        <w:t>docker</w:t>
+      </w:r>
+      <w:proofErr w:type="spellEnd"/>
+      <w:r>
+        <w:t xml:space="preserve"> </w:t>
+      </w:r>
+      <w:proofErr w:type="spellStart"/>
+      <w:r>
+        <w:t>rm</w:t>
+      </w:r>
+      <w:proofErr w:type="spellEnd"/>
+      <w:r>
+        <w:t xml:space="preserve"> &lt;</w:t>
+      </w:r>
+      <w:proofErr w:type="spellStart"/>
+      <w:r>
+        <w:t>name</w:t>
+      </w:r>
+      <w:proofErr w:type="spellEnd"/>
+      <w:r>
+        <w:t>/</w:t>
+      </w:r>
+      <w:proofErr w:type="spellStart"/>
+      <w:r>
+        <w:t>id</w:t>
+      </w:r>
+      <w:proofErr w:type="spellEnd"/>
+      <w:r>
+        <w:t>&gt;</w:t>
+      </w:r>
+    </w:p>
+    <w:p>
+      <w:proofErr w:type="spellStart"/>
+      <w:r>
+        <w:t>docker</w:t>
+      </w:r>
+      <w:proofErr w:type="spellEnd"/>
+      <w:r>
+        <w:t xml:space="preserve"> </w:t>
+      </w:r>
+      <w:proofErr w:type="spellStart"/>
+      <w:r>
+        <w:t>rmi</w:t>
+      </w:r>
+      <w:proofErr w:type="spellEnd"/>
+      <w:r>
+        <w:t xml:space="preserve"> &lt;</w:t>
+      </w:r>
+      <w:proofErr w:type="spellStart"/>
+      <w:r>
+        <w:t>name</w:t>
+      </w:r>
+      <w:proofErr w:type="spellEnd"/>
+      <w:r>
+        <w:t>/</w:t>
+      </w:r>
+      <w:proofErr w:type="spellStart"/>
+      <w:r>
+        <w:t>id</w:t>
+      </w:r>
+      <w:proofErr w:type="spellEnd"/>
+      <w:r>
+        <w:t>&gt;</w:t>
+      </w:r>
+    </w:p>
+    <w:p>
+      <w:proofErr w:type="spellStart"/>
+      <w:r>
+        <w:t>docker</w:t>
+      </w:r>
+      <w:proofErr w:type="spellEnd"/>
+      <w:r>
+        <w:t xml:space="preserve"> ps -a</w:t>
+      </w:r>
+    </w:p>
+    <w:p>
+      <w:proofErr w:type="spellStart"/>
+      <w:r>
+        <w:t>docker</w:t>
+      </w:r>
+      <w:proofErr w:type="spellEnd"/>
+      <w:r>
+        <w:t xml:space="preserve"> </w:t>
+      </w:r>
+      <w:proofErr w:type="spellStart"/>
+      <w:r>
+        <w:t>exec</w:t>
+      </w:r>
+      <w:proofErr w:type="spellEnd"/>
+      <w:r>
+        <w:t xml:space="preserve"> -</w:t>
+      </w:r>
+      <w:proofErr w:type="spellStart"/>
+      <w:r>
+        <w:t>it</w:t>
+      </w:r>
+      <w:proofErr w:type="spellEnd"/>
+      <w:r>
+        <w:t xml:space="preserve"> </w:t>
+      </w:r>
+      <w:r>
+        <w:t>&lt;</w:t>
+      </w:r>
+      <w:proofErr w:type="spellStart"/>
+      <w:r>
+        <w:t>name</w:t>
+      </w:r>
+      <w:proofErr w:type="spellEnd"/>
+      <w:r>
+        <w:t>/</w:t>
+      </w:r>
+      <w:proofErr w:type="spellStart"/>
+      <w:r>
+        <w:t>id</w:t>
+      </w:r>
+      <w:proofErr w:type="spellEnd"/>
+      <w:r>
+        <w:t>&gt; sh</w:t>
       </w:r>
     </w:p>
     <w:p/>
@@ -5283,25 +6524,35 @@
           <w:lang w:val="fr-CH"/>
         </w:rPr>
       </w:pPr>
+      <w:proofErr w:type="spellStart"/>
       <w:r>
         <w:rPr>
           <w:b/>
           <w:bCs/>
           <w:lang w:val="fr-CH"/>
         </w:rPr>
-        <w:t xml:space="preserve">Kubernetis </w:t>
-      </w:r>
-    </w:p>
-    <w:p>
-      <w:pPr>
-        <w:rPr>
+        <w:t>Kubernetis</w:t>
+      </w:r>
+      <w:proofErr w:type="spellEnd"/>
+      <w:r>
+        <w:rPr>
+          <w:b/>
+          <w:bCs/>
           <w:lang w:val="fr-CH"/>
         </w:rPr>
-      </w:pPr>
-      <w:r>
+        <w:t xml:space="preserve"> </w:t>
+      </w:r>
+    </w:p>
+    <w:p>
+      <w:pPr>
         <w:rPr>
           <w:lang w:val="fr-CH"/>
         </w:rPr>
+      </w:pPr>
+      <w:r>
+        <w:rPr>
+          <w:lang w:val="fr-CH"/>
+        </w:rPr>
         <w:t xml:space="preserve">oc </w:t>
       </w:r>
       <w:r>
@@ -5321,58 +6572,133 @@
         <w:rPr>
           <w:lang w:val="fr-CH"/>
         </w:rPr>
-        <w:t>oc project &lt;user&gt;</w:t>
-      </w:r>
-    </w:p>
-    <w:p>
-      <w:pPr>
+        <w:t xml:space="preserve">oc </w:t>
+      </w:r>
+      <w:proofErr w:type="spellStart"/>
+      <w:r>
         <w:rPr>
           <w:lang w:val="fr-CH"/>
         </w:rPr>
-      </w:pPr>
+        <w:t>project</w:t>
+      </w:r>
+      <w:proofErr w:type="spellEnd"/>
       <w:r>
         <w:rPr>
           <w:lang w:val="fr-CH"/>
         </w:rPr>
+        <w:t xml:space="preserve"> &lt;user&gt;</w:t>
+      </w:r>
+    </w:p>
+    <w:p>
+      <w:pPr>
+        <w:rPr>
+          <w:lang w:val="fr-CH"/>
+        </w:rPr>
+      </w:pPr>
+      <w:r>
+        <w:rPr>
+          <w:lang w:val="fr-CH"/>
+        </w:rPr>
         <w:t>oc</w:t>
       </w:r>
       <w:r>
         <w:rPr>
           <w:lang w:val="fr-CH"/>
         </w:rPr>
-        <w:t xml:space="preserve"> apply -f </w:t>
-      </w:r>
+        <w:t xml:space="preserve"> </w:t>
+      </w:r>
+      <w:proofErr w:type="spellStart"/>
       <w:r>
         <w:rPr>
           <w:lang w:val="fr-CH"/>
         </w:rPr>
+        <w:t>apply</w:t>
+      </w:r>
+      <w:proofErr w:type="spellEnd"/>
+      <w:r>
+        <w:rPr>
+          <w:lang w:val="fr-CH"/>
+        </w:rPr>
+        <w:t xml:space="preserve"> -f </w:t>
+      </w:r>
+      <w:r>
+        <w:rPr>
+          <w:lang w:val="fr-CH"/>
+        </w:rPr>
         <w:t>oc/01-with-deployment</w:t>
       </w:r>
       <w:r>
         <w:rPr>
           <w:lang w:val="fr-CH"/>
         </w:rPr>
-        <w:t xml:space="preserve"> --recursiv</w:t>
-      </w:r>
+        <w:t xml:space="preserve"> --</w:t>
+      </w:r>
+      <w:proofErr w:type="spellStart"/>
       <w:r>
         <w:rPr>
           <w:lang w:val="fr-CH"/>
         </w:rPr>
+        <w:t>recursiv</w:t>
+      </w:r>
+      <w:r>
+        <w:rPr>
+          <w:lang w:val="fr-CH"/>
+        </w:rPr>
         <w:t>e</w:t>
       </w:r>
-    </w:p>
-    <w:p>
-      <w:r>
-        <w:t xml:space="preserve">oc deleate all </w:t>
+      <w:proofErr w:type="spellEnd"/>
+    </w:p>
+    <w:p>
+      <w:proofErr w:type="spellStart"/>
+      <w:r>
+        <w:t>oc</w:t>
+      </w:r>
+      <w:proofErr w:type="spellEnd"/>
+      <w:r>
+        <w:t xml:space="preserve"> </w:t>
+      </w:r>
+      <w:proofErr w:type="spellStart"/>
+      <w:r>
+        <w:t>deleate</w:t>
+      </w:r>
+      <w:proofErr w:type="spellEnd"/>
+      <w:r>
+        <w:t xml:space="preserve"> all </w:t>
       </w:r>
       <w:r>
         <w:t>--</w:t>
       </w:r>
-      <w:r>
-        <w:t>selector=</w:t>
-      </w:r>
-      <w:r>
-        <w:t>app=html-openshift-app</w:t>
+      <w:proofErr w:type="spellStart"/>
+      <w:r>
+        <w:t>selector</w:t>
+      </w:r>
+      <w:proofErr w:type="spellEnd"/>
+      <w:r>
+        <w:t>=</w:t>
+      </w:r>
+      <w:proofErr w:type="spellStart"/>
+      <w:r>
+        <w:t>app</w:t>
+      </w:r>
+      <w:proofErr w:type="spellEnd"/>
+      <w:r>
+        <w:t>=</w:t>
+      </w:r>
+      <w:proofErr w:type="spellStart"/>
+      <w:r>
+        <w:t>html</w:t>
+      </w:r>
+      <w:proofErr w:type="spellEnd"/>
+      <w:r>
+        <w:t>-</w:t>
+      </w:r>
+      <w:proofErr w:type="spellStart"/>
+      <w:r>
+        <w:t>openshift</w:t>
+      </w:r>
+      <w:proofErr w:type="spellEnd"/>
+      <w:r>
+        <w:t>-app</w:t>
       </w:r>
       <w:r>
         <w:t xml:space="preserve"> </w:t>
@@ -5381,30 +6707,195 @@
     <w:p/>
     <w:p>
       <w:r>
-        <w:t>HTML file ändern</w:t>
-      </w:r>
-    </w:p>
-    <w:p>
-      <w:r>
-        <w:t>Git commit and push</w:t>
-      </w:r>
-    </w:p>
-    <w:p>
-      <w:r>
-        <w:t>Docker build and push</w:t>
-      </w:r>
-    </w:p>
-    <w:p>
-      <w:r>
-        <w:t xml:space="preserve">Down and Upscale oder </w:t>
-      </w:r>
-      <w:r>
-        <w:t xml:space="preserve">name ändern </w:t>
-      </w:r>
-    </w:p>
-    <w:p>
-      <w:r>
-        <w:t>oc apply</w:t>
+        <w:t xml:space="preserve">HTML </w:t>
+      </w:r>
+      <w:proofErr w:type="spellStart"/>
+      <w:r>
+        <w:t>file</w:t>
+      </w:r>
+      <w:proofErr w:type="spellEnd"/>
+      <w:r>
+        <w:t xml:space="preserve"> ändern</w:t>
+      </w:r>
+    </w:p>
+    <w:p>
+      <w:proofErr w:type="spellStart"/>
+      <w:r>
+        <w:t>Git</w:t>
+      </w:r>
+      <w:proofErr w:type="spellEnd"/>
+      <w:r>
+        <w:t xml:space="preserve"> </w:t>
+      </w:r>
+      <w:proofErr w:type="spellStart"/>
+      <w:r>
+        <w:t>commit</w:t>
+      </w:r>
+      <w:proofErr w:type="spellEnd"/>
+      <w:r>
+        <w:t xml:space="preserve"> and push</w:t>
+      </w:r>
+    </w:p>
+    <w:p>
+      <w:r>
+        <w:t xml:space="preserve">Docker </w:t>
+      </w:r>
+      <w:proofErr w:type="spellStart"/>
+      <w:r>
+        <w:t>build</w:t>
+      </w:r>
+      <w:proofErr w:type="spellEnd"/>
+      <w:r>
+        <w:t xml:space="preserve"> and push</w:t>
+      </w:r>
+    </w:p>
+    <w:p>
+      <w:r>
+        <w:t xml:space="preserve">Down and </w:t>
+      </w:r>
+      <w:proofErr w:type="spellStart"/>
+      <w:r>
+        <w:t>Upscale</w:t>
+      </w:r>
+      <w:proofErr w:type="spellEnd"/>
+      <w:r>
+        <w:t xml:space="preserve"> oder </w:t>
+      </w:r>
+      <w:proofErr w:type="spellStart"/>
+      <w:r>
+        <w:t>name</w:t>
+      </w:r>
+      <w:proofErr w:type="spellEnd"/>
+      <w:r>
+        <w:t xml:space="preserve"> ändern </w:t>
+      </w:r>
+    </w:p>
+    <w:p>
+      <w:pPr>
+        <w:rPr>
+          <w:lang w:val="fr-CH"/>
+        </w:rPr>
+      </w:pPr>
+      <w:r>
+        <w:rPr>
+          <w:lang w:val="fr-CH"/>
+        </w:rPr>
+        <w:t xml:space="preserve">oc </w:t>
+      </w:r>
+      <w:proofErr w:type="spellStart"/>
+      <w:r>
+        <w:rPr>
+          <w:lang w:val="fr-CH"/>
+        </w:rPr>
+        <w:t>apply</w:t>
+      </w:r>
+      <w:proofErr w:type="spellEnd"/>
+    </w:p>
+    <w:p>
+      <w:pPr>
+        <w:rPr>
+          <w:lang w:val="fr-CH"/>
+        </w:rPr>
+      </w:pPr>
+    </w:p>
+    <w:p>
+      <w:pPr>
+        <w:rPr>
+          <w:lang w:val="fr-CH"/>
+        </w:rPr>
+      </w:pPr>
+      <w:r>
+        <w:rPr>
+          <w:lang w:val="fr-CH"/>
+        </w:rPr>
+        <w:lastRenderedPageBreak/>
+        <w:t xml:space="preserve">oc </w:t>
+      </w:r>
+      <w:proofErr w:type="spellStart"/>
+      <w:r>
+        <w:rPr>
+          <w:lang w:val="fr-CH"/>
+        </w:rPr>
+        <w:t>apply</w:t>
+      </w:r>
+      <w:proofErr w:type="spellEnd"/>
+      <w:r>
+        <w:rPr>
+          <w:lang w:val="fr-CH"/>
+        </w:rPr>
+        <w:t xml:space="preserve"> -.</w:t>
+      </w:r>
+    </w:p>
+    <w:p>
+      <w:pPr>
+        <w:rPr>
+          <w:lang w:val="fr-CH"/>
+        </w:rPr>
+      </w:pPr>
+    </w:p>
+    <w:p>
+      <w:pPr>
+        <w:rPr>
+          <w:b/>
+          <w:bCs/>
+          <w:lang w:val="fr-CH"/>
+        </w:rPr>
+      </w:pPr>
+      <w:r>
+        <w:rPr>
+          <w:b/>
+          <w:bCs/>
+          <w:lang w:val="fr-CH"/>
+        </w:rPr>
+        <w:t>Troubleshooting</w:t>
+      </w:r>
+    </w:p>
+    <w:p>
+      <w:pPr>
+        <w:rPr>
+          <w:lang w:val="fr-CH"/>
+        </w:rPr>
+      </w:pPr>
+      <w:proofErr w:type="spellStart"/>
+      <w:r>
+        <w:rPr>
+          <w:lang w:val="fr-CH"/>
+        </w:rPr>
+        <w:t>Deployment</w:t>
+      </w:r>
+      <w:proofErr w:type="spellEnd"/>
+      <w:r>
+        <w:rPr>
+          <w:lang w:val="fr-CH"/>
+        </w:rPr>
+        <w:t xml:space="preserve"> </w:t>
+      </w:r>
+      <w:proofErr w:type="spellStart"/>
+      <w:r>
+        <w:rPr>
+          <w:lang w:val="fr-CH"/>
+        </w:rPr>
+        <w:t>Ebene</w:t>
+      </w:r>
+      <w:proofErr w:type="spellEnd"/>
+      <w:r>
+        <w:rPr>
+          <w:lang w:val="fr-CH"/>
+        </w:rPr>
+        <w:t xml:space="preserve"> Events</w:t>
+      </w:r>
+    </w:p>
+    <w:p>
+      <w:r>
+        <w:t>Pods Eben</w:t>
+      </w:r>
+      <w:r>
+        <w:t>e Events</w:t>
+      </w:r>
+    </w:p>
+    <w:p>
+      <w:r>
+        <w:t>Pod Ebene Logs</w:t>
       </w:r>
     </w:p>
     <w:p/>
@@ -5415,8 +6906,13 @@
       </w:r>
     </w:p>
     <w:p>
-      <w:r>
-        <w:t xml:space="preserve">Wirschaftlicher Begriff </w:t>
+      <w:proofErr w:type="spellStart"/>
+      <w:r>
+        <w:t>Wirschaftlicher</w:t>
+      </w:r>
+      <w:proofErr w:type="spellEnd"/>
+      <w:r>
+        <w:t xml:space="preserve"> Begriff </w:t>
       </w:r>
       <w:r>
         <w:t>Anbieter um Geld zu verdienen</w:t>
@@ -5424,9 +6920,27 @@
       <w:r>
         <w:t xml:space="preserve"> - </w:t>
       </w:r>
-      <w:r>
-        <w:t>economy of scale</w:t>
-      </w:r>
+      <w:proofErr w:type="spellStart"/>
+      <w:r>
+        <w:t>economy</w:t>
+      </w:r>
+      <w:proofErr w:type="spellEnd"/>
+      <w:r>
+        <w:t xml:space="preserve"> </w:t>
+      </w:r>
+      <w:proofErr w:type="spellStart"/>
+      <w:r>
+        <w:t>of</w:t>
+      </w:r>
+      <w:proofErr w:type="spellEnd"/>
+      <w:r>
+        <w:t xml:space="preserve"> </w:t>
+      </w:r>
+      <w:proofErr w:type="spellStart"/>
+      <w:r>
+        <w:t>scale</w:t>
+      </w:r>
+      <w:proofErr w:type="spellEnd"/>
     </w:p>
     <w:p>
       <w:r>
@@ -5451,6 +6965,25 @@
       </w:r>
       <w:r>
         <w:t>GUI</w:t>
+      </w:r>
+    </w:p>
+    <w:p>
+      <w:r>
+        <w:t>Terraform</w:t>
+      </w:r>
+    </w:p>
+    <w:p/>
+    <w:p>
+      <w:r>
+        <w:t>Extra</w:t>
+      </w:r>
+    </w:p>
+    <w:p>
+      <w:r>
+        <w:t xml:space="preserve">Logs und </w:t>
+      </w:r>
+      <w:r>
+        <w:t>Events</w:t>
       </w:r>
     </w:p>
     <w:sectPr>
